--- a/cv/ScottMcKissockCV.docx
+++ b/cv/ScottMcKissockCV.docx
@@ -32,16 +32,16 @@
         <w:rPr>
           <w:rFonts w:ascii="Helvetica" w:eastAsia="Times New Roman" w:hAnsi="Helvetica" w:cs="Helvetica"/>
           <w:color w:val="212121"/>
-          <w:sz w:val="26"/>
-          <w:szCs w:val="26"/>
-        </w:rPr>
-      </w:pPr>
-      <w:r>
-        <w:rPr>
-          <w:rFonts w:ascii="Helvetica" w:eastAsia="Times New Roman" w:hAnsi="Helvetica" w:cs="Helvetica"/>
-          <w:color w:val="212121"/>
-          <w:sz w:val="26"/>
-          <w:szCs w:val="26"/>
+          <w:sz w:val="24"/>
+          <w:szCs w:val="24"/>
+        </w:rPr>
+      </w:pPr>
+      <w:r>
+        <w:rPr>
+          <w:rFonts w:ascii="Helvetica" w:eastAsia="Times New Roman" w:hAnsi="Helvetica" w:cs="Helvetica"/>
+          <w:color w:val="212121"/>
+          <w:sz w:val="24"/>
+          <w:szCs w:val="24"/>
         </w:rPr>
         <w:t>McLean, VA</w:t>
       </w:r>
@@ -49,8 +49,8 @@
         <w:rPr>
           <w:rFonts w:ascii="Helvetica" w:eastAsia="Times New Roman" w:hAnsi="Helvetica" w:cs="Helvetica"/>
           <w:color w:val="212121"/>
-          <w:sz w:val="26"/>
-          <w:szCs w:val="26"/>
+          <w:sz w:val="24"/>
+          <w:szCs w:val="24"/>
         </w:rPr>
         <w:br/>
       </w:r>
@@ -58,8 +58,8 @@
         <w:rPr>
           <w:rFonts w:ascii="Helvetica" w:eastAsia="Times New Roman" w:hAnsi="Helvetica" w:cs="Helvetica"/>
           <w:color w:val="212121"/>
-          <w:sz w:val="26"/>
-          <w:szCs w:val="26"/>
+          <w:sz w:val="24"/>
+          <w:szCs w:val="24"/>
         </w:rPr>
         <w:t>202 870-9336</w:t>
       </w:r>
@@ -67,8 +67,8 @@
         <w:rPr>
           <w:rFonts w:ascii="Helvetica" w:eastAsia="Times New Roman" w:hAnsi="Helvetica" w:cs="Helvetica"/>
           <w:color w:val="212121"/>
-          <w:sz w:val="26"/>
-          <w:szCs w:val="26"/>
+          <w:sz w:val="24"/>
+          <w:szCs w:val="24"/>
         </w:rPr>
         <w:t>  </w:t>
       </w:r>
@@ -80,8 +80,8 @@
         <w:rPr>
           <w:rFonts w:ascii="Helvetica" w:eastAsia="Times New Roman" w:hAnsi="Helvetica" w:cs="Helvetica"/>
           <w:color w:val="212121"/>
-          <w:sz w:val="26"/>
-          <w:szCs w:val="26"/>
+          <w:sz w:val="24"/>
+          <w:szCs w:val="24"/>
         </w:rPr>
       </w:pPr>
       <w:hyperlink r:id="rId8" w:history="1">
@@ -89,8 +89,8 @@
           <w:rPr>
             <w:rStyle w:val="Hyperlink"/>
             <w:rFonts w:ascii="Helvetica" w:eastAsia="Times New Roman" w:hAnsi="Helvetica" w:cs="Helvetica"/>
-            <w:sz w:val="26"/>
-            <w:szCs w:val="26"/>
+            <w:sz w:val="24"/>
+            <w:szCs w:val="24"/>
           </w:rPr>
           <w:t>scottmckissock@gmail.com</w:t>
         </w:r>
@@ -103,16 +103,16 @@
         <w:rPr>
           <w:rFonts w:ascii="Helvetica" w:eastAsia="Times New Roman" w:hAnsi="Helvetica" w:cs="Helvetica"/>
           <w:color w:val="212121"/>
-          <w:sz w:val="26"/>
-          <w:szCs w:val="26"/>
-        </w:rPr>
-      </w:pPr>
-      <w:r>
-        <w:rPr>
-          <w:rFonts w:ascii="Helvetica" w:eastAsia="Times New Roman" w:hAnsi="Helvetica" w:cs="Helvetica"/>
-          <w:color w:val="212121"/>
-          <w:sz w:val="26"/>
-          <w:szCs w:val="26"/>
+          <w:sz w:val="24"/>
+          <w:szCs w:val="24"/>
+        </w:rPr>
+      </w:pPr>
+      <w:r>
+        <w:rPr>
+          <w:rFonts w:ascii="Helvetica" w:eastAsia="Times New Roman" w:hAnsi="Helvetica" w:cs="Helvetica"/>
+          <w:color w:val="212121"/>
+          <w:sz w:val="24"/>
+          <w:szCs w:val="24"/>
         </w:rPr>
         <w:t>https://smckissock.github.io/work-samples/</w:t>
       </w:r>
@@ -124,16 +124,16 @@
         <w:rPr>
           <w:rFonts w:ascii="Helvetica" w:eastAsia="Times New Roman" w:hAnsi="Helvetica" w:cs="Helvetica"/>
           <w:color w:val="212121"/>
-          <w:sz w:val="26"/>
-          <w:szCs w:val="26"/>
-        </w:rPr>
-      </w:pPr>
-      <w:r>
-        <w:rPr>
-          <w:rFonts w:ascii="Helvetica" w:eastAsia="Times New Roman" w:hAnsi="Helvetica" w:cs="Helvetica"/>
-          <w:color w:val="212121"/>
-          <w:sz w:val="26"/>
-          <w:szCs w:val="26"/>
+          <w:sz w:val="24"/>
+          <w:szCs w:val="24"/>
+        </w:rPr>
+      </w:pPr>
+      <w:r>
+        <w:rPr>
+          <w:rFonts w:ascii="Helvetica" w:eastAsia="Times New Roman" w:hAnsi="Helvetica" w:cs="Helvetica"/>
+          <w:color w:val="212121"/>
+          <w:sz w:val="24"/>
+          <w:szCs w:val="24"/>
         </w:rPr>
         <w:t xml:space="preserve">Active </w:t>
       </w:r>
@@ -142,8 +142,8 @@
         <w:rPr>
           <w:rFonts w:ascii="Helvetica" w:eastAsia="Times New Roman" w:hAnsi="Helvetica" w:cs="Helvetica"/>
           <w:color w:val="212121"/>
-          <w:sz w:val="26"/>
-          <w:szCs w:val="26"/>
+          <w:sz w:val="24"/>
+          <w:szCs w:val="24"/>
         </w:rPr>
         <w:t>top secret</w:t>
       </w:r>
@@ -152,8 +152,8 @@
         <w:rPr>
           <w:rFonts w:ascii="Helvetica" w:eastAsia="Times New Roman" w:hAnsi="Helvetica" w:cs="Helvetica"/>
           <w:color w:val="212121"/>
-          <w:sz w:val="26"/>
-          <w:szCs w:val="26"/>
+          <w:sz w:val="24"/>
+          <w:szCs w:val="24"/>
         </w:rPr>
         <w:t xml:space="preserve"> clearance </w:t>
       </w:r>
@@ -202,9 +202,13 @@
           <w:sz w:val="29"/>
           <w:szCs w:val="29"/>
         </w:rPr>
-        <w:t xml:space="preserve">Professional </w:t>
-      </w:r>
-      <w:r>
+        <w:t>Professional Summary</w:t>
+      </w:r>
+    </w:p>
+    <w:p>
+      <w:pPr>
+        <w:shd w:val="clear" w:color="auto" w:fill="FFFFFF"/>
+        <w:spacing w:after="0" w:line="240" w:lineRule="auto"/>
         <w:rPr>
           <w:rFonts w:ascii="Helvetica" w:eastAsia="Times New Roman" w:hAnsi="Helvetica" w:cs="Helvetica"/>
           <w:b/>
@@ -213,6 +217,90 @@
           <w:sz w:val="29"/>
           <w:szCs w:val="29"/>
         </w:rPr>
+      </w:pPr>
+    </w:p>
+    <w:p>
+      <w:pPr>
+        <w:shd w:val="clear" w:color="auto" w:fill="FFFFFF"/>
+        <w:spacing w:after="0" w:line="240" w:lineRule="auto"/>
+        <w:rPr>
+          <w:rFonts w:ascii="Helvetica" w:eastAsia="Times New Roman" w:hAnsi="Helvetica" w:cs="Helvetica"/>
+          <w:color w:val="212121"/>
+          <w:sz w:val="24"/>
+          <w:szCs w:val="24"/>
+        </w:rPr>
+      </w:pPr>
+      <w:r>
+        <w:rPr>
+          <w:rFonts w:ascii="Helvetica" w:eastAsia="Times New Roman" w:hAnsi="Helvetica" w:cs="Helvetica"/>
+          <w:color w:val="212121"/>
+          <w:sz w:val="24"/>
+          <w:szCs w:val="24"/>
+        </w:rPr>
+        <w:t>Senior Software Architect and Technical Leader with 25+ years of experience designing, implementing, and managing mission-critical systems for international development projects. Expert in developing cloud-based solutions, database architecture, and custom applications that scale to thousands of users. Proven track record of managing complex technical projects in challenging environments.</w:t>
+      </w:r>
+    </w:p>
+    <w:p>
+      <w:pPr>
+        <w:shd w:val="clear" w:color="auto" w:fill="FFFFFF"/>
+        <w:spacing w:after="0" w:line="240" w:lineRule="auto"/>
+        <w:rPr>
+          <w:rFonts w:ascii="Helvetica" w:eastAsia="Times New Roman" w:hAnsi="Helvetica" w:cs="Helvetica"/>
+          <w:b/>
+          <w:bCs/>
+          <w:color w:val="212121"/>
+          <w:sz w:val="29"/>
+          <w:szCs w:val="29"/>
+        </w:rPr>
+      </w:pPr>
+    </w:p>
+    <w:p>
+      <w:pPr>
+        <w:shd w:val="clear" w:color="auto" w:fill="FFFFFF"/>
+        <w:spacing w:after="0" w:line="240" w:lineRule="auto"/>
+        <w:rPr>
+          <w:rFonts w:ascii="Helvetica" w:eastAsia="Times New Roman" w:hAnsi="Helvetica" w:cs="Helvetica"/>
+          <w:b/>
+          <w:bCs/>
+          <w:color w:val="212121"/>
+          <w:sz w:val="29"/>
+          <w:szCs w:val="29"/>
+        </w:rPr>
+      </w:pPr>
+    </w:p>
+    <w:p>
+      <w:pPr>
+        <w:shd w:val="clear" w:color="auto" w:fill="FFFFFF"/>
+        <w:spacing w:after="0" w:line="240" w:lineRule="auto"/>
+        <w:rPr>
+          <w:rFonts w:ascii="Helvetica" w:eastAsia="Times New Roman" w:hAnsi="Helvetica" w:cs="Helvetica"/>
+          <w:b/>
+          <w:bCs/>
+          <w:color w:val="212121"/>
+          <w:sz w:val="29"/>
+          <w:szCs w:val="29"/>
+        </w:rPr>
+      </w:pPr>
+      <w:r>
+        <w:rPr>
+          <w:rFonts w:ascii="Helvetica" w:eastAsia="Times New Roman" w:hAnsi="Helvetica" w:cs="Helvetica"/>
+          <w:b/>
+          <w:bCs/>
+          <w:color w:val="212121"/>
+          <w:sz w:val="29"/>
+          <w:szCs w:val="29"/>
+        </w:rPr>
+        <w:t xml:space="preserve">Professional </w:t>
+      </w:r>
+      <w:r>
+        <w:rPr>
+          <w:rFonts w:ascii="Helvetica" w:eastAsia="Times New Roman" w:hAnsi="Helvetica" w:cs="Helvetica"/>
+          <w:b/>
+          <w:bCs/>
+          <w:color w:val="212121"/>
+          <w:sz w:val="29"/>
+          <w:szCs w:val="29"/>
+        </w:rPr>
         <w:t>Experience</w:t>
       </w:r>
     </w:p>
@@ -349,6 +437,13 @@
           <w:rFonts w:ascii="Helvetica" w:eastAsia="Times New Roman" w:hAnsi="Helvetica" w:cs="Helvetica"/>
           <w:color w:val="212121"/>
         </w:rPr>
+        <w:t>40 hours/week</w:t>
+      </w:r>
+      <w:r>
+        <w:rPr>
+          <w:rFonts w:ascii="Helvetica" w:eastAsia="Times New Roman" w:hAnsi="Helvetica" w:cs="Helvetica"/>
+          <w:color w:val="212121"/>
+        </w:rPr>
         <w:br/>
       </w:r>
       <w:r>
@@ -436,7 +531,25 @@
           <w:sz w:val="24"/>
           <w:szCs w:val="24"/>
         </w:rPr>
-        <w:t xml:space="preserve"> with more than five thousand USAID and implementing partner users in Afghanistan, </w:t>
+        <w:t xml:space="preserve"> </w:t>
+      </w:r>
+      <w:r>
+        <w:rPr>
+          <w:rFonts w:ascii="Helvetica" w:eastAsia="Times New Roman" w:hAnsi="Helvetica" w:cs="Helvetica"/>
+          <w:color w:val="212121"/>
+          <w:sz w:val="24"/>
+          <w:szCs w:val="24"/>
+        </w:rPr>
+        <w:t>which had more than</w:t>
+      </w:r>
+      <w:r>
+        <w:rPr>
+          <w:rFonts w:ascii="Helvetica" w:eastAsia="Times New Roman" w:hAnsi="Helvetica" w:cs="Helvetica"/>
+          <w:color w:val="212121"/>
+          <w:sz w:val="24"/>
+          <w:szCs w:val="24"/>
+        </w:rPr>
+        <w:t xml:space="preserve"> five thousand USAID and implementing partner users in Afghanistan, </w:t>
       </w:r>
       <w:r>
         <w:rPr>
@@ -463,6 +576,51 @@
           <w:sz w:val="24"/>
           <w:szCs w:val="24"/>
         </w:rPr>
+        <w:t xml:space="preserve"> Developed the </w:t>
+      </w:r>
+      <w:r>
+        <w:rPr>
+          <w:rFonts w:ascii="Helvetica" w:eastAsia="Times New Roman" w:hAnsi="Helvetica" w:cs="Helvetica"/>
+          <w:color w:val="212121"/>
+          <w:sz w:val="24"/>
+          <w:szCs w:val="24"/>
+        </w:rPr>
+        <w:t>pilot system and</w:t>
+      </w:r>
+      <w:r>
+        <w:rPr>
+          <w:rFonts w:ascii="Helvetica" w:eastAsia="Times New Roman" w:hAnsi="Helvetica" w:cs="Helvetica"/>
+          <w:color w:val="212121"/>
+          <w:sz w:val="24"/>
+          <w:szCs w:val="24"/>
+        </w:rPr>
+        <w:t xml:space="preserve"> recruited and trained a </w:t>
+      </w:r>
+      <w:r>
+        <w:rPr>
+          <w:rFonts w:ascii="Helvetica" w:eastAsia="Times New Roman" w:hAnsi="Helvetica" w:cs="Helvetica"/>
+          <w:color w:val="212121"/>
+          <w:sz w:val="24"/>
+          <w:szCs w:val="24"/>
+        </w:rPr>
+        <w:t xml:space="preserve">technical </w:t>
+      </w:r>
+      <w:r>
+        <w:rPr>
+          <w:rFonts w:ascii="Helvetica" w:eastAsia="Times New Roman" w:hAnsi="Helvetica" w:cs="Helvetica"/>
+          <w:color w:val="212121"/>
+          <w:sz w:val="24"/>
+          <w:szCs w:val="24"/>
+        </w:rPr>
+        <w:t xml:space="preserve">team of 5. </w:t>
+      </w:r>
+      <w:r>
+        <w:rPr>
+          <w:rFonts w:ascii="Helvetica" w:eastAsia="Times New Roman" w:hAnsi="Helvetica" w:cs="Helvetica"/>
+          <w:color w:val="212121"/>
+          <w:sz w:val="24"/>
+          <w:szCs w:val="24"/>
+        </w:rPr>
         <w:br/>
       </w:r>
       <w:r>
@@ -473,7 +631,81 @@
           <w:szCs w:val="24"/>
         </w:rPr>
         <w:br/>
-        <w:t xml:space="preserve">Led migration of USAID Info from virtual machines to Microsoft Azure Platform as a Service. System now uses Azure Sql Database, Blob Storage, App Services and integrates with USAID's single sign-on service. Coordinated Security Assessment and </w:t>
+        <w:t xml:space="preserve">Led migration of USAID Info from virtual machines to Microsoft Azure Platform as a Service. </w:t>
+      </w:r>
+      <w:r>
+        <w:rPr>
+          <w:rFonts w:ascii="Helvetica" w:eastAsia="Times New Roman" w:hAnsi="Helvetica" w:cs="Helvetica"/>
+          <w:color w:val="212121"/>
+          <w:sz w:val="24"/>
+          <w:szCs w:val="24"/>
+        </w:rPr>
+        <w:t>The system</w:t>
+      </w:r>
+      <w:r>
+        <w:rPr>
+          <w:rFonts w:ascii="Helvetica" w:eastAsia="Times New Roman" w:hAnsi="Helvetica" w:cs="Helvetica"/>
+          <w:color w:val="212121"/>
+          <w:sz w:val="24"/>
+          <w:szCs w:val="24"/>
+        </w:rPr>
+        <w:t xml:space="preserve"> use</w:t>
+      </w:r>
+      <w:r>
+        <w:rPr>
+          <w:rFonts w:ascii="Helvetica" w:eastAsia="Times New Roman" w:hAnsi="Helvetica" w:cs="Helvetica"/>
+          <w:color w:val="212121"/>
+          <w:sz w:val="24"/>
+          <w:szCs w:val="24"/>
+        </w:rPr>
+        <w:t>d</w:t>
+      </w:r>
+      <w:r>
+        <w:rPr>
+          <w:rFonts w:ascii="Helvetica" w:eastAsia="Times New Roman" w:hAnsi="Helvetica" w:cs="Helvetica"/>
+          <w:color w:val="212121"/>
+          <w:sz w:val="24"/>
+          <w:szCs w:val="24"/>
+        </w:rPr>
+        <w:t xml:space="preserve"> Azure </w:t>
+      </w:r>
+      <w:proofErr w:type="spellStart"/>
+      <w:r>
+        <w:rPr>
+          <w:rFonts w:ascii="Helvetica" w:eastAsia="Times New Roman" w:hAnsi="Helvetica" w:cs="Helvetica"/>
+          <w:color w:val="212121"/>
+          <w:sz w:val="24"/>
+          <w:szCs w:val="24"/>
+        </w:rPr>
+        <w:t>Sql</w:t>
+      </w:r>
+      <w:proofErr w:type="spellEnd"/>
+      <w:r>
+        <w:rPr>
+          <w:rFonts w:ascii="Helvetica" w:eastAsia="Times New Roman" w:hAnsi="Helvetica" w:cs="Helvetica"/>
+          <w:color w:val="212121"/>
+          <w:sz w:val="24"/>
+          <w:szCs w:val="24"/>
+        </w:rPr>
+        <w:t xml:space="preserve"> Database, Blob Storage, App Services and integrate</w:t>
+      </w:r>
+      <w:r>
+        <w:rPr>
+          <w:rFonts w:ascii="Helvetica" w:eastAsia="Times New Roman" w:hAnsi="Helvetica" w:cs="Helvetica"/>
+          <w:color w:val="212121"/>
+          <w:sz w:val="24"/>
+          <w:szCs w:val="24"/>
+        </w:rPr>
+        <w:t>d</w:t>
+      </w:r>
+      <w:r>
+        <w:rPr>
+          <w:rFonts w:ascii="Helvetica" w:eastAsia="Times New Roman" w:hAnsi="Helvetica" w:cs="Helvetica"/>
+          <w:color w:val="212121"/>
+          <w:sz w:val="24"/>
+          <w:szCs w:val="24"/>
+        </w:rPr>
+        <w:t xml:space="preserve"> with USAID's single sign-on service. Coordinated Security Assessment and </w:t>
       </w:r>
       <w:r>
         <w:rPr>
@@ -600,16 +832,25 @@
           <w:sz w:val="24"/>
           <w:szCs w:val="24"/>
         </w:rPr>
-        <w:t>n automated</w:t>
-      </w:r>
-      <w:r>
-        <w:rPr>
-          <w:rFonts w:ascii="Helvetica" w:eastAsia="Times New Roman" w:hAnsi="Helvetica" w:cs="Helvetica"/>
-          <w:color w:val="212121"/>
-          <w:sz w:val="24"/>
-          <w:szCs w:val="24"/>
-        </w:rPr>
-        <w:t xml:space="preserve"> process to integrate the system with USAID's accounting system. The system greatly improved financial reporting quality for USAID's two most complex and politically significant portfolios.</w:t>
+        <w:t xml:space="preserve"> </w:t>
+      </w:r>
+      <w:r>
+        <w:rPr>
+          <w:rFonts w:ascii="Helvetica" w:eastAsia="Times New Roman" w:hAnsi="Helvetica" w:cs="Helvetica"/>
+          <w:color w:val="212121"/>
+          <w:sz w:val="24"/>
+          <w:szCs w:val="24"/>
+        </w:rPr>
+        <w:t>daily ETL process to</w:t>
+      </w:r>
+      <w:r>
+        <w:rPr>
+          <w:rFonts w:ascii="Helvetica" w:eastAsia="Times New Roman" w:hAnsi="Helvetica" w:cs="Helvetica"/>
+          <w:color w:val="212121"/>
+          <w:sz w:val="24"/>
+          <w:szCs w:val="24"/>
+        </w:rPr>
+        <w:t xml:space="preserve"> integrate with USAID's accounting system. The system greatly improved financial reporting quality for USAID's two most complex and politically significant portfolios.</w:t>
       </w:r>
       <w:r>
         <w:rPr>
@@ -628,7 +869,53 @@
           <w:szCs w:val="24"/>
         </w:rPr>
         <w:br/>
-        <w:t>Worked with the monitoring and evaluation staff in Kabul and Islamabad to design the USAID Info performance management module which maintains a hierarchy of performance indicator which USAID implementing partners report against quarterly. Developed reports, fact sheets, and dashboards (d3.js) to present this information to a variety of stakeholders.</w:t>
+        <w:t>Worked with the monitoring and evaluation staff in Kabul and Islamabad to design the USAID Info performance management module which maintain</w:t>
+      </w:r>
+      <w:r>
+        <w:rPr>
+          <w:rFonts w:ascii="Helvetica" w:eastAsia="Times New Roman" w:hAnsi="Helvetica" w:cs="Helvetica"/>
+          <w:color w:val="212121"/>
+          <w:sz w:val="24"/>
+          <w:szCs w:val="24"/>
+        </w:rPr>
+        <w:t>ed</w:t>
+      </w:r>
+      <w:r>
+        <w:rPr>
+          <w:rFonts w:ascii="Helvetica" w:eastAsia="Times New Roman" w:hAnsi="Helvetica" w:cs="Helvetica"/>
+          <w:color w:val="212121"/>
+          <w:sz w:val="24"/>
+          <w:szCs w:val="24"/>
+        </w:rPr>
+        <w:t xml:space="preserve"> a hierarchy of performance indicator</w:t>
+      </w:r>
+      <w:r>
+        <w:rPr>
+          <w:rFonts w:ascii="Helvetica" w:eastAsia="Times New Roman" w:hAnsi="Helvetica" w:cs="Helvetica"/>
+          <w:color w:val="212121"/>
+          <w:sz w:val="24"/>
+          <w:szCs w:val="24"/>
+        </w:rPr>
+        <w:t>s</w:t>
+      </w:r>
+      <w:r>
+        <w:rPr>
+          <w:rFonts w:ascii="Helvetica" w:eastAsia="Times New Roman" w:hAnsi="Helvetica" w:cs="Helvetica"/>
+          <w:color w:val="212121"/>
+          <w:sz w:val="24"/>
+          <w:szCs w:val="24"/>
+        </w:rPr>
+        <w:t xml:space="preserve"> which USAID implementing partners report against quarterly. Developed reports, fact sheets, and dashboards (d3.js) to present this information to a </w:t>
+      </w:r>
+      <w:r>
+        <w:rPr>
+          <w:rFonts w:ascii="Helvetica" w:eastAsia="Times New Roman" w:hAnsi="Helvetica" w:cs="Helvetica"/>
+          <w:color w:val="212121"/>
+          <w:sz w:val="24"/>
+          <w:szCs w:val="24"/>
+        </w:rPr>
+        <w:lastRenderedPageBreak/>
+        <w:t>variety of stakeholders.</w:t>
       </w:r>
       <w:r>
         <w:rPr>
@@ -647,7 +934,27 @@
           <w:szCs w:val="24"/>
         </w:rPr>
         <w:br/>
-        <w:t xml:space="preserve">Undertook more than 20 temporary duty assignments in Kabul and Islamabad to conduct design and training sessions, and to present the system to mission management. While working in a technical capacity as the USAID Info system architect and development lead, also served as the product manager, developing an </w:t>
+        <w:t xml:space="preserve">Undertook more than 20 temporary duty assignments in Kabul and Islamabad to conduct design and training sessions, and to present the system to mission management. While working in a technical capacity as the USAID Info system architect and development lead, </w:t>
+      </w:r>
+      <w:proofErr w:type="gramStart"/>
+      <w:r>
+        <w:rPr>
+          <w:rFonts w:ascii="Helvetica" w:eastAsia="Times New Roman" w:hAnsi="Helvetica" w:cs="Helvetica"/>
+          <w:color w:val="212121"/>
+          <w:sz w:val="24"/>
+          <w:szCs w:val="24"/>
+        </w:rPr>
+        <w:t>also</w:t>
+      </w:r>
+      <w:proofErr w:type="gramEnd"/>
+      <w:r>
+        <w:rPr>
+          <w:rFonts w:ascii="Helvetica" w:eastAsia="Times New Roman" w:hAnsi="Helvetica" w:cs="Helvetica"/>
+          <w:color w:val="212121"/>
+          <w:sz w:val="24"/>
+          <w:szCs w:val="24"/>
+        </w:rPr>
+        <w:t xml:space="preserve"> served as the product manager, developing an </w:t>
       </w:r>
       <w:r>
         <w:rPr>
@@ -702,15 +1009,6 @@
           <w:szCs w:val="24"/>
         </w:rPr>
         <w:br/>
-      </w:r>
-      <w:r>
-        <w:rPr>
-          <w:rFonts w:ascii="Helvetica" w:eastAsia="Times New Roman" w:hAnsi="Helvetica" w:cs="Helvetica"/>
-          <w:color w:val="212121"/>
-          <w:sz w:val="24"/>
-          <w:szCs w:val="24"/>
-        </w:rPr>
-        <w:lastRenderedPageBreak/>
         <w:t xml:space="preserve">Developed system architecture based on a dimensional database design implemented on Microsoft SQL Server, a JSON API with caching and a custom object relational mapper implemented </w:t>
       </w:r>
       <w:r>
@@ -729,7 +1027,43 @@
           <w:sz w:val="24"/>
           <w:szCs w:val="24"/>
         </w:rPr>
-        <w:t>on IIS, and user interface built with knockout that was migrated to Angular without significant API changes.</w:t>
+        <w:t>on IIS, and user interface built with knockout</w:t>
+      </w:r>
+      <w:r>
+        <w:rPr>
+          <w:rFonts w:ascii="Helvetica" w:eastAsia="Times New Roman" w:hAnsi="Helvetica" w:cs="Helvetica"/>
+          <w:color w:val="212121"/>
+          <w:sz w:val="24"/>
+          <w:szCs w:val="24"/>
+        </w:rPr>
+        <w:t>.js</w:t>
+      </w:r>
+      <w:r>
+        <w:rPr>
+          <w:rFonts w:ascii="Helvetica" w:eastAsia="Times New Roman" w:hAnsi="Helvetica" w:cs="Helvetica"/>
+          <w:color w:val="212121"/>
+          <w:sz w:val="24"/>
+          <w:szCs w:val="24"/>
+        </w:rPr>
+        <w:t xml:space="preserve"> that </w:t>
+      </w:r>
+      <w:r>
+        <w:rPr>
+          <w:rFonts w:ascii="Helvetica" w:eastAsia="Times New Roman" w:hAnsi="Helvetica" w:cs="Helvetica"/>
+          <w:color w:val="212121"/>
+          <w:sz w:val="24"/>
+          <w:szCs w:val="24"/>
+        </w:rPr>
+        <w:t xml:space="preserve">we later </w:t>
+      </w:r>
+      <w:r>
+        <w:rPr>
+          <w:rFonts w:ascii="Helvetica" w:eastAsia="Times New Roman" w:hAnsi="Helvetica" w:cs="Helvetica"/>
+          <w:color w:val="212121"/>
+          <w:sz w:val="24"/>
+          <w:szCs w:val="24"/>
+        </w:rPr>
+        <w:t>migrated to Angular.</w:t>
       </w:r>
       <w:r>
         <w:rPr>
@@ -778,7 +1112,25 @@
           <w:sz w:val="24"/>
           <w:szCs w:val="24"/>
         </w:rPr>
-        <w:t xml:space="preserve"> made the case for this system to USAID and State senior staff. Also gained approval to develop this system - which became USAID info - from the USAID CIO.</w:t>
+        <w:t xml:space="preserve"> made the case for this system to USAID and State senior staff. Also gained approval to develop this system - which became USAID </w:t>
+      </w:r>
+      <w:r>
+        <w:rPr>
+          <w:rFonts w:ascii="Helvetica" w:eastAsia="Times New Roman" w:hAnsi="Helvetica" w:cs="Helvetica"/>
+          <w:color w:val="212121"/>
+          <w:sz w:val="24"/>
+          <w:szCs w:val="24"/>
+        </w:rPr>
+        <w:t>I</w:t>
+      </w:r>
+      <w:r>
+        <w:rPr>
+          <w:rFonts w:ascii="Helvetica" w:eastAsia="Times New Roman" w:hAnsi="Helvetica" w:cs="Helvetica"/>
+          <w:color w:val="212121"/>
+          <w:sz w:val="24"/>
+          <w:szCs w:val="24"/>
+        </w:rPr>
+        <w:t>nfo - from the USAID CIO.</w:t>
       </w:r>
       <w:r>
         <w:rPr>
@@ -936,6 +1288,22 @@
         </w:rPr>
         <w:t>February 2025</w:t>
       </w:r>
+      <w:r>
+        <w:rPr>
+          <w:rFonts w:ascii="Helvetica" w:eastAsia="Times New Roman" w:hAnsi="Helvetica" w:cs="Helvetica"/>
+          <w:b/>
+          <w:bCs/>
+          <w:color w:val="212121"/>
+        </w:rPr>
+        <w:t xml:space="preserve"> </w:t>
+      </w:r>
+      <w:r>
+        <w:rPr>
+          <w:rFonts w:ascii="Helvetica" w:eastAsia="Times New Roman" w:hAnsi="Helvetica" w:cs="Helvetica"/>
+          <w:color w:val="212121"/>
+        </w:rPr>
+        <w:t>40 hours/week</w:t>
+      </w:r>
     </w:p>
     <w:p>
       <w:pPr>
@@ -1012,7 +1380,25 @@
           <w:sz w:val="24"/>
           <w:szCs w:val="24"/>
         </w:rPr>
-        <w:t xml:space="preserve">employees of USAD and its partners and their families. </w:t>
+        <w:t>employees of USA</w:t>
+      </w:r>
+      <w:r>
+        <w:rPr>
+          <w:rFonts w:ascii="Helvetica" w:eastAsia="Times New Roman" w:hAnsi="Helvetica" w:cs="Helvetica"/>
+          <w:color w:val="212121"/>
+          <w:sz w:val="24"/>
+          <w:szCs w:val="24"/>
+        </w:rPr>
+        <w:t>I</w:t>
+      </w:r>
+      <w:r>
+        <w:rPr>
+          <w:rFonts w:ascii="Helvetica" w:eastAsia="Times New Roman" w:hAnsi="Helvetica" w:cs="Helvetica"/>
+          <w:color w:val="212121"/>
+          <w:sz w:val="24"/>
+          <w:szCs w:val="24"/>
+        </w:rPr>
+        <w:t xml:space="preserve">D and its partners and their families. </w:t>
       </w:r>
       <w:r>
         <w:rPr>
@@ -1102,30 +1488,131 @@
           <w:sz w:val="24"/>
           <w:szCs w:val="24"/>
         </w:rPr>
+        <w:t xml:space="preserve"> The </w:t>
+      </w:r>
+      <w:r>
+        <w:rPr>
+          <w:rFonts w:ascii="Helvetica" w:eastAsia="Times New Roman" w:hAnsi="Helvetica" w:cs="Helvetica"/>
+          <w:color w:val="212121"/>
+          <w:sz w:val="24"/>
+          <w:szCs w:val="24"/>
+        </w:rPr>
+        <w:t xml:space="preserve">team used the </w:t>
+      </w:r>
+      <w:r>
+        <w:rPr>
+          <w:rFonts w:ascii="Helvetica" w:eastAsia="Times New Roman" w:hAnsi="Helvetica" w:cs="Helvetica"/>
+          <w:color w:val="212121"/>
+          <w:sz w:val="24"/>
+          <w:szCs w:val="24"/>
+        </w:rPr>
+        <w:t>s</w:t>
+      </w:r>
+      <w:r>
+        <w:rPr>
+          <w:rFonts w:ascii="Helvetica" w:eastAsia="Times New Roman" w:hAnsi="Helvetica" w:cs="Helvetica"/>
+          <w:color w:val="212121"/>
+          <w:sz w:val="24"/>
+          <w:szCs w:val="24"/>
+        </w:rPr>
+        <w:t xml:space="preserve">ystem </w:t>
+      </w:r>
+      <w:r>
+        <w:rPr>
+          <w:rFonts w:ascii="Helvetica" w:eastAsia="Times New Roman" w:hAnsi="Helvetica" w:cs="Helvetica"/>
+          <w:color w:val="212121"/>
+          <w:sz w:val="24"/>
+          <w:szCs w:val="24"/>
+        </w:rPr>
+        <w:t xml:space="preserve">to </w:t>
+      </w:r>
+      <w:r>
+        <w:rPr>
+          <w:rFonts w:ascii="Helvetica" w:eastAsia="Times New Roman" w:hAnsi="Helvetica" w:cs="Helvetica"/>
+          <w:color w:val="212121"/>
+          <w:sz w:val="24"/>
+          <w:szCs w:val="24"/>
+        </w:rPr>
+        <w:t>process</w:t>
+      </w:r>
+      <w:r>
+        <w:rPr>
+          <w:rFonts w:ascii="Helvetica" w:eastAsia="Times New Roman" w:hAnsi="Helvetica" w:cs="Helvetica"/>
+          <w:color w:val="212121"/>
+          <w:sz w:val="24"/>
+          <w:szCs w:val="24"/>
+        </w:rPr>
         <w:t xml:space="preserve"> </w:t>
       </w:r>
-    </w:p>
-    <w:p>
-      <w:pPr>
-        <w:shd w:val="clear" w:color="auto" w:fill="FFFFFF"/>
-        <w:spacing w:after="0" w:line="240" w:lineRule="auto"/>
-        <w:rPr>
-          <w:rFonts w:ascii="Helvetica" w:eastAsia="Times New Roman" w:hAnsi="Helvetica" w:cs="Helvetica"/>
-          <w:color w:val="212121"/>
-          <w:sz w:val="26"/>
-          <w:szCs w:val="26"/>
-        </w:rPr>
-      </w:pPr>
-    </w:p>
-    <w:p>
-      <w:pPr>
-        <w:shd w:val="clear" w:color="auto" w:fill="FFFFFF"/>
-        <w:spacing w:after="0" w:line="240" w:lineRule="auto"/>
-        <w:rPr>
-          <w:rFonts w:ascii="Helvetica" w:eastAsia="Times New Roman" w:hAnsi="Helvetica" w:cs="Helvetica"/>
-          <w:b/>
-          <w:bCs/>
-          <w:color w:val="212121"/>
+      <w:proofErr w:type="gramStart"/>
+      <w:r>
+        <w:rPr>
+          <w:rFonts w:ascii="Helvetica" w:eastAsia="Times New Roman" w:hAnsi="Helvetica" w:cs="Helvetica"/>
+          <w:color w:val="212121"/>
+          <w:sz w:val="24"/>
+          <w:szCs w:val="24"/>
+        </w:rPr>
+        <w:t xml:space="preserve">the </w:t>
+      </w:r>
+      <w:r>
+        <w:rPr>
+          <w:rFonts w:ascii="Helvetica" w:eastAsia="Times New Roman" w:hAnsi="Helvetica" w:cs="Helvetica"/>
+          <w:color w:val="212121"/>
+          <w:sz w:val="24"/>
+          <w:szCs w:val="24"/>
+        </w:rPr>
+        <w:t>visa</w:t>
+      </w:r>
+      <w:proofErr w:type="gramEnd"/>
+      <w:r>
+        <w:rPr>
+          <w:rFonts w:ascii="Helvetica" w:eastAsia="Times New Roman" w:hAnsi="Helvetica" w:cs="Helvetica"/>
+          <w:color w:val="212121"/>
+          <w:sz w:val="24"/>
+          <w:szCs w:val="24"/>
+        </w:rPr>
+        <w:t xml:space="preserve"> applications </w:t>
+      </w:r>
+      <w:r>
+        <w:rPr>
+          <w:rFonts w:ascii="Helvetica" w:eastAsia="Times New Roman" w:hAnsi="Helvetica" w:cs="Helvetica"/>
+          <w:color w:val="212121"/>
+          <w:sz w:val="24"/>
+          <w:szCs w:val="24"/>
+        </w:rPr>
+        <w:t>for</w:t>
+      </w:r>
+      <w:r>
+        <w:rPr>
+          <w:rFonts w:ascii="Helvetica" w:eastAsia="Times New Roman" w:hAnsi="Helvetica" w:cs="Helvetica"/>
+          <w:color w:val="212121"/>
+          <w:sz w:val="24"/>
+          <w:szCs w:val="24"/>
+        </w:rPr>
+        <w:t xml:space="preserve"> 37,000 partners and family members.   </w:t>
+      </w:r>
+    </w:p>
+    <w:p>
+      <w:pPr>
+        <w:shd w:val="clear" w:color="auto" w:fill="FFFFFF"/>
+        <w:spacing w:after="0" w:line="240" w:lineRule="auto"/>
+        <w:rPr>
+          <w:rFonts w:ascii="Helvetica" w:eastAsia="Times New Roman" w:hAnsi="Helvetica" w:cs="Helvetica"/>
+          <w:color w:val="212121"/>
+          <w:sz w:val="26"/>
+          <w:szCs w:val="26"/>
+        </w:rPr>
+      </w:pPr>
+    </w:p>
+    <w:p>
+      <w:pPr>
+        <w:shd w:val="clear" w:color="auto" w:fill="FFFFFF"/>
+        <w:spacing w:after="0" w:line="240" w:lineRule="auto"/>
+        <w:rPr>
+          <w:rFonts w:ascii="Helvetica" w:eastAsia="Times New Roman" w:hAnsi="Helvetica" w:cs="Helvetica"/>
+          <w:color w:val="212121"/>
+          <w:sz w:val="26"/>
+          <w:szCs w:val="26"/>
         </w:rPr>
       </w:pPr>
       <w:r>
@@ -1251,18 +1738,27 @@
         </w:rPr>
         <w:t>Washington, DC</w:t>
       </w:r>
-    </w:p>
-    <w:p>
-      <w:pPr>
-        <w:shd w:val="clear" w:color="auto" w:fill="FFFFFF"/>
-        <w:spacing w:after="0" w:line="240" w:lineRule="auto"/>
-        <w:rPr>
-          <w:rFonts w:ascii="Helvetica" w:eastAsia="Times New Roman" w:hAnsi="Helvetica" w:cs="Helvetica"/>
-          <w:color w:val="212121"/>
-          <w:sz w:val="26"/>
-          <w:szCs w:val="26"/>
-        </w:rPr>
-      </w:pPr>
+      <w:r>
+        <w:rPr>
+          <w:rFonts w:ascii="Helvetica" w:eastAsia="Times New Roman" w:hAnsi="Helvetica" w:cs="Helvetica"/>
+          <w:color w:val="212121"/>
+        </w:rPr>
+        <w:t xml:space="preserve"> </w:t>
+      </w:r>
+      <w:r>
+        <w:rPr>
+          <w:rFonts w:ascii="Helvetica" w:eastAsia="Times New Roman" w:hAnsi="Helvetica" w:cs="Helvetica"/>
+          <w:color w:val="212121"/>
+        </w:rPr>
+        <w:t>40 hours/week</w:t>
+      </w:r>
+      <w:r>
+        <w:rPr>
+          <w:rFonts w:ascii="Helvetica" w:eastAsia="Times New Roman" w:hAnsi="Helvetica" w:cs="Helvetica"/>
+          <w:color w:val="212121"/>
+        </w:rPr>
+        <w:br/>
+      </w:r>
     </w:p>
     <w:p>
       <w:pPr>
@@ -1725,17 +2221,7 @@
           <w:sz w:val="24"/>
           <w:szCs w:val="24"/>
         </w:rPr>
-        <w:t xml:space="preserve">Developed a searchable and filterable interface for Sunlight Foundation's "Tracking Trumps Conflicts of Interest" project. Designed a SQL database to house data from Trump family member's form 278e submissions to the Office of Government Ethics, as </w:t>
-      </w:r>
-      <w:r>
-        <w:rPr>
-          <w:rFonts w:ascii="Helvetica" w:eastAsia="Times New Roman" w:hAnsi="Helvetica" w:cs="Helvetica"/>
-          <w:color w:val="212121"/>
-          <w:sz w:val="24"/>
-          <w:szCs w:val="24"/>
-        </w:rPr>
-        <w:lastRenderedPageBreak/>
-        <w:t xml:space="preserve">well as press accounts of potential conflicts of interest. Developed a </w:t>
+        <w:t xml:space="preserve">Developed a searchable and filterable interface for Sunlight Foundation's "Tracking Trumps Conflicts of Interest" project. Designed a SQL database to house data from Trump family member's form 278e submissions to the Office of Government Ethics, as well as press accounts of potential conflicts of interest. Developed a </w:t>
       </w:r>
       <w:proofErr w:type="spellStart"/>
       <w:r>
@@ -1950,7 +2436,37 @@
           <w:rFonts w:ascii="Helvetica" w:eastAsia="Times New Roman" w:hAnsi="Helvetica" w:cs="Helvetica"/>
           <w:color w:val="212121"/>
         </w:rPr>
-        <w:t>Washington, DC</w:t>
+        <w:t>40 hours/</w:t>
+      </w:r>
+      <w:proofErr w:type="gramStart"/>
+      <w:r>
+        <w:rPr>
+          <w:rFonts w:ascii="Helvetica" w:eastAsia="Times New Roman" w:hAnsi="Helvetica" w:cs="Helvetica"/>
+          <w:color w:val="212121"/>
+        </w:rPr>
+        <w:t>week</w:t>
+      </w:r>
+      <w:r>
+        <w:rPr>
+          <w:rFonts w:ascii="Helvetica" w:eastAsia="Times New Roman" w:hAnsi="Helvetica" w:cs="Helvetica"/>
+          <w:color w:val="212121"/>
+        </w:rPr>
+        <w:t xml:space="preserve">  </w:t>
+      </w:r>
+      <w:r>
+        <w:rPr>
+          <w:rFonts w:ascii="Helvetica" w:eastAsia="Times New Roman" w:hAnsi="Helvetica" w:cs="Helvetica"/>
+          <w:color w:val="212121"/>
+        </w:rPr>
+        <w:t>Washington</w:t>
+      </w:r>
+      <w:proofErr w:type="gramEnd"/>
+      <w:r>
+        <w:rPr>
+          <w:rFonts w:ascii="Helvetica" w:eastAsia="Times New Roman" w:hAnsi="Helvetica" w:cs="Helvetica"/>
+          <w:color w:val="212121"/>
+        </w:rPr>
+        <w:t>, DC</w:t>
       </w:r>
     </w:p>
     <w:p>
@@ -2122,6 +2638,7 @@
         </w:rPr>
         <w:t xml:space="preserve">eveloped useful functionality within two weeks and evolved the system </w:t>
       </w:r>
+      <w:proofErr w:type="gramStart"/>
       <w:r>
         <w:rPr>
           <w:rFonts w:ascii="Helvetica" w:eastAsia="Times New Roman" w:hAnsi="Helvetica" w:cs="Helvetica"/>
@@ -2131,6 +2648,7 @@
         </w:rPr>
         <w:t>on a daily basis</w:t>
       </w:r>
+      <w:proofErr w:type="gramEnd"/>
       <w:r>
         <w:rPr>
           <w:rFonts w:ascii="Helvetica" w:eastAsia="Times New Roman" w:hAnsi="Helvetica" w:cs="Helvetica"/>
@@ -2214,6 +2732,13 @@
         <w:rPr>
           <w:rFonts w:ascii="Helvetica" w:eastAsia="Times New Roman" w:hAnsi="Helvetica" w:cs="Helvetica"/>
           <w:color w:val="212121"/>
+        </w:rPr>
+        <w:t xml:space="preserve"> </w:t>
+      </w:r>
+      <w:r>
+        <w:rPr>
+          <w:rFonts w:ascii="Helvetica" w:eastAsia="Times New Roman" w:hAnsi="Helvetica" w:cs="Helvetica"/>
+          <w:color w:val="212121"/>
           <w:sz w:val="26"/>
           <w:szCs w:val="26"/>
         </w:rPr>
@@ -2273,16 +2798,20 @@
         </w:rPr>
         <w:t xml:space="preserve">2010 </w:t>
       </w:r>
-    </w:p>
-    <w:p>
-      <w:pPr>
-        <w:shd w:val="clear" w:color="auto" w:fill="FFFFFF"/>
-        <w:spacing w:after="0" w:line="240" w:lineRule="auto"/>
-        <w:rPr>
-          <w:rFonts w:ascii="Helvetica" w:eastAsia="Times New Roman" w:hAnsi="Helvetica" w:cs="Helvetica"/>
-          <w:color w:val="212121"/>
-        </w:rPr>
-      </w:pPr>
+      <w:r>
+        <w:rPr>
+          <w:rFonts w:ascii="Helvetica" w:eastAsia="Times New Roman" w:hAnsi="Helvetica" w:cs="Helvetica"/>
+          <w:color w:val="212121"/>
+        </w:rPr>
+        <w:t>40 hours/week</w:t>
+      </w:r>
+      <w:r>
+        <w:rPr>
+          <w:rFonts w:ascii="Helvetica" w:eastAsia="Times New Roman" w:hAnsi="Helvetica" w:cs="Helvetica"/>
+          <w:color w:val="212121"/>
+        </w:rPr>
+        <w:br/>
+      </w:r>
       <w:r>
         <w:rPr>
           <w:rFonts w:ascii="Helvetica" w:eastAsia="Times New Roman" w:hAnsi="Helvetica" w:cs="Helvetica"/>
@@ -2535,6 +3064,15 @@
           <w:szCs w:val="24"/>
         </w:rPr>
         <w:br/>
+      </w:r>
+      <w:r>
+        <w:rPr>
+          <w:rFonts w:ascii="Helvetica" w:eastAsia="Times New Roman" w:hAnsi="Helvetica" w:cs="Helvetica"/>
+          <w:color w:val="212121"/>
+          <w:sz w:val="24"/>
+          <w:szCs w:val="24"/>
+        </w:rPr>
+        <w:lastRenderedPageBreak/>
         <w:t xml:space="preserve">Working closely with State/F senior management and staff, built FACTS Info to formulate the $40 billion US foreign assistance budget. Added five engineers and transitioned maintenance of the system on </w:t>
       </w:r>
       <w:r>
@@ -2857,6 +3395,8 @@
         <w:spacing w:after="0" w:line="240" w:lineRule="auto"/>
         <w:rPr>
           <w:rFonts w:ascii="Helvetica" w:eastAsia="Times New Roman" w:hAnsi="Helvetica" w:cs="Helvetica"/>
+          <w:b/>
+          <w:bCs/>
           <w:color w:val="212121"/>
         </w:rPr>
       </w:pPr>
@@ -2974,18 +3514,20 @@
         </w:rPr>
         <w:t xml:space="preserve">2006 </w:t>
       </w:r>
-    </w:p>
-    <w:p>
-      <w:pPr>
-        <w:shd w:val="clear" w:color="auto" w:fill="FFFFFF"/>
-        <w:spacing w:after="0" w:line="240" w:lineRule="auto"/>
-        <w:rPr>
-          <w:rFonts w:ascii="Helvetica" w:eastAsia="Times New Roman" w:hAnsi="Helvetica" w:cs="Helvetica"/>
-          <w:b/>
-          <w:bCs/>
-          <w:color w:val="212121"/>
-        </w:rPr>
-      </w:pPr>
+      <w:r>
+        <w:rPr>
+          <w:rFonts w:ascii="Helvetica" w:eastAsia="Times New Roman" w:hAnsi="Helvetica" w:cs="Helvetica"/>
+          <w:color w:val="212121"/>
+        </w:rPr>
+        <w:t>40 hours/week</w:t>
+      </w:r>
+      <w:r>
+        <w:rPr>
+          <w:rFonts w:ascii="Helvetica" w:eastAsia="Times New Roman" w:hAnsi="Helvetica" w:cs="Helvetica"/>
+          <w:color w:val="212121"/>
+        </w:rPr>
+        <w:br/>
+      </w:r>
       <w:r>
         <w:rPr>
           <w:rFonts w:ascii="Helvetica" w:eastAsia="Times New Roman" w:hAnsi="Helvetica" w:cs="Helvetica"/>
@@ -3044,7 +3586,27 @@
           <w:sz w:val="24"/>
           <w:szCs w:val="24"/>
         </w:rPr>
-        <w:t xml:space="preserve"> lead on the Annual Report application, a system that was used in all USAID missions to formulate budgets, set</w:t>
+        <w:t xml:space="preserve"> </w:t>
+      </w:r>
+      <w:proofErr w:type="gramStart"/>
+      <w:r>
+        <w:rPr>
+          <w:rFonts w:ascii="Helvetica" w:eastAsia="Times New Roman" w:hAnsi="Helvetica" w:cs="Helvetica"/>
+          <w:color w:val="212121"/>
+          <w:sz w:val="24"/>
+          <w:szCs w:val="24"/>
+        </w:rPr>
+        <w:t>lead</w:t>
+      </w:r>
+      <w:proofErr w:type="gramEnd"/>
+      <w:r>
+        <w:rPr>
+          <w:rFonts w:ascii="Helvetica" w:eastAsia="Times New Roman" w:hAnsi="Helvetica" w:cs="Helvetica"/>
+          <w:color w:val="212121"/>
+          <w:sz w:val="24"/>
+          <w:szCs w:val="24"/>
+        </w:rPr>
+        <w:t xml:space="preserve"> on the Annual Report application, a system that was used in all USAID missions to formulate budgets, set</w:t>
       </w:r>
       <w:r>
         <w:rPr>
@@ -3146,8 +3708,6 @@
         <w:spacing w:after="0" w:line="240" w:lineRule="auto"/>
         <w:rPr>
           <w:rFonts w:ascii="Helvetica" w:eastAsia="Times New Roman" w:hAnsi="Helvetica" w:cs="Helvetica"/>
-          <w:b/>
-          <w:bCs/>
           <w:color w:val="212121"/>
         </w:rPr>
       </w:pPr>
@@ -3205,28 +3765,41 @@
         </w:rPr>
         <w:t>1999</w:t>
       </w:r>
-    </w:p>
-    <w:p>
-      <w:pPr>
-        <w:shd w:val="clear" w:color="auto" w:fill="FFFFFF"/>
-        <w:spacing w:after="0" w:line="240" w:lineRule="auto"/>
-        <w:rPr>
-          <w:rFonts w:ascii="Helvetica" w:eastAsia="Times New Roman" w:hAnsi="Helvetica" w:cs="Helvetica"/>
-          <w:color w:val="212121"/>
-        </w:rPr>
-      </w:pPr>
-    </w:p>
-    <w:p>
-      <w:pPr>
-        <w:shd w:val="clear" w:color="auto" w:fill="FFFFFF"/>
-        <w:spacing w:after="0" w:line="240" w:lineRule="auto"/>
-        <w:rPr>
-          <w:rFonts w:ascii="Helvetica" w:eastAsia="Times New Roman" w:hAnsi="Helvetica" w:cs="Helvetica"/>
-          <w:color w:val="212121"/>
-          <w:sz w:val="24"/>
-          <w:szCs w:val="24"/>
-        </w:rPr>
-      </w:pPr>
+      <w:r>
+        <w:rPr>
+          <w:rFonts w:ascii="Helvetica" w:eastAsia="Times New Roman" w:hAnsi="Helvetica" w:cs="Helvetica"/>
+          <w:b/>
+          <w:bCs/>
+          <w:color w:val="212121"/>
+        </w:rPr>
+        <w:t xml:space="preserve"> </w:t>
+      </w:r>
+      <w:r>
+        <w:rPr>
+          <w:rFonts w:ascii="Helvetica" w:eastAsia="Times New Roman" w:hAnsi="Helvetica" w:cs="Helvetica"/>
+          <w:color w:val="212121"/>
+        </w:rPr>
+        <w:t>40 hours/week</w:t>
+      </w:r>
+    </w:p>
+    <w:p>
+      <w:pPr>
+        <w:shd w:val="clear" w:color="auto" w:fill="FFFFFF"/>
+        <w:spacing w:after="0" w:line="240" w:lineRule="auto"/>
+        <w:rPr>
+          <w:rFonts w:ascii="Helvetica" w:eastAsia="Times New Roman" w:hAnsi="Helvetica" w:cs="Helvetica"/>
+          <w:color w:val="212121"/>
+          <w:sz w:val="24"/>
+          <w:szCs w:val="24"/>
+        </w:rPr>
+      </w:pPr>
+      <w:r>
+        <w:rPr>
+          <w:rFonts w:ascii="Helvetica" w:eastAsia="Times New Roman" w:hAnsi="Helvetica" w:cs="Helvetica"/>
+          <w:color w:val="212121"/>
+        </w:rPr>
+        <w:br/>
+      </w:r>
       <w:r>
         <w:rPr>
           <w:rFonts w:ascii="Helvetica" w:eastAsia="Times New Roman" w:hAnsi="Helvetica" w:cs="Helvetica"/>
@@ -3358,6 +3931,8 @@
         <w:spacing w:after="0" w:line="240" w:lineRule="auto"/>
         <w:rPr>
           <w:rFonts w:ascii="Helvetica" w:eastAsia="Times New Roman" w:hAnsi="Helvetica" w:cs="Helvetica"/>
+          <w:b/>
+          <w:bCs/>
         </w:rPr>
       </w:pPr>
       <w:r>
@@ -3411,6 +3986,22 @@
       <w:r>
         <w:rPr>
           <w:rFonts w:ascii="Helvetica" w:eastAsia="Times New Roman" w:hAnsi="Helvetica" w:cs="Helvetica"/>
+          <w:b/>
+          <w:bCs/>
+        </w:rPr>
+        <w:t xml:space="preserve"> </w:t>
+      </w:r>
+      <w:r>
+        <w:rPr>
+          <w:rFonts w:ascii="Helvetica" w:eastAsia="Times New Roman" w:hAnsi="Helvetica" w:cs="Helvetica"/>
+          <w:color w:val="212121"/>
+        </w:rPr>
+        <w:t>40 hours/week</w:t>
+      </w:r>
+      <w:r>
+        <w:rPr>
+          <w:rFonts w:ascii="Helvetica" w:eastAsia="Times New Roman" w:hAnsi="Helvetica" w:cs="Helvetica"/>
+          <w:color w:val="212121"/>
         </w:rPr>
         <w:br/>
       </w:r>
@@ -3429,6 +4020,15 @@
         <w:spacing w:after="0" w:line="240" w:lineRule="auto"/>
         <w:rPr>
           <w:rFonts w:ascii="Helvetica" w:eastAsia="Times New Roman" w:hAnsi="Helvetica" w:cs="Helvetica"/>
+        </w:rPr>
+      </w:pPr>
+    </w:p>
+    <w:p>
+      <w:pPr>
+        <w:shd w:val="clear" w:color="auto" w:fill="FFFFFF"/>
+        <w:spacing w:after="0" w:line="240" w:lineRule="auto"/>
+        <w:rPr>
+          <w:rFonts w:ascii="Helvetica" w:eastAsia="Times New Roman" w:hAnsi="Helvetica" w:cs="Helvetica"/>
           <w:color w:val="212121"/>
           <w:sz w:val="24"/>
           <w:szCs w:val="24"/>
@@ -3507,6 +4107,8 @@
         <w:spacing w:after="0" w:line="240" w:lineRule="auto"/>
         <w:rPr>
           <w:rFonts w:ascii="Helvetica" w:eastAsia="Times New Roman" w:hAnsi="Helvetica" w:cs="Helvetica"/>
+          <w:b/>
+          <w:bCs/>
           <w:color w:val="212121"/>
         </w:rPr>
       </w:pPr>
@@ -3619,6 +4221,22 @@
       <w:r>
         <w:rPr>
           <w:rFonts w:ascii="Helvetica" w:eastAsia="Times New Roman" w:hAnsi="Helvetica" w:cs="Helvetica"/>
+          <w:b/>
+          <w:bCs/>
+          <w:color w:val="212121"/>
+        </w:rPr>
+        <w:t xml:space="preserve"> </w:t>
+      </w:r>
+      <w:r>
+        <w:rPr>
+          <w:rFonts w:ascii="Helvetica" w:eastAsia="Times New Roman" w:hAnsi="Helvetica" w:cs="Helvetica"/>
+          <w:color w:val="212121"/>
+        </w:rPr>
+        <w:t>40 hours/week</w:t>
+      </w:r>
+      <w:r>
+        <w:rPr>
+          <w:rFonts w:ascii="Helvetica" w:eastAsia="Times New Roman" w:hAnsi="Helvetica" w:cs="Helvetica"/>
           <w:color w:val="212121"/>
         </w:rPr>
         <w:br/>
@@ -3640,17 +4258,28 @@
         <w:rPr>
           <w:rFonts w:ascii="Helvetica" w:eastAsia="Times New Roman" w:hAnsi="Helvetica" w:cs="Helvetica"/>
           <w:color w:val="212121"/>
-          <w:sz w:val="24"/>
-          <w:szCs w:val="24"/>
-        </w:rPr>
-      </w:pPr>
-      <w:r>
-        <w:rPr>
-          <w:rFonts w:ascii="Helvetica" w:eastAsia="Times New Roman" w:hAnsi="Helvetica" w:cs="Helvetica"/>
-          <w:color w:val="212121"/>
-          <w:sz w:val="24"/>
-          <w:szCs w:val="24"/>
-        </w:rPr>
+        </w:rPr>
+      </w:pPr>
+    </w:p>
+    <w:p>
+      <w:pPr>
+        <w:shd w:val="clear" w:color="auto" w:fill="FFFFFF"/>
+        <w:spacing w:after="0" w:line="240" w:lineRule="auto"/>
+        <w:rPr>
+          <w:rFonts w:ascii="Helvetica" w:eastAsia="Times New Roman" w:hAnsi="Helvetica" w:cs="Helvetica"/>
+          <w:color w:val="212121"/>
+          <w:sz w:val="24"/>
+          <w:szCs w:val="24"/>
+        </w:rPr>
+      </w:pPr>
+      <w:r>
+        <w:rPr>
+          <w:rFonts w:ascii="Helvetica" w:eastAsia="Times New Roman" w:hAnsi="Helvetica" w:cs="Helvetica"/>
+          <w:color w:val="212121"/>
+          <w:sz w:val="24"/>
+          <w:szCs w:val="24"/>
+        </w:rPr>
+        <w:lastRenderedPageBreak/>
         <w:t>Led deployments of the Member’s only platform for the Isaak Walton League, the Educational Research Service and the Urban and Regional Information System Association.</w:t>
       </w:r>
       <w:r>
@@ -3681,6 +4310,8 @@
         <w:spacing w:after="0" w:line="240" w:lineRule="auto"/>
         <w:rPr>
           <w:rFonts w:ascii="Helvetica" w:eastAsia="Times New Roman" w:hAnsi="Helvetica" w:cs="Helvetica"/>
+          <w:b/>
+          <w:bCs/>
           <w:color w:val="212121"/>
         </w:rPr>
       </w:pPr>
@@ -3848,6 +4479,22 @@
       <w:r>
         <w:rPr>
           <w:rFonts w:ascii="Helvetica" w:eastAsia="Times New Roman" w:hAnsi="Helvetica" w:cs="Helvetica"/>
+          <w:b/>
+          <w:bCs/>
+          <w:color w:val="212121"/>
+        </w:rPr>
+        <w:t xml:space="preserve"> </w:t>
+      </w:r>
+      <w:r>
+        <w:rPr>
+          <w:rFonts w:ascii="Helvetica" w:eastAsia="Times New Roman" w:hAnsi="Helvetica" w:cs="Helvetica"/>
+          <w:color w:val="212121"/>
+        </w:rPr>
+        <w:t>40 hours/week</w:t>
+      </w:r>
+      <w:r>
+        <w:rPr>
+          <w:rFonts w:ascii="Helvetica" w:eastAsia="Times New Roman" w:hAnsi="Helvetica" w:cs="Helvetica"/>
           <w:color w:val="212121"/>
         </w:rPr>
         <w:br/>
@@ -3861,6 +4508,16 @@
         </w:rPr>
         <w:t>Sous Chef</w:t>
       </w:r>
+    </w:p>
+    <w:p>
+      <w:pPr>
+        <w:shd w:val="clear" w:color="auto" w:fill="FFFFFF"/>
+        <w:spacing w:after="0" w:line="240" w:lineRule="auto"/>
+        <w:rPr>
+          <w:rFonts w:ascii="Helvetica" w:eastAsia="Times New Roman" w:hAnsi="Helvetica" w:cs="Helvetica"/>
+          <w:color w:val="212121"/>
+        </w:rPr>
+      </w:pPr>
       <w:r>
         <w:rPr>
           <w:rFonts w:ascii="Helvetica" w:eastAsia="Times New Roman" w:hAnsi="Helvetica" w:cs="Helvetica"/>
@@ -3974,34 +4631,6 @@
           <w:szCs w:val="29"/>
         </w:rPr>
       </w:pPr>
-    </w:p>
-    <w:p>
-      <w:pPr>
-        <w:shd w:val="clear" w:color="auto" w:fill="FFFFFF"/>
-        <w:spacing w:after="0" w:line="240" w:lineRule="auto"/>
-        <w:rPr>
-          <w:rFonts w:ascii="Helvetica" w:eastAsia="Times New Roman" w:hAnsi="Helvetica" w:cs="Helvetica"/>
-          <w:b/>
-          <w:bCs/>
-          <w:color w:val="212121"/>
-          <w:sz w:val="29"/>
-          <w:szCs w:val="29"/>
-        </w:rPr>
-      </w:pPr>
-    </w:p>
-    <w:p>
-      <w:pPr>
-        <w:shd w:val="clear" w:color="auto" w:fill="FFFFFF"/>
-        <w:spacing w:after="0" w:line="240" w:lineRule="auto"/>
-        <w:rPr>
-          <w:rFonts w:ascii="Helvetica" w:eastAsia="Times New Roman" w:hAnsi="Helvetica" w:cs="Helvetica"/>
-          <w:b/>
-          <w:bCs/>
-          <w:color w:val="212121"/>
-          <w:sz w:val="29"/>
-          <w:szCs w:val="29"/>
-        </w:rPr>
-      </w:pPr>
       <w:r>
         <w:rPr>
           <w:rFonts w:ascii="Helvetica" w:eastAsia="Times New Roman" w:hAnsi="Helvetica" w:cs="Helvetica"/>
@@ -4213,7 +4842,7 @@
           <w:sz w:val="26"/>
           <w:szCs w:val="26"/>
         </w:rPr>
-        <w:t xml:space="preserve"> (Religion Minor) </w:t>
+        <w:t xml:space="preserve"> </w:t>
       </w:r>
       <w:r>
         <w:rPr>

--- a/cv/ScottMcKissockCV.docx
+++ b/cv/ScottMcKissockCV.docx
@@ -237,7 +237,97 @@
           <w:sz w:val="24"/>
           <w:szCs w:val="24"/>
         </w:rPr>
-        <w:t>Senior Software Architect and Technical Leader with 25+ years of experience designing, implementing, and managing mission-critical systems for international development projects. Expert in developing cloud-based solutions, database architecture, and custom applications that scale to thousands of users. Proven track record of managing complex technical projects in challenging environments.</w:t>
+        <w:t>Software Architect and Tech Lead</w:t>
+      </w:r>
+      <w:r>
+        <w:rPr>
+          <w:rFonts w:ascii="Helvetica" w:eastAsia="Times New Roman" w:hAnsi="Helvetica" w:cs="Helvetica"/>
+          <w:color w:val="212121"/>
+          <w:sz w:val="24"/>
+          <w:szCs w:val="24"/>
+        </w:rPr>
+        <w:t xml:space="preserve"> </w:t>
+      </w:r>
+      <w:r>
+        <w:rPr>
+          <w:rFonts w:ascii="Helvetica" w:eastAsia="Times New Roman" w:hAnsi="Helvetica" w:cs="Helvetica"/>
+          <w:color w:val="212121"/>
+          <w:sz w:val="24"/>
+          <w:szCs w:val="24"/>
+        </w:rPr>
+        <w:t>with 25+ years of experience designing, implementing, and managing mission-critical systems for international development projects. Expert in cloud-based data</w:t>
+      </w:r>
+      <w:r>
+        <w:rPr>
+          <w:rFonts w:ascii="Helvetica" w:eastAsia="Times New Roman" w:hAnsi="Helvetica" w:cs="Helvetica"/>
+          <w:color w:val="212121"/>
+          <w:sz w:val="24"/>
+          <w:szCs w:val="24"/>
+        </w:rPr>
+        <w:t xml:space="preserve"> pipelines</w:t>
+      </w:r>
+      <w:r>
+        <w:rPr>
+          <w:rFonts w:ascii="Helvetica" w:eastAsia="Times New Roman" w:hAnsi="Helvetica" w:cs="Helvetica"/>
+          <w:color w:val="212121"/>
+          <w:sz w:val="24"/>
+          <w:szCs w:val="24"/>
+        </w:rPr>
+        <w:t xml:space="preserve">, </w:t>
+      </w:r>
+      <w:r>
+        <w:rPr>
+          <w:rFonts w:ascii="Helvetica" w:eastAsia="Times New Roman" w:hAnsi="Helvetica" w:cs="Helvetica"/>
+          <w:color w:val="212121"/>
+          <w:sz w:val="24"/>
+          <w:szCs w:val="24"/>
+        </w:rPr>
+        <w:t>transaction systems and analytics apps.</w:t>
+      </w:r>
+      <w:r>
+        <w:rPr>
+          <w:rFonts w:ascii="Helvetica" w:eastAsia="Times New Roman" w:hAnsi="Helvetica" w:cs="Helvetica"/>
+          <w:color w:val="212121"/>
+          <w:sz w:val="24"/>
+          <w:szCs w:val="24"/>
+        </w:rPr>
+        <w:t xml:space="preserve"> </w:t>
+      </w:r>
+      <w:r>
+        <w:rPr>
+          <w:rFonts w:ascii="Helvetica" w:eastAsia="Times New Roman" w:hAnsi="Helvetica" w:cs="Helvetica"/>
+          <w:color w:val="212121"/>
+          <w:sz w:val="24"/>
+          <w:szCs w:val="24"/>
+        </w:rPr>
+        <w:t>Proven r</w:t>
+      </w:r>
+      <w:r>
+        <w:rPr>
+          <w:rFonts w:ascii="Helvetica" w:eastAsia="Times New Roman" w:hAnsi="Helvetica" w:cs="Helvetica"/>
+          <w:color w:val="212121"/>
+          <w:sz w:val="24"/>
+          <w:szCs w:val="24"/>
+        </w:rPr>
+        <w:t xml:space="preserve">ecord of </w:t>
+      </w:r>
+      <w:r>
+        <w:rPr>
+          <w:rFonts w:ascii="Helvetica" w:eastAsia="Times New Roman" w:hAnsi="Helvetica" w:cs="Helvetica"/>
+          <w:color w:val="212121"/>
+          <w:sz w:val="24"/>
+          <w:szCs w:val="24"/>
+        </w:rPr>
+        <w:t xml:space="preserve">launching and </w:t>
+      </w:r>
+      <w:r>
+        <w:rPr>
+          <w:rFonts w:ascii="Helvetica" w:eastAsia="Times New Roman" w:hAnsi="Helvetica" w:cs="Helvetica"/>
+          <w:color w:val="212121"/>
+          <w:sz w:val="24"/>
+          <w:szCs w:val="24"/>
+        </w:rPr>
+        <w:t>managing complex technical projects in challenging environments.</w:t>
       </w:r>
     </w:p>
     <w:p>
@@ -667,27 +757,7 @@
           <w:sz w:val="24"/>
           <w:szCs w:val="24"/>
         </w:rPr>
-        <w:t xml:space="preserve"> Azure </w:t>
-      </w:r>
-      <w:proofErr w:type="spellStart"/>
-      <w:r>
-        <w:rPr>
-          <w:rFonts w:ascii="Helvetica" w:eastAsia="Times New Roman" w:hAnsi="Helvetica" w:cs="Helvetica"/>
-          <w:color w:val="212121"/>
-          <w:sz w:val="24"/>
-          <w:szCs w:val="24"/>
-        </w:rPr>
-        <w:t>Sql</w:t>
-      </w:r>
-      <w:proofErr w:type="spellEnd"/>
-      <w:r>
-        <w:rPr>
-          <w:rFonts w:ascii="Helvetica" w:eastAsia="Times New Roman" w:hAnsi="Helvetica" w:cs="Helvetica"/>
-          <w:color w:val="212121"/>
-          <w:sz w:val="24"/>
-          <w:szCs w:val="24"/>
-        </w:rPr>
-        <w:t xml:space="preserve"> Database, Blob Storage, App Services and integrate</w:t>
+        <w:t xml:space="preserve"> Azure Sql Database, Blob Storage, App Services and integrate</w:t>
       </w:r>
       <w:r>
         <w:rPr>
@@ -1914,355 +1984,20 @@
           <w:szCs w:val="26"/>
         </w:rPr>
       </w:pPr>
-      <w:r>
-        <w:rPr>
-          <w:rFonts w:ascii="Helvetica" w:eastAsia="Times New Roman" w:hAnsi="Helvetica" w:cs="Helvetica"/>
-          <w:b/>
-          <w:bCs/>
-          <w:color w:val="212121"/>
-          <w:sz w:val="26"/>
-          <w:szCs w:val="26"/>
-        </w:rPr>
-        <w:t>The Union</w:t>
-      </w:r>
-      <w:r>
-        <w:rPr>
-          <w:rFonts w:ascii="Helvetica" w:eastAsia="Times New Roman" w:hAnsi="Helvetica" w:cs="Helvetica"/>
-          <w:b/>
-          <w:bCs/>
-          <w:color w:val="212121"/>
-          <w:sz w:val="26"/>
-          <w:szCs w:val="26"/>
-        </w:rPr>
-        <w:t xml:space="preserve"> </w:t>
-      </w:r>
-      <w:r>
-        <w:rPr>
-          <w:rFonts w:ascii="Helvetica" w:eastAsia="Times New Roman" w:hAnsi="Helvetica" w:cs="Helvetica"/>
-          <w:color w:val="212121"/>
-        </w:rPr>
-        <w:t>Distributed team</w:t>
-      </w:r>
-    </w:p>
-    <w:p>
-      <w:pPr>
-        <w:shd w:val="clear" w:color="auto" w:fill="FFFFFF"/>
-        <w:spacing w:after="0" w:line="240" w:lineRule="auto"/>
-        <w:rPr>
-          <w:rFonts w:ascii="Helvetica" w:eastAsia="Times New Roman" w:hAnsi="Helvetica" w:cs="Helvetica"/>
-          <w:b/>
-          <w:bCs/>
-          <w:color w:val="212121"/>
-        </w:rPr>
-      </w:pPr>
-      <w:r>
-        <w:rPr>
-          <w:rFonts w:ascii="Helvetica" w:eastAsia="Times New Roman" w:hAnsi="Helvetica" w:cs="Helvetica"/>
-          <w:b/>
-          <w:bCs/>
-          <w:color w:val="212121"/>
-        </w:rPr>
-        <w:t xml:space="preserve">April 2022 </w:t>
-      </w:r>
-      <w:r>
-        <w:rPr>
-          <w:rFonts w:ascii="Helvetica" w:eastAsia="Times New Roman" w:hAnsi="Helvetica" w:cs="Helvetica"/>
-          <w:b/>
-          <w:bCs/>
-          <w:color w:val="212121"/>
-        </w:rPr>
-        <w:t>–</w:t>
-      </w:r>
-      <w:r>
-        <w:rPr>
-          <w:rFonts w:ascii="Helvetica" w:eastAsia="Times New Roman" w:hAnsi="Helvetica" w:cs="Helvetica"/>
-          <w:b/>
-          <w:bCs/>
-          <w:color w:val="212121"/>
-        </w:rPr>
-        <w:t xml:space="preserve"> </w:t>
-      </w:r>
-      <w:r>
-        <w:rPr>
-          <w:rFonts w:ascii="Helvetica" w:eastAsia="Times New Roman" w:hAnsi="Helvetica" w:cs="Helvetica"/>
-          <w:b/>
-          <w:bCs/>
-          <w:color w:val="212121"/>
-        </w:rPr>
-        <w:t>February 2023 (Part time)</w:t>
-      </w:r>
-    </w:p>
-    <w:p>
-      <w:pPr>
-        <w:shd w:val="clear" w:color="auto" w:fill="FFFFFF"/>
-        <w:spacing w:after="0" w:line="240" w:lineRule="auto"/>
-        <w:rPr>
-          <w:rFonts w:ascii="Helvetica" w:eastAsia="Times New Roman" w:hAnsi="Helvetica" w:cs="Helvetica"/>
-          <w:color w:val="212121"/>
-        </w:rPr>
-      </w:pPr>
-    </w:p>
-    <w:p>
-      <w:pPr>
-        <w:shd w:val="clear" w:color="auto" w:fill="FFFFFF"/>
-        <w:spacing w:after="0" w:line="240" w:lineRule="auto"/>
-        <w:rPr>
-          <w:rFonts w:ascii="Helvetica" w:eastAsia="Times New Roman" w:hAnsi="Helvetica" w:cs="Helvetica"/>
-          <w:color w:val="212121"/>
-          <w:sz w:val="24"/>
-          <w:szCs w:val="24"/>
-        </w:rPr>
-      </w:pPr>
-      <w:r>
-        <w:rPr>
-          <w:rFonts w:ascii="Helvetica" w:eastAsia="Times New Roman" w:hAnsi="Helvetica" w:cs="Helvetica"/>
-          <w:color w:val="212121"/>
-          <w:sz w:val="24"/>
-          <w:szCs w:val="24"/>
-        </w:rPr>
-        <w:t>Lead developer on “Space Laser,” a website to share information about key races in the November 2022 election, as identified by the Union</w:t>
-      </w:r>
-      <w:r>
-        <w:rPr>
-          <w:rFonts w:ascii="Helvetica" w:eastAsia="Times New Roman" w:hAnsi="Helvetica" w:cs="Helvetica"/>
-          <w:color w:val="212121"/>
-          <w:sz w:val="24"/>
-          <w:szCs w:val="24"/>
-        </w:rPr>
-        <w:t>’</w:t>
-      </w:r>
-      <w:r>
-        <w:rPr>
-          <w:rFonts w:ascii="Helvetica" w:eastAsia="Times New Roman" w:hAnsi="Helvetica" w:cs="Helvetica"/>
-          <w:color w:val="212121"/>
-          <w:sz w:val="24"/>
-          <w:szCs w:val="24"/>
-        </w:rPr>
-        <w:t>s partner, the Lincoln Project. Used Django and PostgreSQL to manage</w:t>
-      </w:r>
-      <w:r>
-        <w:rPr>
-          <w:rFonts w:ascii="Helvetica" w:eastAsia="Times New Roman" w:hAnsi="Helvetica" w:cs="Helvetica"/>
-          <w:color w:val="212121"/>
-          <w:sz w:val="24"/>
-          <w:szCs w:val="24"/>
-        </w:rPr>
-        <w:t xml:space="preserve"> information on candidates, volunteer events and press coverage.</w:t>
-      </w:r>
-      <w:r>
-        <w:rPr>
-          <w:rFonts w:ascii="Helvetica" w:eastAsia="Times New Roman" w:hAnsi="Helvetica" w:cs="Helvetica"/>
-          <w:color w:val="212121"/>
-          <w:sz w:val="24"/>
-          <w:szCs w:val="24"/>
-        </w:rPr>
-        <w:t xml:space="preserve">     </w:t>
-      </w:r>
-    </w:p>
-    <w:p>
-      <w:pPr>
-        <w:shd w:val="clear" w:color="auto" w:fill="FFFFFF"/>
-        <w:spacing w:after="0" w:line="240" w:lineRule="auto"/>
-        <w:rPr>
-          <w:rFonts w:ascii="Helvetica" w:eastAsia="Times New Roman" w:hAnsi="Helvetica" w:cs="Helvetica"/>
-          <w:color w:val="212121"/>
-          <w:sz w:val="24"/>
-          <w:szCs w:val="24"/>
-        </w:rPr>
-      </w:pPr>
-    </w:p>
-    <w:p>
-      <w:pPr>
-        <w:shd w:val="clear" w:color="auto" w:fill="FFFFFF"/>
-        <w:spacing w:after="0" w:line="240" w:lineRule="auto"/>
-        <w:rPr>
-          <w:rFonts w:ascii="Helvetica" w:eastAsia="Times New Roman" w:hAnsi="Helvetica" w:cs="Helvetica"/>
-          <w:b/>
-          <w:bCs/>
-          <w:color w:val="212121"/>
-        </w:rPr>
-      </w:pPr>
-      <w:r>
-        <w:rPr>
-          <w:rFonts w:ascii="Helvetica" w:eastAsia="Times New Roman" w:hAnsi="Helvetica" w:cs="Helvetica"/>
-          <w:b/>
-          <w:bCs/>
-          <w:color w:val="212121"/>
-          <w:sz w:val="26"/>
-          <w:szCs w:val="26"/>
-        </w:rPr>
-        <w:t>Sunlight Foundation</w:t>
-      </w:r>
-      <w:r>
-        <w:rPr>
-          <w:rFonts w:ascii="Helvetica" w:eastAsia="Times New Roman" w:hAnsi="Helvetica" w:cs="Helvetica"/>
-          <w:color w:val="212121"/>
-          <w:sz w:val="26"/>
-          <w:szCs w:val="26"/>
-        </w:rPr>
-        <w:t xml:space="preserve"> </w:t>
-      </w:r>
-      <w:r>
-        <w:rPr>
-          <w:rFonts w:ascii="Helvetica" w:eastAsia="Times New Roman" w:hAnsi="Helvetica" w:cs="Helvetica"/>
-          <w:color w:val="212121"/>
-        </w:rPr>
-        <w:t>Washington, DC</w:t>
-      </w:r>
-      <w:r>
-        <w:rPr>
-          <w:rFonts w:ascii="Helvetica" w:eastAsia="Times New Roman" w:hAnsi="Helvetica" w:cs="Helvetica"/>
-          <w:color w:val="212121"/>
-          <w:sz w:val="26"/>
-          <w:szCs w:val="26"/>
-        </w:rPr>
-        <w:br/>
-      </w:r>
-      <w:r>
-        <w:rPr>
-          <w:rFonts w:ascii="Helvetica" w:eastAsia="Times New Roman" w:hAnsi="Helvetica" w:cs="Helvetica"/>
-          <w:b/>
-          <w:bCs/>
-          <w:color w:val="212121"/>
-        </w:rPr>
-        <w:t>February</w:t>
-      </w:r>
-      <w:r>
-        <w:rPr>
-          <w:rFonts w:ascii="Helvetica" w:eastAsia="Times New Roman" w:hAnsi="Helvetica" w:cs="Helvetica"/>
-          <w:b/>
-          <w:bCs/>
-          <w:color w:val="212121"/>
-        </w:rPr>
-        <w:t xml:space="preserve"> 20</w:t>
-      </w:r>
-      <w:r>
-        <w:rPr>
-          <w:rFonts w:ascii="Helvetica" w:eastAsia="Times New Roman" w:hAnsi="Helvetica" w:cs="Helvetica"/>
-          <w:b/>
-          <w:bCs/>
-          <w:color w:val="212121"/>
-        </w:rPr>
-        <w:t>18</w:t>
-      </w:r>
-      <w:r>
-        <w:rPr>
-          <w:rFonts w:ascii="Helvetica" w:eastAsia="Times New Roman" w:hAnsi="Helvetica" w:cs="Helvetica"/>
-          <w:b/>
-          <w:bCs/>
-          <w:color w:val="212121"/>
-        </w:rPr>
-        <w:t> – </w:t>
-      </w:r>
-      <w:r>
-        <w:rPr>
-          <w:rFonts w:ascii="Helvetica" w:eastAsia="Times New Roman" w:hAnsi="Helvetica" w:cs="Helvetica"/>
-          <w:b/>
-          <w:bCs/>
-          <w:color w:val="212121"/>
-        </w:rPr>
-        <w:t>August 2018</w:t>
-      </w:r>
-      <w:r>
-        <w:rPr>
-          <w:rFonts w:ascii="Helvetica" w:eastAsia="Times New Roman" w:hAnsi="Helvetica" w:cs="Helvetica"/>
-          <w:b/>
-          <w:bCs/>
-          <w:color w:val="212121"/>
-        </w:rPr>
-        <w:t xml:space="preserve"> (</w:t>
-      </w:r>
-      <w:r>
-        <w:rPr>
-          <w:rFonts w:ascii="Helvetica" w:eastAsia="Times New Roman" w:hAnsi="Helvetica" w:cs="Helvetica"/>
-          <w:b/>
-          <w:bCs/>
-          <w:color w:val="212121"/>
-        </w:rPr>
-        <w:t>Part time</w:t>
-      </w:r>
-      <w:r>
-        <w:rPr>
-          <w:rFonts w:ascii="Helvetica" w:eastAsia="Times New Roman" w:hAnsi="Helvetica" w:cs="Helvetica"/>
-          <w:b/>
-          <w:bCs/>
-          <w:color w:val="212121"/>
-        </w:rPr>
-        <w:t>)</w:t>
-      </w:r>
-    </w:p>
-    <w:p>
-      <w:pPr>
-        <w:shd w:val="clear" w:color="auto" w:fill="FFFFFF"/>
-        <w:spacing w:after="0" w:line="240" w:lineRule="auto"/>
-        <w:rPr>
-          <w:rFonts w:ascii="Helvetica" w:eastAsia="Times New Roman" w:hAnsi="Helvetica" w:cs="Helvetica"/>
-          <w:color w:val="212121"/>
-          <w:sz w:val="26"/>
-          <w:szCs w:val="26"/>
-        </w:rPr>
-      </w:pPr>
-    </w:p>
-    <w:p>
-      <w:pPr>
-        <w:shd w:val="clear" w:color="auto" w:fill="FFFFFF"/>
-        <w:spacing w:after="0" w:line="240" w:lineRule="auto"/>
-        <w:rPr>
-          <w:rFonts w:ascii="Helvetica" w:eastAsia="Times New Roman" w:hAnsi="Helvetica" w:cs="Helvetica"/>
-          <w:color w:val="212121"/>
-          <w:sz w:val="26"/>
-          <w:szCs w:val="26"/>
-        </w:rPr>
-      </w:pPr>
-      <w:r>
-        <w:rPr>
-          <w:rFonts w:ascii="Helvetica" w:eastAsia="Times New Roman" w:hAnsi="Helvetica" w:cs="Helvetica"/>
-          <w:color w:val="212121"/>
-          <w:sz w:val="24"/>
-          <w:szCs w:val="24"/>
-        </w:rPr>
-        <w:t xml:space="preserve">Developed a searchable and filterable interface for Sunlight Foundation's "Tracking Trumps Conflicts of Interest" project. Designed a SQL database to house data from Trump family member's form 278e submissions to the Office of Government Ethics, as well as press accounts of potential conflicts of interest. Developed a </w:t>
-      </w:r>
-      <w:proofErr w:type="spellStart"/>
-      <w:r>
-        <w:rPr>
-          <w:rFonts w:ascii="Helvetica" w:eastAsia="Times New Roman" w:hAnsi="Helvetica" w:cs="Helvetica"/>
-          <w:color w:val="212121"/>
-          <w:sz w:val="24"/>
-          <w:szCs w:val="24"/>
-        </w:rPr>
-        <w:t>json</w:t>
-      </w:r>
-      <w:proofErr w:type="spellEnd"/>
-      <w:r>
-        <w:rPr>
-          <w:rFonts w:ascii="Helvetica" w:eastAsia="Times New Roman" w:hAnsi="Helvetica" w:cs="Helvetica"/>
-          <w:color w:val="212121"/>
-          <w:sz w:val="24"/>
-          <w:szCs w:val="24"/>
-        </w:rPr>
-        <w:t xml:space="preserve"> </w:t>
-      </w:r>
-      <w:proofErr w:type="spellStart"/>
-      <w:r>
-        <w:rPr>
-          <w:rFonts w:ascii="Helvetica" w:eastAsia="Times New Roman" w:hAnsi="Helvetica" w:cs="Helvetica"/>
-          <w:color w:val="212121"/>
-          <w:sz w:val="24"/>
-          <w:szCs w:val="24"/>
-        </w:rPr>
-        <w:t>api</w:t>
-      </w:r>
-      <w:proofErr w:type="spellEnd"/>
-      <w:r>
-        <w:rPr>
-          <w:rFonts w:ascii="Helvetica" w:eastAsia="Times New Roman" w:hAnsi="Helvetica" w:cs="Helvetica"/>
-          <w:color w:val="212121"/>
-          <w:sz w:val="24"/>
-          <w:szCs w:val="24"/>
-        </w:rPr>
-        <w:t xml:space="preserve"> for this database and designed and implemented a front end based on d3.js, dc.js, and crossfilter.js.</w:t>
-      </w:r>
+    </w:p>
+    <w:p>
+      <w:pPr>
+        <w:shd w:val="clear" w:color="auto" w:fill="FFFFFF"/>
+        <w:spacing w:after="0" w:line="240" w:lineRule="auto"/>
+        <w:rPr>
+          <w:rFonts w:ascii="Helvetica" w:eastAsia="Times New Roman" w:hAnsi="Helvetica" w:cs="Helvetica"/>
+          <w:b/>
+          <w:bCs/>
+          <w:color w:val="212121"/>
+          <w:sz w:val="26"/>
+          <w:szCs w:val="26"/>
+        </w:rPr>
+      </w:pPr>
     </w:p>
     <w:p>
       <w:pPr>
@@ -2279,6 +2014,7 @@
           <w:sz w:val="24"/>
           <w:szCs w:val="24"/>
         </w:rPr>
+        <w:lastRenderedPageBreak/>
         <w:pict w14:anchorId="717662AF">
           <v:rect id="_x0000_i1025" style="width:0;height:0" o:hralign="center" o:hrstd="t" o:hrnoshade="t" o:hr="t" fillcolor="#212121" stroked="f"/>
         </w:pict>
@@ -3064,15 +2800,6 @@
           <w:szCs w:val="24"/>
         </w:rPr>
         <w:br/>
-      </w:r>
-      <w:r>
-        <w:rPr>
-          <w:rFonts w:ascii="Helvetica" w:eastAsia="Times New Roman" w:hAnsi="Helvetica" w:cs="Helvetica"/>
-          <w:color w:val="212121"/>
-          <w:sz w:val="24"/>
-          <w:szCs w:val="24"/>
-        </w:rPr>
-        <w:lastRenderedPageBreak/>
         <w:t xml:space="preserve">Working closely with State/F senior management and staff, built FACTS Info to formulate the $40 billion US foreign assistance budget. Added five engineers and transitioned maintenance of the system on </w:t>
       </w:r>
       <w:r>
@@ -3159,235 +2886,6 @@
           <w:szCs w:val="26"/>
         </w:rPr>
       </w:pPr>
-      <w:r>
-        <w:rPr>
-          <w:rFonts w:ascii="Helvetica" w:eastAsia="Times New Roman" w:hAnsi="Helvetica" w:cs="Helvetica"/>
-          <w:b/>
-          <w:bCs/>
-          <w:color w:val="212121"/>
-          <w:sz w:val="26"/>
-          <w:szCs w:val="26"/>
-        </w:rPr>
-        <w:t>McKissock Capital Management</w:t>
-      </w:r>
-      <w:r>
-        <w:rPr>
-          <w:rFonts w:ascii="Helvetica" w:eastAsia="Times New Roman" w:hAnsi="Helvetica" w:cs="Helvetica"/>
-          <w:b/>
-          <w:bCs/>
-          <w:color w:val="212121"/>
-          <w:sz w:val="26"/>
-          <w:szCs w:val="26"/>
-        </w:rPr>
-        <w:t xml:space="preserve"> </w:t>
-      </w:r>
-      <w:r>
-        <w:rPr>
-          <w:rFonts w:ascii="Helvetica" w:eastAsia="Times New Roman" w:hAnsi="Helvetica" w:cs="Helvetica"/>
-          <w:color w:val="212121"/>
-        </w:rPr>
-        <w:t>Falls Church, VA</w:t>
-      </w:r>
-    </w:p>
-    <w:p>
-      <w:pPr>
-        <w:shd w:val="clear" w:color="auto" w:fill="FFFFFF"/>
-        <w:spacing w:after="0" w:line="240" w:lineRule="auto"/>
-        <w:rPr>
-          <w:rFonts w:ascii="Helvetica" w:eastAsia="Times New Roman" w:hAnsi="Helvetica" w:cs="Helvetica"/>
-          <w:b/>
-          <w:bCs/>
-          <w:color w:val="212121"/>
-        </w:rPr>
-      </w:pPr>
-      <w:r>
-        <w:rPr>
-          <w:rFonts w:ascii="Helvetica" w:eastAsia="Times New Roman" w:hAnsi="Helvetica" w:cs="Helvetica"/>
-          <w:b/>
-          <w:bCs/>
-          <w:color w:val="212121"/>
-        </w:rPr>
-        <w:t>June 2006</w:t>
-      </w:r>
-      <w:r>
-        <w:rPr>
-          <w:rFonts w:ascii="Helvetica" w:eastAsia="Times New Roman" w:hAnsi="Helvetica" w:cs="Helvetica"/>
-          <w:b/>
-          <w:bCs/>
-          <w:color w:val="212121"/>
-        </w:rPr>
-        <w:t xml:space="preserve"> </w:t>
-      </w:r>
-      <w:r>
-        <w:rPr>
-          <w:rFonts w:ascii="Helvetica" w:eastAsia="Times New Roman" w:hAnsi="Helvetica" w:cs="Helvetica"/>
-          <w:b/>
-          <w:bCs/>
-          <w:color w:val="212121"/>
-        </w:rPr>
-        <w:t>-</w:t>
-      </w:r>
-      <w:r>
-        <w:rPr>
-          <w:rFonts w:ascii="Helvetica" w:eastAsia="Times New Roman" w:hAnsi="Helvetica" w:cs="Helvetica"/>
-          <w:b/>
-          <w:bCs/>
-          <w:color w:val="212121"/>
-        </w:rPr>
-        <w:t xml:space="preserve"> </w:t>
-      </w:r>
-      <w:r>
-        <w:rPr>
-          <w:rFonts w:ascii="Helvetica" w:eastAsia="Times New Roman" w:hAnsi="Helvetica" w:cs="Helvetica"/>
-          <w:b/>
-          <w:bCs/>
-          <w:color w:val="212121"/>
-        </w:rPr>
-        <w:t xml:space="preserve">November 2008 </w:t>
-      </w:r>
-      <w:r>
-        <w:rPr>
-          <w:rFonts w:ascii="Helvetica" w:eastAsia="Times New Roman" w:hAnsi="Helvetica" w:cs="Helvetica"/>
-          <w:b/>
-          <w:bCs/>
-          <w:color w:val="212121"/>
-        </w:rPr>
-        <w:t>(P</w:t>
-      </w:r>
-      <w:r>
-        <w:rPr>
-          <w:rFonts w:ascii="Helvetica" w:eastAsia="Times New Roman" w:hAnsi="Helvetica" w:cs="Helvetica"/>
-          <w:b/>
-          <w:bCs/>
-          <w:color w:val="212121"/>
-        </w:rPr>
-        <w:t>art time</w:t>
-      </w:r>
-      <w:r>
-        <w:rPr>
-          <w:rFonts w:ascii="Helvetica" w:eastAsia="Times New Roman" w:hAnsi="Helvetica" w:cs="Helvetica"/>
-          <w:b/>
-          <w:bCs/>
-          <w:color w:val="212121"/>
-        </w:rPr>
-        <w:t>)</w:t>
-      </w:r>
-      <w:r>
-        <w:rPr>
-          <w:rFonts w:ascii="Helvetica" w:eastAsia="Times New Roman" w:hAnsi="Helvetica" w:cs="Helvetica"/>
-          <w:b/>
-          <w:bCs/>
-          <w:color w:val="212121"/>
-        </w:rPr>
-        <w:t xml:space="preserve"> </w:t>
-      </w:r>
-    </w:p>
-    <w:p>
-      <w:pPr>
-        <w:shd w:val="clear" w:color="auto" w:fill="FFFFFF"/>
-        <w:spacing w:after="0" w:line="240" w:lineRule="auto"/>
-        <w:rPr>
-          <w:rFonts w:ascii="Helvetica" w:eastAsia="Times New Roman" w:hAnsi="Helvetica" w:cs="Helvetica"/>
-          <w:b/>
-          <w:bCs/>
-          <w:color w:val="212121"/>
-        </w:rPr>
-      </w:pPr>
-    </w:p>
-    <w:p>
-      <w:pPr>
-        <w:shd w:val="clear" w:color="auto" w:fill="FFFFFF"/>
-        <w:spacing w:after="0" w:line="240" w:lineRule="auto"/>
-        <w:rPr>
-          <w:rFonts w:ascii="Helvetica" w:eastAsia="Times New Roman" w:hAnsi="Helvetica" w:cs="Helvetica"/>
-          <w:color w:val="212121"/>
-          <w:sz w:val="24"/>
-          <w:szCs w:val="24"/>
-        </w:rPr>
-      </w:pPr>
-      <w:r>
-        <w:rPr>
-          <w:rFonts w:ascii="Helvetica" w:eastAsia="Times New Roman" w:hAnsi="Helvetica" w:cs="Helvetica"/>
-          <w:color w:val="212121"/>
-          <w:sz w:val="24"/>
-          <w:szCs w:val="24"/>
-        </w:rPr>
-        <w:t xml:space="preserve">Wrote </w:t>
-      </w:r>
-      <w:proofErr w:type="spellStart"/>
-      <w:r>
-        <w:rPr>
-          <w:rFonts w:ascii="Helvetica" w:eastAsia="Times New Roman" w:hAnsi="Helvetica" w:cs="Helvetica"/>
-          <w:color w:val="212121"/>
-          <w:sz w:val="24"/>
-          <w:szCs w:val="24"/>
-        </w:rPr>
-        <w:t>backtesting</w:t>
-      </w:r>
-      <w:proofErr w:type="spellEnd"/>
-      <w:r>
-        <w:rPr>
-          <w:rFonts w:ascii="Helvetica" w:eastAsia="Times New Roman" w:hAnsi="Helvetica" w:cs="Helvetica"/>
-          <w:color w:val="212121"/>
-          <w:sz w:val="24"/>
-          <w:szCs w:val="24"/>
-        </w:rPr>
-        <w:t xml:space="preserve"> software in </w:t>
-      </w:r>
-      <w:proofErr w:type="spellStart"/>
-      <w:r>
-        <w:rPr>
-          <w:rFonts w:ascii="Helvetica" w:eastAsia="Times New Roman" w:hAnsi="Helvetica" w:cs="Helvetica"/>
-          <w:color w:val="212121"/>
-          <w:sz w:val="24"/>
-          <w:szCs w:val="24"/>
-        </w:rPr>
-        <w:t>c#</w:t>
-      </w:r>
-      <w:proofErr w:type="spellEnd"/>
-      <w:r>
-        <w:rPr>
-          <w:rFonts w:ascii="Helvetica" w:eastAsia="Times New Roman" w:hAnsi="Helvetica" w:cs="Helvetica"/>
-          <w:color w:val="212121"/>
-          <w:sz w:val="24"/>
-          <w:szCs w:val="24"/>
-        </w:rPr>
-        <w:t xml:space="preserve"> for a small hedge fund, build on a large historical dataset developed from S&amp;P </w:t>
-      </w:r>
-      <w:proofErr w:type="spellStart"/>
-      <w:r>
-        <w:rPr>
-          <w:rFonts w:ascii="Helvetica" w:eastAsia="Times New Roman" w:hAnsi="Helvetica" w:cs="Helvetica"/>
-          <w:color w:val="212121"/>
-          <w:sz w:val="24"/>
-          <w:szCs w:val="24"/>
-        </w:rPr>
-        <w:t>Compustat</w:t>
-      </w:r>
-      <w:proofErr w:type="spellEnd"/>
-      <w:r>
-        <w:rPr>
-          <w:rFonts w:ascii="Helvetica" w:eastAsia="Times New Roman" w:hAnsi="Helvetica" w:cs="Helvetica"/>
-          <w:color w:val="212121"/>
-          <w:sz w:val="24"/>
-          <w:szCs w:val="24"/>
-        </w:rPr>
-        <w:t xml:space="preserve"> and proprietary data. </w:t>
-      </w:r>
-    </w:p>
-    <w:p>
-      <w:pPr>
-        <w:shd w:val="clear" w:color="auto" w:fill="FFFFFF"/>
-        <w:spacing w:after="0" w:line="240" w:lineRule="auto"/>
-        <w:rPr>
-          <w:rFonts w:ascii="Helvetica" w:eastAsia="Times New Roman" w:hAnsi="Helvetica" w:cs="Helvetica"/>
-          <w:b/>
-          <w:bCs/>
-          <w:color w:val="212121"/>
-          <w:sz w:val="26"/>
-          <w:szCs w:val="26"/>
-        </w:rPr>
-      </w:pPr>
     </w:p>
     <w:p>
       <w:pPr>
@@ -3586,27 +3084,7 @@
           <w:sz w:val="24"/>
           <w:szCs w:val="24"/>
         </w:rPr>
-        <w:t xml:space="preserve"> </w:t>
-      </w:r>
-      <w:proofErr w:type="gramStart"/>
-      <w:r>
-        <w:rPr>
-          <w:rFonts w:ascii="Helvetica" w:eastAsia="Times New Roman" w:hAnsi="Helvetica" w:cs="Helvetica"/>
-          <w:color w:val="212121"/>
-          <w:sz w:val="24"/>
-          <w:szCs w:val="24"/>
-        </w:rPr>
-        <w:t>lead</w:t>
-      </w:r>
-      <w:proofErr w:type="gramEnd"/>
-      <w:r>
-        <w:rPr>
-          <w:rFonts w:ascii="Helvetica" w:eastAsia="Times New Roman" w:hAnsi="Helvetica" w:cs="Helvetica"/>
-          <w:color w:val="212121"/>
-          <w:sz w:val="24"/>
-          <w:szCs w:val="24"/>
-        </w:rPr>
-        <w:t xml:space="preserve"> on the Annual Report application, a system that was used in all USAID missions to formulate budgets, set</w:t>
+        <w:t xml:space="preserve"> lead on the Annual Report application, a system that was used in all USAID missions to formulate budgets, set</w:t>
       </w:r>
       <w:r>
         <w:rPr>
@@ -3624,7 +3102,17 @@
           <w:sz w:val="24"/>
           <w:szCs w:val="24"/>
         </w:rPr>
-        <w:t xml:space="preserve"> and plan workforce levels. </w:t>
+        <w:t xml:space="preserve"> and </w:t>
+      </w:r>
+      <w:r>
+        <w:rPr>
+          <w:rFonts w:ascii="Helvetica" w:eastAsia="Times New Roman" w:hAnsi="Helvetica" w:cs="Helvetica"/>
+          <w:color w:val="212121"/>
+          <w:sz w:val="24"/>
+          <w:szCs w:val="24"/>
+        </w:rPr>
+        <w:lastRenderedPageBreak/>
+        <w:t>plan workforce levels. </w:t>
       </w:r>
       <w:r>
         <w:rPr>
@@ -4279,7 +3767,6 @@
           <w:sz w:val="24"/>
           <w:szCs w:val="24"/>
         </w:rPr>
-        <w:lastRenderedPageBreak/>
         <w:t>Led deployments of the Member’s only platform for the Isaak Walton League, the Educational Research Service and the Urban and Regional Information System Association.</w:t>
       </w:r>
       <w:r>
@@ -4557,6 +4044,18 @@
         </w:rPr>
         <w:t>.</w:t>
       </w:r>
+    </w:p>
+    <w:p>
+      <w:pPr>
+        <w:shd w:val="clear" w:color="auto" w:fill="FFFFFF"/>
+        <w:spacing w:after="0" w:line="240" w:lineRule="auto"/>
+        <w:rPr>
+          <w:rFonts w:ascii="Helvetica" w:eastAsia="Times New Roman" w:hAnsi="Helvetica" w:cs="Helvetica"/>
+          <w:color w:val="212121"/>
+          <w:sz w:val="26"/>
+          <w:szCs w:val="26"/>
+        </w:rPr>
+      </w:pPr>
     </w:p>
     <w:p>
       <w:pPr>
@@ -4603,6 +4102,869 @@
           <w:szCs w:val="29"/>
         </w:rPr>
       </w:pPr>
+      <w:r>
+        <w:rPr>
+          <w:rFonts w:ascii="Helvetica" w:eastAsia="Times New Roman" w:hAnsi="Helvetica" w:cs="Helvetica"/>
+          <w:b/>
+          <w:bCs/>
+          <w:color w:val="212121"/>
+          <w:sz w:val="29"/>
+          <w:szCs w:val="29"/>
+        </w:rPr>
+        <w:t xml:space="preserve">Part Time &amp; Volunteer Projects </w:t>
+      </w:r>
+    </w:p>
+    <w:p>
+      <w:pPr>
+        <w:shd w:val="clear" w:color="auto" w:fill="FFFFFF"/>
+        <w:spacing w:after="0" w:line="240" w:lineRule="auto"/>
+        <w:rPr>
+          <w:rFonts w:ascii="Helvetica" w:eastAsia="Times New Roman" w:hAnsi="Helvetica" w:cs="Helvetica"/>
+          <w:b/>
+          <w:bCs/>
+          <w:color w:val="212121"/>
+          <w:sz w:val="26"/>
+          <w:szCs w:val="26"/>
+        </w:rPr>
+      </w:pPr>
+    </w:p>
+    <w:p>
+      <w:pPr>
+        <w:shd w:val="clear" w:color="auto" w:fill="FFFFFF"/>
+        <w:spacing w:after="0" w:line="240" w:lineRule="auto"/>
+        <w:rPr>
+          <w:rFonts w:ascii="Helvetica" w:eastAsia="Times New Roman" w:hAnsi="Helvetica" w:cs="Helvetica"/>
+          <w:color w:val="212121"/>
+        </w:rPr>
+      </w:pPr>
+      <w:r>
+        <w:rPr>
+          <w:rFonts w:ascii="Helvetica" w:eastAsia="Times New Roman" w:hAnsi="Helvetica" w:cs="Helvetica"/>
+          <w:b/>
+          <w:bCs/>
+          <w:color w:val="212121"/>
+          <w:sz w:val="26"/>
+          <w:szCs w:val="26"/>
+        </w:rPr>
+        <w:t xml:space="preserve">USAID Media </w:t>
+      </w:r>
+      <w:r>
+        <w:rPr>
+          <w:rFonts w:ascii="Helvetica" w:eastAsia="Times New Roman" w:hAnsi="Helvetica" w:cs="Helvetica"/>
+          <w:color w:val="212121"/>
+        </w:rPr>
+        <w:t>McLean, VA</w:t>
+      </w:r>
+      <w:r>
+        <w:rPr>
+          <w:rFonts w:ascii="Helvetica" w:eastAsia="Times New Roman" w:hAnsi="Helvetica" w:cs="Helvetica"/>
+          <w:color w:val="212121"/>
+          <w:sz w:val="26"/>
+          <w:szCs w:val="26"/>
+        </w:rPr>
+        <w:t xml:space="preserve"> </w:t>
+      </w:r>
+      <w:r>
+        <w:rPr>
+          <w:rFonts w:ascii="Helvetica" w:eastAsia="Times New Roman" w:hAnsi="Helvetica" w:cs="Helvetica"/>
+          <w:color w:val="212121"/>
+          <w:sz w:val="26"/>
+          <w:szCs w:val="26"/>
+        </w:rPr>
+        <w:br/>
+      </w:r>
+      <w:r>
+        <w:rPr>
+          <w:rFonts w:ascii="Helvetica" w:eastAsia="Times New Roman" w:hAnsi="Helvetica" w:cs="Helvetica"/>
+          <w:b/>
+          <w:bCs/>
+          <w:color w:val="212121"/>
+        </w:rPr>
+        <w:t xml:space="preserve">February </w:t>
+      </w:r>
+      <w:r>
+        <w:rPr>
+          <w:rFonts w:ascii="Helvetica" w:eastAsia="Times New Roman" w:hAnsi="Helvetica" w:cs="Helvetica"/>
+          <w:b/>
+          <w:bCs/>
+          <w:color w:val="212121"/>
+        </w:rPr>
+        <w:t>20</w:t>
+      </w:r>
+      <w:r>
+        <w:rPr>
+          <w:rFonts w:ascii="Helvetica" w:eastAsia="Times New Roman" w:hAnsi="Helvetica" w:cs="Helvetica"/>
+          <w:b/>
+          <w:bCs/>
+          <w:color w:val="212121"/>
+        </w:rPr>
+        <w:t>25</w:t>
+      </w:r>
+      <w:r>
+        <w:rPr>
+          <w:rFonts w:ascii="Helvetica" w:eastAsia="Times New Roman" w:hAnsi="Helvetica" w:cs="Helvetica"/>
+          <w:b/>
+          <w:bCs/>
+          <w:color w:val="212121"/>
+        </w:rPr>
+        <w:t> – </w:t>
+      </w:r>
+      <w:r>
+        <w:rPr>
+          <w:rFonts w:ascii="Helvetica" w:eastAsia="Times New Roman" w:hAnsi="Helvetica" w:cs="Helvetica"/>
+          <w:b/>
+          <w:bCs/>
+          <w:color w:val="212121"/>
+        </w:rPr>
+        <w:t>Present</w:t>
+      </w:r>
+      <w:r>
+        <w:rPr>
+          <w:rFonts w:ascii="Helvetica" w:eastAsia="Times New Roman" w:hAnsi="Helvetica" w:cs="Helvetica"/>
+          <w:b/>
+          <w:bCs/>
+          <w:color w:val="212121"/>
+        </w:rPr>
+        <w:t xml:space="preserve"> </w:t>
+      </w:r>
+      <w:r>
+        <w:rPr>
+          <w:rFonts w:ascii="Helvetica" w:eastAsia="Times New Roman" w:hAnsi="Helvetica" w:cs="Helvetica"/>
+          <w:color w:val="212121"/>
+        </w:rPr>
+        <w:t>2</w:t>
+      </w:r>
+      <w:r>
+        <w:rPr>
+          <w:rFonts w:ascii="Helvetica" w:eastAsia="Times New Roman" w:hAnsi="Helvetica" w:cs="Helvetica"/>
+          <w:color w:val="212121"/>
+        </w:rPr>
+        <w:t>0 hours/week</w:t>
+      </w:r>
+    </w:p>
+    <w:p>
+      <w:pPr>
+        <w:shd w:val="clear" w:color="auto" w:fill="FFFFFF"/>
+        <w:spacing w:after="0" w:line="240" w:lineRule="auto"/>
+        <w:rPr>
+          <w:rFonts w:ascii="Helvetica" w:eastAsia="Times New Roman" w:hAnsi="Helvetica" w:cs="Helvetica"/>
+          <w:b/>
+          <w:bCs/>
+          <w:color w:val="212121"/>
+          <w:sz w:val="29"/>
+          <w:szCs w:val="29"/>
+        </w:rPr>
+      </w:pPr>
+    </w:p>
+    <w:p>
+      <w:pPr>
+        <w:shd w:val="clear" w:color="auto" w:fill="FFFFFF"/>
+        <w:spacing w:after="0" w:line="240" w:lineRule="auto"/>
+        <w:rPr>
+          <w:rFonts w:ascii="Helvetica" w:eastAsia="Times New Roman" w:hAnsi="Helvetica" w:cs="Helvetica"/>
+          <w:color w:val="212121"/>
+          <w:sz w:val="24"/>
+          <w:szCs w:val="24"/>
+        </w:rPr>
+      </w:pPr>
+      <w:r>
+        <w:rPr>
+          <w:rFonts w:ascii="Helvetica" w:eastAsia="Times New Roman" w:hAnsi="Helvetica" w:cs="Helvetica"/>
+          <w:color w:val="212121"/>
+          <w:sz w:val="24"/>
+          <w:szCs w:val="24"/>
+        </w:rPr>
+        <w:t>Developed usaidmedia.org, a website for curating and searching media coverage of USAID since February 2025 shutdown. The media search site is available to the public</w:t>
+      </w:r>
+      <w:r>
+        <w:rPr>
+          <w:rFonts w:ascii="Helvetica" w:eastAsia="Times New Roman" w:hAnsi="Helvetica" w:cs="Helvetica"/>
+          <w:color w:val="212121"/>
+          <w:sz w:val="24"/>
+          <w:szCs w:val="24"/>
+        </w:rPr>
+        <w:t xml:space="preserve"> </w:t>
+      </w:r>
+      <w:r>
+        <w:rPr>
+          <w:rFonts w:ascii="Helvetica" w:eastAsia="Times New Roman" w:hAnsi="Helvetica" w:cs="Helvetica"/>
+          <w:color w:val="212121"/>
+          <w:sz w:val="24"/>
+          <w:szCs w:val="24"/>
+        </w:rPr>
+        <w:lastRenderedPageBreak/>
+        <w:t>and</w:t>
+      </w:r>
+      <w:r>
+        <w:rPr>
+          <w:rFonts w:ascii="Helvetica" w:eastAsia="Times New Roman" w:hAnsi="Helvetica" w:cs="Helvetica"/>
+          <w:color w:val="212121"/>
+          <w:sz w:val="24"/>
+          <w:szCs w:val="24"/>
+        </w:rPr>
+        <w:t xml:space="preserve"> the backend is used by USAID advocacy groups for media curation and document generation. Front end was </w:t>
+      </w:r>
+      <w:proofErr w:type="gramStart"/>
+      <w:r>
+        <w:rPr>
+          <w:rFonts w:ascii="Helvetica" w:eastAsia="Times New Roman" w:hAnsi="Helvetica" w:cs="Helvetica"/>
+          <w:color w:val="212121"/>
+          <w:sz w:val="24"/>
+          <w:szCs w:val="24"/>
+        </w:rPr>
+        <w:t>uses</w:t>
+      </w:r>
+      <w:proofErr w:type="gramEnd"/>
+      <w:r>
+        <w:rPr>
+          <w:rFonts w:ascii="Helvetica" w:eastAsia="Times New Roman" w:hAnsi="Helvetica" w:cs="Helvetica"/>
+          <w:color w:val="212121"/>
+          <w:sz w:val="24"/>
+          <w:szCs w:val="24"/>
+        </w:rPr>
+        <w:t xml:space="preserve"> d3.js/crossfilter/javascript; backend was developed with Python, FastApi, SQLModel, PostgreSQL, LangChain, Chroma,</w:t>
+      </w:r>
+      <w:r>
+        <w:rPr>
+          <w:rFonts w:ascii="Helvetica" w:eastAsia="Times New Roman" w:hAnsi="Helvetica" w:cs="Helvetica"/>
+          <w:color w:val="212121"/>
+          <w:sz w:val="24"/>
+          <w:szCs w:val="24"/>
+        </w:rPr>
+        <w:t xml:space="preserve"> </w:t>
+      </w:r>
+      <w:r>
+        <w:rPr>
+          <w:rFonts w:ascii="Helvetica" w:eastAsia="Times New Roman" w:hAnsi="Helvetica" w:cs="Helvetica"/>
+          <w:color w:val="212121"/>
+          <w:sz w:val="24"/>
+          <w:szCs w:val="24"/>
+        </w:rPr>
+        <w:t xml:space="preserve">OpenAI and Anthropic apis.   </w:t>
+      </w:r>
+    </w:p>
+    <w:p>
+      <w:pPr>
+        <w:shd w:val="clear" w:color="auto" w:fill="FFFFFF"/>
+        <w:spacing w:after="0" w:line="240" w:lineRule="auto"/>
+        <w:rPr>
+          <w:rFonts w:ascii="Helvetica" w:eastAsia="Times New Roman" w:hAnsi="Helvetica" w:cs="Helvetica"/>
+          <w:color w:val="212121"/>
+          <w:sz w:val="24"/>
+          <w:szCs w:val="24"/>
+        </w:rPr>
+      </w:pPr>
+    </w:p>
+    <w:p>
+      <w:pPr>
+        <w:shd w:val="clear" w:color="auto" w:fill="FFFFFF"/>
+        <w:spacing w:after="0" w:line="240" w:lineRule="auto"/>
+        <w:rPr>
+          <w:rFonts w:ascii="Helvetica" w:eastAsia="Times New Roman" w:hAnsi="Helvetica" w:cs="Helvetica"/>
+          <w:b/>
+          <w:bCs/>
+          <w:color w:val="212121"/>
+          <w:sz w:val="26"/>
+          <w:szCs w:val="26"/>
+        </w:rPr>
+      </w:pPr>
+      <w:r>
+        <w:rPr>
+          <w:rFonts w:ascii="Helvetica" w:eastAsia="Times New Roman" w:hAnsi="Helvetica" w:cs="Helvetica"/>
+          <w:b/>
+          <w:bCs/>
+          <w:color w:val="212121"/>
+          <w:sz w:val="26"/>
+          <w:szCs w:val="26"/>
+        </w:rPr>
+        <w:t>The Union</w:t>
+      </w:r>
+      <w:r>
+        <w:rPr>
+          <w:rFonts w:ascii="Helvetica" w:eastAsia="Times New Roman" w:hAnsi="Helvetica" w:cs="Helvetica"/>
+          <w:b/>
+          <w:bCs/>
+          <w:color w:val="212121"/>
+          <w:sz w:val="26"/>
+          <w:szCs w:val="26"/>
+        </w:rPr>
+        <w:t xml:space="preserve"> </w:t>
+      </w:r>
+      <w:r>
+        <w:rPr>
+          <w:rFonts w:ascii="Helvetica" w:eastAsia="Times New Roman" w:hAnsi="Helvetica" w:cs="Helvetica"/>
+          <w:color w:val="212121"/>
+        </w:rPr>
+        <w:t>Distributed team</w:t>
+      </w:r>
+    </w:p>
+    <w:p>
+      <w:pPr>
+        <w:shd w:val="clear" w:color="auto" w:fill="FFFFFF"/>
+        <w:spacing w:after="0" w:line="240" w:lineRule="auto"/>
+        <w:rPr>
+          <w:rFonts w:ascii="Helvetica" w:eastAsia="Times New Roman" w:hAnsi="Helvetica" w:cs="Helvetica"/>
+          <w:b/>
+          <w:bCs/>
+          <w:color w:val="212121"/>
+        </w:rPr>
+      </w:pPr>
+      <w:r>
+        <w:rPr>
+          <w:rFonts w:ascii="Helvetica" w:eastAsia="Times New Roman" w:hAnsi="Helvetica" w:cs="Helvetica"/>
+          <w:b/>
+          <w:bCs/>
+          <w:color w:val="212121"/>
+        </w:rPr>
+        <w:t xml:space="preserve">April 2022 </w:t>
+      </w:r>
+      <w:r>
+        <w:rPr>
+          <w:rFonts w:ascii="Helvetica" w:eastAsia="Times New Roman" w:hAnsi="Helvetica" w:cs="Helvetica"/>
+          <w:b/>
+          <w:bCs/>
+          <w:color w:val="212121"/>
+        </w:rPr>
+        <w:t>–</w:t>
+      </w:r>
+      <w:r>
+        <w:rPr>
+          <w:rFonts w:ascii="Helvetica" w:eastAsia="Times New Roman" w:hAnsi="Helvetica" w:cs="Helvetica"/>
+          <w:b/>
+          <w:bCs/>
+          <w:color w:val="212121"/>
+        </w:rPr>
+        <w:t xml:space="preserve"> </w:t>
+      </w:r>
+      <w:r>
+        <w:rPr>
+          <w:rFonts w:ascii="Helvetica" w:eastAsia="Times New Roman" w:hAnsi="Helvetica" w:cs="Helvetica"/>
+          <w:b/>
+          <w:bCs/>
+          <w:color w:val="212121"/>
+        </w:rPr>
+        <w:t>February 2023 (Part time)</w:t>
+      </w:r>
+    </w:p>
+    <w:p>
+      <w:pPr>
+        <w:shd w:val="clear" w:color="auto" w:fill="FFFFFF"/>
+        <w:spacing w:after="0" w:line="240" w:lineRule="auto"/>
+        <w:rPr>
+          <w:rFonts w:ascii="Helvetica" w:eastAsia="Times New Roman" w:hAnsi="Helvetica" w:cs="Helvetica"/>
+          <w:color w:val="212121"/>
+        </w:rPr>
+      </w:pPr>
+    </w:p>
+    <w:p>
+      <w:pPr>
+        <w:shd w:val="clear" w:color="auto" w:fill="FFFFFF"/>
+        <w:spacing w:after="0" w:line="240" w:lineRule="auto"/>
+        <w:rPr>
+          <w:rFonts w:ascii="Helvetica" w:eastAsia="Times New Roman" w:hAnsi="Helvetica" w:cs="Helvetica"/>
+          <w:color w:val="212121"/>
+          <w:sz w:val="24"/>
+          <w:szCs w:val="24"/>
+        </w:rPr>
+      </w:pPr>
+      <w:r>
+        <w:rPr>
+          <w:rFonts w:ascii="Helvetica" w:eastAsia="Times New Roman" w:hAnsi="Helvetica" w:cs="Helvetica"/>
+          <w:color w:val="212121"/>
+          <w:sz w:val="24"/>
+          <w:szCs w:val="24"/>
+        </w:rPr>
+        <w:t xml:space="preserve">Lead developer on </w:t>
+      </w:r>
+      <w:r>
+        <w:rPr>
+          <w:rFonts w:ascii="Helvetica" w:eastAsia="Times New Roman" w:hAnsi="Helvetica" w:cs="Helvetica"/>
+          <w:color w:val="212121"/>
+          <w:sz w:val="24"/>
+          <w:szCs w:val="24"/>
+        </w:rPr>
+        <w:t xml:space="preserve">the Union’s public </w:t>
+      </w:r>
+      <w:r>
+        <w:rPr>
+          <w:rFonts w:ascii="Helvetica" w:eastAsia="Times New Roman" w:hAnsi="Helvetica" w:cs="Helvetica"/>
+          <w:color w:val="212121"/>
+          <w:sz w:val="24"/>
+          <w:szCs w:val="24"/>
+        </w:rPr>
+        <w:t xml:space="preserve">website to share information about key races in the November 2022 election, as identified by the Union’s partner, the Lincoln Project. Used Django and PostgreSQL to manage information on candidates, volunteer events and press coverage.     </w:t>
+      </w:r>
+    </w:p>
+    <w:p>
+      <w:pPr>
+        <w:shd w:val="clear" w:color="auto" w:fill="FFFFFF"/>
+        <w:spacing w:after="0" w:line="240" w:lineRule="auto"/>
+        <w:rPr>
+          <w:rFonts w:ascii="Helvetica" w:eastAsia="Times New Roman" w:hAnsi="Helvetica" w:cs="Helvetica"/>
+          <w:color w:val="212121"/>
+          <w:sz w:val="24"/>
+          <w:szCs w:val="24"/>
+        </w:rPr>
+      </w:pPr>
+    </w:p>
+    <w:p>
+      <w:pPr>
+        <w:shd w:val="clear" w:color="auto" w:fill="FFFFFF"/>
+        <w:spacing w:after="0" w:line="240" w:lineRule="auto"/>
+        <w:rPr>
+          <w:rFonts w:ascii="Helvetica" w:eastAsia="Times New Roman" w:hAnsi="Helvetica" w:cs="Helvetica"/>
+          <w:b/>
+          <w:bCs/>
+          <w:color w:val="212121"/>
+        </w:rPr>
+      </w:pPr>
+      <w:r>
+        <w:rPr>
+          <w:rFonts w:ascii="Helvetica" w:eastAsia="Times New Roman" w:hAnsi="Helvetica" w:cs="Helvetica"/>
+          <w:b/>
+          <w:bCs/>
+          <w:color w:val="212121"/>
+          <w:sz w:val="26"/>
+          <w:szCs w:val="26"/>
+        </w:rPr>
+        <w:t>Sunlight Foundation</w:t>
+      </w:r>
+      <w:r>
+        <w:rPr>
+          <w:rFonts w:ascii="Helvetica" w:eastAsia="Times New Roman" w:hAnsi="Helvetica" w:cs="Helvetica"/>
+          <w:color w:val="212121"/>
+          <w:sz w:val="26"/>
+          <w:szCs w:val="26"/>
+        </w:rPr>
+        <w:t xml:space="preserve"> </w:t>
+      </w:r>
+      <w:r>
+        <w:rPr>
+          <w:rFonts w:ascii="Helvetica" w:eastAsia="Times New Roman" w:hAnsi="Helvetica" w:cs="Helvetica"/>
+          <w:color w:val="212121"/>
+        </w:rPr>
+        <w:t>Washington, DC</w:t>
+      </w:r>
+      <w:r>
+        <w:rPr>
+          <w:rFonts w:ascii="Helvetica" w:eastAsia="Times New Roman" w:hAnsi="Helvetica" w:cs="Helvetica"/>
+          <w:color w:val="212121"/>
+          <w:sz w:val="26"/>
+          <w:szCs w:val="26"/>
+        </w:rPr>
+        <w:br/>
+      </w:r>
+      <w:r>
+        <w:rPr>
+          <w:rFonts w:ascii="Helvetica" w:eastAsia="Times New Roman" w:hAnsi="Helvetica" w:cs="Helvetica"/>
+          <w:b/>
+          <w:bCs/>
+          <w:color w:val="212121"/>
+        </w:rPr>
+        <w:t>February</w:t>
+      </w:r>
+      <w:r>
+        <w:rPr>
+          <w:rFonts w:ascii="Helvetica" w:eastAsia="Times New Roman" w:hAnsi="Helvetica" w:cs="Helvetica"/>
+          <w:b/>
+          <w:bCs/>
+          <w:color w:val="212121"/>
+        </w:rPr>
+        <w:t xml:space="preserve"> 20</w:t>
+      </w:r>
+      <w:r>
+        <w:rPr>
+          <w:rFonts w:ascii="Helvetica" w:eastAsia="Times New Roman" w:hAnsi="Helvetica" w:cs="Helvetica"/>
+          <w:b/>
+          <w:bCs/>
+          <w:color w:val="212121"/>
+        </w:rPr>
+        <w:t>18</w:t>
+      </w:r>
+      <w:r>
+        <w:rPr>
+          <w:rFonts w:ascii="Helvetica" w:eastAsia="Times New Roman" w:hAnsi="Helvetica" w:cs="Helvetica"/>
+          <w:b/>
+          <w:bCs/>
+          <w:color w:val="212121"/>
+        </w:rPr>
+        <w:t> – </w:t>
+      </w:r>
+      <w:r>
+        <w:rPr>
+          <w:rFonts w:ascii="Helvetica" w:eastAsia="Times New Roman" w:hAnsi="Helvetica" w:cs="Helvetica"/>
+          <w:b/>
+          <w:bCs/>
+          <w:color w:val="212121"/>
+        </w:rPr>
+        <w:t>August 2018</w:t>
+      </w:r>
+      <w:r>
+        <w:rPr>
+          <w:rFonts w:ascii="Helvetica" w:eastAsia="Times New Roman" w:hAnsi="Helvetica" w:cs="Helvetica"/>
+          <w:b/>
+          <w:bCs/>
+          <w:color w:val="212121"/>
+        </w:rPr>
+        <w:t xml:space="preserve"> (</w:t>
+      </w:r>
+      <w:r>
+        <w:rPr>
+          <w:rFonts w:ascii="Helvetica" w:eastAsia="Times New Roman" w:hAnsi="Helvetica" w:cs="Helvetica"/>
+          <w:b/>
+          <w:bCs/>
+          <w:color w:val="212121"/>
+        </w:rPr>
+        <w:t>Part time</w:t>
+      </w:r>
+      <w:r>
+        <w:rPr>
+          <w:rFonts w:ascii="Helvetica" w:eastAsia="Times New Roman" w:hAnsi="Helvetica" w:cs="Helvetica"/>
+          <w:b/>
+          <w:bCs/>
+          <w:color w:val="212121"/>
+        </w:rPr>
+        <w:t>)</w:t>
+      </w:r>
+    </w:p>
+    <w:p>
+      <w:pPr>
+        <w:shd w:val="clear" w:color="auto" w:fill="FFFFFF"/>
+        <w:spacing w:after="0" w:line="240" w:lineRule="auto"/>
+        <w:rPr>
+          <w:rFonts w:ascii="Helvetica" w:eastAsia="Times New Roman" w:hAnsi="Helvetica" w:cs="Helvetica"/>
+          <w:color w:val="212121"/>
+          <w:sz w:val="26"/>
+          <w:szCs w:val="26"/>
+        </w:rPr>
+      </w:pPr>
+    </w:p>
+    <w:p>
+      <w:pPr>
+        <w:shd w:val="clear" w:color="auto" w:fill="FFFFFF"/>
+        <w:spacing w:after="0" w:line="240" w:lineRule="auto"/>
+        <w:rPr>
+          <w:rFonts w:ascii="Helvetica" w:eastAsia="Times New Roman" w:hAnsi="Helvetica" w:cs="Helvetica"/>
+          <w:color w:val="212121"/>
+          <w:sz w:val="24"/>
+          <w:szCs w:val="24"/>
+        </w:rPr>
+      </w:pPr>
+      <w:r>
+        <w:rPr>
+          <w:rFonts w:ascii="Helvetica" w:eastAsia="Times New Roman" w:hAnsi="Helvetica" w:cs="Helvetica"/>
+          <w:color w:val="212121"/>
+          <w:sz w:val="24"/>
+          <w:szCs w:val="24"/>
+        </w:rPr>
+        <w:t>Developed a searchable and filterable interface for Sunlight Foundation's "Tracking Trumps Conflicts of Interest" project. Developed a json api and designed and implemented a front end based on d3.js, dc.js, and crossfilter.js.</w:t>
+      </w:r>
+    </w:p>
+    <w:p>
+      <w:pPr>
+        <w:shd w:val="clear" w:color="auto" w:fill="FFFFFF"/>
+        <w:spacing w:after="0" w:line="240" w:lineRule="auto"/>
+        <w:rPr>
+          <w:rFonts w:ascii="Helvetica" w:eastAsia="Times New Roman" w:hAnsi="Helvetica" w:cs="Helvetica"/>
+          <w:color w:val="212121"/>
+          <w:sz w:val="24"/>
+          <w:szCs w:val="24"/>
+        </w:rPr>
+      </w:pPr>
+    </w:p>
+    <w:p>
+      <w:pPr>
+        <w:shd w:val="clear" w:color="auto" w:fill="FFFFFF"/>
+        <w:spacing w:after="0" w:line="240" w:lineRule="auto"/>
+        <w:rPr>
+          <w:rFonts w:ascii="Helvetica" w:eastAsia="Times New Roman" w:hAnsi="Helvetica" w:cs="Helvetica"/>
+          <w:color w:val="212121"/>
+        </w:rPr>
+      </w:pPr>
+      <w:r>
+        <w:rPr>
+          <w:rFonts w:ascii="Helvetica" w:eastAsia="Times New Roman" w:hAnsi="Helvetica" w:cs="Helvetica"/>
+          <w:b/>
+          <w:bCs/>
+          <w:color w:val="212121"/>
+          <w:sz w:val="26"/>
+          <w:szCs w:val="26"/>
+        </w:rPr>
+        <w:t xml:space="preserve">Fairfax Flags </w:t>
+      </w:r>
+      <w:r>
+        <w:rPr>
+          <w:rFonts w:ascii="Helvetica" w:eastAsia="Times New Roman" w:hAnsi="Helvetica" w:cs="Helvetica"/>
+          <w:color w:val="212121"/>
+        </w:rPr>
+        <w:t>Fairfax County, VA</w:t>
+      </w:r>
+    </w:p>
+    <w:p>
+      <w:pPr>
+        <w:shd w:val="clear" w:color="auto" w:fill="FFFFFF"/>
+        <w:spacing w:after="0" w:line="240" w:lineRule="auto"/>
+        <w:rPr>
+          <w:rFonts w:ascii="Helvetica" w:eastAsia="Times New Roman" w:hAnsi="Helvetica" w:cs="Helvetica"/>
+          <w:b/>
+          <w:bCs/>
+          <w:color w:val="212121"/>
+        </w:rPr>
+      </w:pPr>
+      <w:r>
+        <w:rPr>
+          <w:rFonts w:ascii="Helvetica" w:eastAsia="Times New Roman" w:hAnsi="Helvetica" w:cs="Helvetica"/>
+          <w:b/>
+          <w:bCs/>
+          <w:color w:val="212121"/>
+        </w:rPr>
+        <w:t>September 2015 - December 2015 (Part time)</w:t>
+      </w:r>
+    </w:p>
+    <w:p>
+      <w:pPr>
+        <w:shd w:val="clear" w:color="auto" w:fill="FFFFFF"/>
+        <w:spacing w:after="0" w:line="240" w:lineRule="auto"/>
+        <w:rPr>
+          <w:rFonts w:ascii="Helvetica" w:eastAsia="Times New Roman" w:hAnsi="Helvetica" w:cs="Helvetica"/>
+          <w:b/>
+          <w:bCs/>
+          <w:color w:val="212121"/>
+        </w:rPr>
+      </w:pPr>
+    </w:p>
+    <w:p>
+      <w:pPr>
+        <w:shd w:val="clear" w:color="auto" w:fill="FFFFFF"/>
+        <w:spacing w:after="0" w:line="240" w:lineRule="auto"/>
+        <w:rPr>
+          <w:rFonts w:ascii="Helvetica" w:eastAsia="Times New Roman" w:hAnsi="Helvetica" w:cs="Helvetica"/>
+          <w:color w:val="212121"/>
+          <w:sz w:val="24"/>
+          <w:szCs w:val="24"/>
+        </w:rPr>
+      </w:pPr>
+      <w:r>
+        <w:rPr>
+          <w:rFonts w:ascii="Helvetica" w:eastAsia="Times New Roman" w:hAnsi="Helvetica" w:cs="Helvetica"/>
+          <w:color w:val="212121"/>
+          <w:sz w:val="24"/>
+          <w:szCs w:val="24"/>
+        </w:rPr>
+        <w:t>Built and maintained website for a group advocating for foreign language immersion</w:t>
+      </w:r>
+      <w:r>
+        <w:rPr>
+          <w:rFonts w:ascii="Helvetica" w:eastAsia="Times New Roman" w:hAnsi="Helvetica" w:cs="Helvetica"/>
+          <w:color w:val="212121"/>
+          <w:sz w:val="24"/>
+          <w:szCs w:val="24"/>
+        </w:rPr>
+        <w:t>, using the Hugo static site generator.</w:t>
+      </w:r>
+    </w:p>
+    <w:p>
+      <w:pPr>
+        <w:shd w:val="clear" w:color="auto" w:fill="FFFFFF"/>
+        <w:spacing w:after="0" w:line="240" w:lineRule="auto"/>
+        <w:rPr>
+          <w:rFonts w:ascii="Helvetica" w:eastAsia="Times New Roman" w:hAnsi="Helvetica" w:cs="Helvetica"/>
+          <w:color w:val="212121"/>
+        </w:rPr>
+      </w:pPr>
+    </w:p>
+    <w:p>
+      <w:pPr>
+        <w:shd w:val="clear" w:color="auto" w:fill="FFFFFF"/>
+        <w:spacing w:after="0" w:line="240" w:lineRule="auto"/>
+        <w:rPr>
+          <w:rFonts w:ascii="Helvetica" w:eastAsia="Times New Roman" w:hAnsi="Helvetica" w:cs="Helvetica"/>
+          <w:color w:val="212121"/>
+          <w:sz w:val="24"/>
+          <w:szCs w:val="24"/>
+        </w:rPr>
+      </w:pPr>
+    </w:p>
+    <w:p>
+      <w:pPr>
+        <w:shd w:val="clear" w:color="auto" w:fill="FFFFFF"/>
+        <w:spacing w:after="0" w:line="240" w:lineRule="auto"/>
+        <w:rPr>
+          <w:rFonts w:ascii="Helvetica" w:eastAsia="Times New Roman" w:hAnsi="Helvetica" w:cs="Helvetica"/>
+          <w:b/>
+          <w:bCs/>
+          <w:color w:val="212121"/>
+          <w:sz w:val="26"/>
+          <w:szCs w:val="26"/>
+        </w:rPr>
+      </w:pPr>
+      <w:r>
+        <w:rPr>
+          <w:rFonts w:ascii="Helvetica" w:eastAsia="Times New Roman" w:hAnsi="Helvetica" w:cs="Helvetica"/>
+          <w:b/>
+          <w:bCs/>
+          <w:color w:val="212121"/>
+          <w:sz w:val="26"/>
+          <w:szCs w:val="26"/>
+        </w:rPr>
+        <w:t>McKissock Capital Management</w:t>
+      </w:r>
+      <w:r>
+        <w:rPr>
+          <w:rFonts w:ascii="Helvetica" w:eastAsia="Times New Roman" w:hAnsi="Helvetica" w:cs="Helvetica"/>
+          <w:b/>
+          <w:bCs/>
+          <w:color w:val="212121"/>
+          <w:sz w:val="26"/>
+          <w:szCs w:val="26"/>
+        </w:rPr>
+        <w:t xml:space="preserve"> </w:t>
+      </w:r>
+      <w:r>
+        <w:rPr>
+          <w:rFonts w:ascii="Helvetica" w:eastAsia="Times New Roman" w:hAnsi="Helvetica" w:cs="Helvetica"/>
+          <w:color w:val="212121"/>
+        </w:rPr>
+        <w:t>Falls Church, VA</w:t>
+      </w:r>
+    </w:p>
+    <w:p>
+      <w:pPr>
+        <w:shd w:val="clear" w:color="auto" w:fill="FFFFFF"/>
+        <w:spacing w:after="0" w:line="240" w:lineRule="auto"/>
+        <w:rPr>
+          <w:rFonts w:ascii="Helvetica" w:eastAsia="Times New Roman" w:hAnsi="Helvetica" w:cs="Helvetica"/>
+          <w:b/>
+          <w:bCs/>
+          <w:color w:val="212121"/>
+        </w:rPr>
+      </w:pPr>
+      <w:r>
+        <w:rPr>
+          <w:rFonts w:ascii="Helvetica" w:eastAsia="Times New Roman" w:hAnsi="Helvetica" w:cs="Helvetica"/>
+          <w:b/>
+          <w:bCs/>
+          <w:color w:val="212121"/>
+        </w:rPr>
+        <w:t>June 2006</w:t>
+      </w:r>
+      <w:r>
+        <w:rPr>
+          <w:rFonts w:ascii="Helvetica" w:eastAsia="Times New Roman" w:hAnsi="Helvetica" w:cs="Helvetica"/>
+          <w:b/>
+          <w:bCs/>
+          <w:color w:val="212121"/>
+        </w:rPr>
+        <w:t xml:space="preserve"> </w:t>
+      </w:r>
+      <w:r>
+        <w:rPr>
+          <w:rFonts w:ascii="Helvetica" w:eastAsia="Times New Roman" w:hAnsi="Helvetica" w:cs="Helvetica"/>
+          <w:b/>
+          <w:bCs/>
+          <w:color w:val="212121"/>
+        </w:rPr>
+        <w:t>-</w:t>
+      </w:r>
+      <w:r>
+        <w:rPr>
+          <w:rFonts w:ascii="Helvetica" w:eastAsia="Times New Roman" w:hAnsi="Helvetica" w:cs="Helvetica"/>
+          <w:b/>
+          <w:bCs/>
+          <w:color w:val="212121"/>
+        </w:rPr>
+        <w:t xml:space="preserve"> </w:t>
+      </w:r>
+      <w:r>
+        <w:rPr>
+          <w:rFonts w:ascii="Helvetica" w:eastAsia="Times New Roman" w:hAnsi="Helvetica" w:cs="Helvetica"/>
+          <w:b/>
+          <w:bCs/>
+          <w:color w:val="212121"/>
+        </w:rPr>
+        <w:t xml:space="preserve">November 2008 </w:t>
+      </w:r>
+      <w:r>
+        <w:rPr>
+          <w:rFonts w:ascii="Helvetica" w:eastAsia="Times New Roman" w:hAnsi="Helvetica" w:cs="Helvetica"/>
+          <w:b/>
+          <w:bCs/>
+          <w:color w:val="212121"/>
+        </w:rPr>
+        <w:t>(P</w:t>
+      </w:r>
+      <w:r>
+        <w:rPr>
+          <w:rFonts w:ascii="Helvetica" w:eastAsia="Times New Roman" w:hAnsi="Helvetica" w:cs="Helvetica"/>
+          <w:b/>
+          <w:bCs/>
+          <w:color w:val="212121"/>
+        </w:rPr>
+        <w:t>art time</w:t>
+      </w:r>
+      <w:r>
+        <w:rPr>
+          <w:rFonts w:ascii="Helvetica" w:eastAsia="Times New Roman" w:hAnsi="Helvetica" w:cs="Helvetica"/>
+          <w:b/>
+          <w:bCs/>
+          <w:color w:val="212121"/>
+        </w:rPr>
+        <w:t>)</w:t>
+      </w:r>
+      <w:r>
+        <w:rPr>
+          <w:rFonts w:ascii="Helvetica" w:eastAsia="Times New Roman" w:hAnsi="Helvetica" w:cs="Helvetica"/>
+          <w:b/>
+          <w:bCs/>
+          <w:color w:val="212121"/>
+        </w:rPr>
+        <w:t xml:space="preserve"> </w:t>
+      </w:r>
+    </w:p>
+    <w:p>
+      <w:pPr>
+        <w:shd w:val="clear" w:color="auto" w:fill="FFFFFF"/>
+        <w:spacing w:after="0" w:line="240" w:lineRule="auto"/>
+        <w:rPr>
+          <w:rFonts w:ascii="Helvetica" w:eastAsia="Times New Roman" w:hAnsi="Helvetica" w:cs="Helvetica"/>
+          <w:b/>
+          <w:bCs/>
+          <w:color w:val="212121"/>
+        </w:rPr>
+      </w:pPr>
+    </w:p>
+    <w:p>
+      <w:pPr>
+        <w:shd w:val="clear" w:color="auto" w:fill="FFFFFF"/>
+        <w:spacing w:after="0" w:line="240" w:lineRule="auto"/>
+        <w:rPr>
+          <w:rFonts w:ascii="Helvetica" w:eastAsia="Times New Roman" w:hAnsi="Helvetica" w:cs="Helvetica"/>
+          <w:color w:val="212121"/>
+          <w:sz w:val="24"/>
+          <w:szCs w:val="24"/>
+        </w:rPr>
+      </w:pPr>
+      <w:r>
+        <w:rPr>
+          <w:rFonts w:ascii="Helvetica" w:eastAsia="Times New Roman" w:hAnsi="Helvetica" w:cs="Helvetica"/>
+          <w:color w:val="212121"/>
+          <w:sz w:val="24"/>
+          <w:szCs w:val="24"/>
+        </w:rPr>
+        <w:t xml:space="preserve">Wrote backtesting software in c# for a small hedge fund, build on a large historical dataset developed from S&amp;P Compustat and proprietary data. </w:t>
+      </w:r>
+    </w:p>
+    <w:p>
+      <w:pPr>
+        <w:shd w:val="clear" w:color="auto" w:fill="FFFFFF"/>
+        <w:spacing w:after="0" w:line="240" w:lineRule="auto"/>
+        <w:rPr>
+          <w:rFonts w:ascii="Helvetica" w:eastAsia="Times New Roman" w:hAnsi="Helvetica" w:cs="Helvetica"/>
+          <w:color w:val="212121"/>
+          <w:sz w:val="26"/>
+          <w:szCs w:val="26"/>
+        </w:rPr>
+      </w:pPr>
     </w:p>
     <w:p>
       <w:pPr>
@@ -4861,6 +5223,247 @@
           <w:szCs w:val="26"/>
         </w:rPr>
         <w:t>1989</w:t>
+      </w:r>
+    </w:p>
+    <w:p>
+      <w:pPr>
+        <w:shd w:val="clear" w:color="auto" w:fill="FFFFFF"/>
+        <w:spacing w:after="0" w:line="240" w:lineRule="auto"/>
+        <w:rPr>
+          <w:rFonts w:ascii="Helvetica" w:eastAsia="Times New Roman" w:hAnsi="Helvetica" w:cs="Helvetica"/>
+          <w:color w:val="212121"/>
+          <w:sz w:val="26"/>
+          <w:szCs w:val="26"/>
+        </w:rPr>
+      </w:pPr>
+    </w:p>
+    <w:p>
+      <w:pPr>
+        <w:shd w:val="clear" w:color="auto" w:fill="FFFFFF"/>
+        <w:spacing w:after="0" w:line="240" w:lineRule="auto"/>
+        <w:rPr>
+          <w:rFonts w:ascii="Helvetica" w:eastAsia="Times New Roman" w:hAnsi="Helvetica" w:cs="Helvetica"/>
+          <w:color w:val="212121"/>
+          <w:sz w:val="26"/>
+          <w:szCs w:val="26"/>
+        </w:rPr>
+      </w:pPr>
+    </w:p>
+    <w:p>
+      <w:pPr>
+        <w:shd w:val="clear" w:color="auto" w:fill="FFFFFF"/>
+        <w:spacing w:after="0" w:line="240" w:lineRule="auto"/>
+        <w:rPr>
+          <w:rFonts w:ascii="Helvetica" w:eastAsia="Times New Roman" w:hAnsi="Helvetica" w:cs="Helvetica"/>
+          <w:color w:val="212121"/>
+          <w:sz w:val="26"/>
+          <w:szCs w:val="26"/>
+        </w:rPr>
+      </w:pPr>
+    </w:p>
+    <w:p>
+      <w:pPr>
+        <w:shd w:val="clear" w:color="auto" w:fill="FFFFFF"/>
+        <w:spacing w:after="0" w:line="240" w:lineRule="auto"/>
+        <w:rPr>
+          <w:rFonts w:ascii="Helvetica" w:eastAsia="Times New Roman" w:hAnsi="Helvetica" w:cs="Helvetica"/>
+          <w:color w:val="212121"/>
+          <w:sz w:val="26"/>
+          <w:szCs w:val="26"/>
+        </w:rPr>
+      </w:pPr>
+    </w:p>
+    <w:p>
+      <w:pPr>
+        <w:shd w:val="clear" w:color="auto" w:fill="FFFFFF"/>
+        <w:spacing w:after="0" w:line="240" w:lineRule="auto"/>
+        <w:rPr>
+          <w:rFonts w:ascii="Helvetica" w:eastAsia="Times New Roman" w:hAnsi="Helvetica" w:cs="Helvetica"/>
+          <w:b/>
+          <w:bCs/>
+          <w:color w:val="212121"/>
+          <w:sz w:val="29"/>
+          <w:szCs w:val="29"/>
+        </w:rPr>
+      </w:pPr>
+      <w:r>
+        <w:rPr>
+          <w:rFonts w:ascii="Helvetica" w:eastAsia="Times New Roman" w:hAnsi="Helvetica" w:cs="Helvetica"/>
+          <w:b/>
+          <w:bCs/>
+          <w:color w:val="212121"/>
+          <w:sz w:val="29"/>
+          <w:szCs w:val="29"/>
+        </w:rPr>
+        <w:lastRenderedPageBreak/>
+        <w:t>Recent Training</w:t>
+      </w:r>
+    </w:p>
+    <w:p>
+      <w:pPr>
+        <w:shd w:val="clear" w:color="auto" w:fill="FFFFFF"/>
+        <w:spacing w:after="0" w:line="240" w:lineRule="auto"/>
+        <w:rPr>
+          <w:rFonts w:ascii="Helvetica" w:eastAsia="Times New Roman" w:hAnsi="Helvetica" w:cs="Helvetica"/>
+          <w:color w:val="212121"/>
+          <w:sz w:val="26"/>
+          <w:szCs w:val="26"/>
+        </w:rPr>
+      </w:pPr>
+    </w:p>
+    <w:p>
+      <w:pPr>
+        <w:shd w:val="clear" w:color="auto" w:fill="FFFFFF"/>
+        <w:spacing w:after="0" w:line="240" w:lineRule="auto"/>
+        <w:rPr>
+          <w:rFonts w:ascii="Times New Roman" w:eastAsia="Times New Roman" w:hAnsi="Times New Roman" w:cs="Times New Roman"/>
+          <w:sz w:val="24"/>
+          <w:szCs w:val="24"/>
+        </w:rPr>
+      </w:pPr>
+      <w:r>
+        <w:rPr>
+          <w:rFonts w:ascii="Helvetica" w:eastAsia="Times New Roman" w:hAnsi="Helvetica" w:cs="Helvetica"/>
+          <w:b/>
+          <w:bCs/>
+          <w:color w:val="212121"/>
+          <w:sz w:val="26"/>
+          <w:szCs w:val="26"/>
+        </w:rPr>
+        <w:t>Udemy</w:t>
+      </w:r>
+      <w:r>
+        <w:rPr>
+          <w:rFonts w:ascii="Helvetica" w:eastAsia="Times New Roman" w:hAnsi="Helvetica" w:cs="Helvetica"/>
+          <w:color w:val="212121"/>
+          <w:sz w:val="26"/>
+          <w:szCs w:val="26"/>
+        </w:rPr>
+        <w:t xml:space="preserve">  </w:t>
+      </w:r>
+      <w:r>
+        <w:rPr>
+          <w:rFonts w:ascii="Helvetica" w:eastAsia="Times New Roman" w:hAnsi="Helvetica" w:cs="Helvetica"/>
+          <w:color w:val="212121"/>
+          <w:sz w:val="26"/>
+          <w:szCs w:val="26"/>
+        </w:rPr>
+        <w:br/>
+      </w:r>
+      <w:r>
+        <w:rPr>
+          <w:rFonts w:ascii="Helvetica" w:eastAsia="Times New Roman" w:hAnsi="Helvetica" w:cs="Helvetica"/>
+          <w:color w:val="212121"/>
+          <w:sz w:val="26"/>
+          <w:szCs w:val="26"/>
+        </w:rPr>
+        <w:t>LLM Engineering March 2025</w:t>
+      </w:r>
+      <w:r>
+        <w:rPr>
+          <w:rFonts w:ascii="Helvetica" w:eastAsia="Times New Roman" w:hAnsi="Helvetica" w:cs="Helvetica"/>
+          <w:color w:val="212121"/>
+          <w:sz w:val="26"/>
+          <w:szCs w:val="26"/>
+        </w:rPr>
+        <w:br/>
+      </w:r>
+      <w:r>
+        <w:rPr>
+          <w:rFonts w:ascii="Times New Roman" w:eastAsia="Times New Roman" w:hAnsi="Times New Roman" w:cs="Times New Roman"/>
+          <w:sz w:val="24"/>
+          <w:szCs w:val="24"/>
+        </w:rPr>
+        <w:pict w14:anchorId="63B09902">
+          <v:rect id="_x0000_i1030" style="width:0;height:0" o:hralign="center" o:hrstd="t" o:hrnoshade="t" o:hr="t" fillcolor="#212121" stroked="f"/>
+        </w:pict>
+      </w:r>
+    </w:p>
+    <w:p>
+      <w:pPr>
+        <w:shd w:val="clear" w:color="auto" w:fill="FFFFFF"/>
+        <w:spacing w:after="0" w:line="240" w:lineRule="auto"/>
+        <w:rPr>
+          <w:rFonts w:ascii="Helvetica" w:eastAsia="Times New Roman" w:hAnsi="Helvetica" w:cs="Helvetica"/>
+          <w:b/>
+          <w:bCs/>
+          <w:color w:val="212121"/>
+          <w:sz w:val="26"/>
+          <w:szCs w:val="26"/>
+        </w:rPr>
+      </w:pPr>
+      <w:r>
+        <w:rPr>
+          <w:rFonts w:ascii="Helvetica" w:eastAsia="Times New Roman" w:hAnsi="Helvetica" w:cs="Helvetica"/>
+          <w:b/>
+          <w:bCs/>
+          <w:color w:val="212121"/>
+          <w:sz w:val="26"/>
+          <w:szCs w:val="26"/>
+        </w:rPr>
+        <w:t>Dagster University</w:t>
+      </w:r>
+    </w:p>
+    <w:p>
+      <w:pPr>
+        <w:shd w:val="clear" w:color="auto" w:fill="FFFFFF"/>
+        <w:spacing w:after="0" w:line="240" w:lineRule="auto"/>
+        <w:rPr>
+          <w:rFonts w:ascii="Helvetica" w:eastAsia="Times New Roman" w:hAnsi="Helvetica" w:cs="Helvetica"/>
+          <w:color w:val="212121"/>
+          <w:sz w:val="26"/>
+          <w:szCs w:val="26"/>
+        </w:rPr>
+      </w:pPr>
+      <w:r>
+        <w:rPr>
+          <w:rFonts w:ascii="Helvetica" w:eastAsia="Times New Roman" w:hAnsi="Helvetica" w:cs="Helvetica"/>
+          <w:color w:val="212121"/>
+          <w:sz w:val="26"/>
+          <w:szCs w:val="26"/>
+        </w:rPr>
+        <w:t xml:space="preserve">Dagster </w:t>
+      </w:r>
+      <w:proofErr w:type="gramStart"/>
+      <w:r>
+        <w:rPr>
+          <w:rFonts w:ascii="Helvetica" w:eastAsia="Times New Roman" w:hAnsi="Helvetica" w:cs="Helvetica"/>
+          <w:color w:val="212121"/>
+          <w:sz w:val="26"/>
+          <w:szCs w:val="26"/>
+        </w:rPr>
+        <w:t>Essentials  May</w:t>
+      </w:r>
+      <w:proofErr w:type="gramEnd"/>
+      <w:r>
+        <w:rPr>
+          <w:rFonts w:ascii="Helvetica" w:eastAsia="Times New Roman" w:hAnsi="Helvetica" w:cs="Helvetica"/>
+          <w:color w:val="212121"/>
+          <w:sz w:val="26"/>
+          <w:szCs w:val="26"/>
+        </w:rPr>
+        <w:t xml:space="preserve"> 2025</w:t>
+      </w:r>
+    </w:p>
+    <w:p>
+      <w:pPr>
+        <w:shd w:val="clear" w:color="auto" w:fill="FFFFFF"/>
+        <w:spacing w:after="0" w:line="240" w:lineRule="auto"/>
+        <w:rPr>
+          <w:rFonts w:ascii="Helvetica" w:eastAsia="Times New Roman" w:hAnsi="Helvetica" w:cs="Helvetica"/>
+          <w:color w:val="212121"/>
+          <w:sz w:val="26"/>
+          <w:szCs w:val="26"/>
+        </w:rPr>
+      </w:pPr>
+      <w:r>
+        <w:rPr>
+          <w:rFonts w:ascii="Helvetica" w:eastAsia="Times New Roman" w:hAnsi="Helvetica" w:cs="Helvetica"/>
+          <w:color w:val="212121"/>
+          <w:sz w:val="26"/>
+          <w:szCs w:val="26"/>
+        </w:rPr>
+        <w:t>Testing with Dagster June 2026</w:t>
       </w:r>
       <w:r>
         <w:rPr>
@@ -5488,7 +6091,7 @@
   <w:style w:type="paragraph" w:default="1" w:styleId="Normal">
     <w:name w:val="Normal"/>
     <w:qFormat/>
-    <w:rsid w:val="00B873EC"/>
+    <w:rsid w:val="00DF34EE"/>
   </w:style>
   <w:style w:type="character" w:default="1" w:styleId="DefaultParagraphFont">
     <w:name w:val="Default Paragraph Font"/>

--- a/cv/ScottMcKissockCV.docx
+++ b/cv/ScottMcKissockCV.docx
@@ -757,7 +757,27 @@
           <w:sz w:val="24"/>
           <w:szCs w:val="24"/>
         </w:rPr>
-        <w:t xml:space="preserve"> Azure Sql Database, Blob Storage, App Services and integrate</w:t>
+        <w:t xml:space="preserve"> Azure </w:t>
+      </w:r>
+      <w:proofErr w:type="spellStart"/>
+      <w:r>
+        <w:rPr>
+          <w:rFonts w:ascii="Helvetica" w:eastAsia="Times New Roman" w:hAnsi="Helvetica" w:cs="Helvetica"/>
+          <w:color w:val="212121"/>
+          <w:sz w:val="24"/>
+          <w:szCs w:val="24"/>
+        </w:rPr>
+        <w:t>Sql</w:t>
+      </w:r>
+      <w:proofErr w:type="spellEnd"/>
+      <w:r>
+        <w:rPr>
+          <w:rFonts w:ascii="Helvetica" w:eastAsia="Times New Roman" w:hAnsi="Helvetica" w:cs="Helvetica"/>
+          <w:color w:val="212121"/>
+          <w:sz w:val="24"/>
+          <w:szCs w:val="24"/>
+        </w:rPr>
+        <w:t xml:space="preserve"> Database, Blob Storage, App Services and integrate</w:t>
       </w:r>
       <w:r>
         <w:rPr>
@@ -4322,7 +4342,107 @@
           <w:sz w:val="24"/>
           <w:szCs w:val="24"/>
         </w:rPr>
-        <w:t xml:space="preserve"> d3.js/crossfilter/javascript; backend was developed with Python, FastApi, SQLModel, PostgreSQL, LangChain, Chroma,</w:t>
+        <w:t xml:space="preserve"> d3.js/</w:t>
+      </w:r>
+      <w:proofErr w:type="spellStart"/>
+      <w:r>
+        <w:rPr>
+          <w:rFonts w:ascii="Helvetica" w:eastAsia="Times New Roman" w:hAnsi="Helvetica" w:cs="Helvetica"/>
+          <w:color w:val="212121"/>
+          <w:sz w:val="24"/>
+          <w:szCs w:val="24"/>
+        </w:rPr>
+        <w:t>crossfilter</w:t>
+      </w:r>
+      <w:proofErr w:type="spellEnd"/>
+      <w:r>
+        <w:rPr>
+          <w:rFonts w:ascii="Helvetica" w:eastAsia="Times New Roman" w:hAnsi="Helvetica" w:cs="Helvetica"/>
+          <w:color w:val="212121"/>
+          <w:sz w:val="24"/>
+          <w:szCs w:val="24"/>
+        </w:rPr>
+        <w:t>/</w:t>
+      </w:r>
+      <w:proofErr w:type="spellStart"/>
+      <w:r>
+        <w:rPr>
+          <w:rFonts w:ascii="Helvetica" w:eastAsia="Times New Roman" w:hAnsi="Helvetica" w:cs="Helvetica"/>
+          <w:color w:val="212121"/>
+          <w:sz w:val="24"/>
+          <w:szCs w:val="24"/>
+        </w:rPr>
+        <w:t>javascript</w:t>
+      </w:r>
+      <w:proofErr w:type="spellEnd"/>
+      <w:r>
+        <w:rPr>
+          <w:rFonts w:ascii="Helvetica" w:eastAsia="Times New Roman" w:hAnsi="Helvetica" w:cs="Helvetica"/>
+          <w:color w:val="212121"/>
+          <w:sz w:val="24"/>
+          <w:szCs w:val="24"/>
+        </w:rPr>
+        <w:t xml:space="preserve">; backend was developed with Python, </w:t>
+      </w:r>
+      <w:proofErr w:type="spellStart"/>
+      <w:r>
+        <w:rPr>
+          <w:rFonts w:ascii="Helvetica" w:eastAsia="Times New Roman" w:hAnsi="Helvetica" w:cs="Helvetica"/>
+          <w:color w:val="212121"/>
+          <w:sz w:val="24"/>
+          <w:szCs w:val="24"/>
+        </w:rPr>
+        <w:t>FastApi</w:t>
+      </w:r>
+      <w:proofErr w:type="spellEnd"/>
+      <w:r>
+        <w:rPr>
+          <w:rFonts w:ascii="Helvetica" w:eastAsia="Times New Roman" w:hAnsi="Helvetica" w:cs="Helvetica"/>
+          <w:color w:val="212121"/>
+          <w:sz w:val="24"/>
+          <w:szCs w:val="24"/>
+        </w:rPr>
+        <w:t xml:space="preserve">, </w:t>
+      </w:r>
+      <w:proofErr w:type="spellStart"/>
+      <w:r>
+        <w:rPr>
+          <w:rFonts w:ascii="Helvetica" w:eastAsia="Times New Roman" w:hAnsi="Helvetica" w:cs="Helvetica"/>
+          <w:color w:val="212121"/>
+          <w:sz w:val="24"/>
+          <w:szCs w:val="24"/>
+        </w:rPr>
+        <w:t>SQLModel</w:t>
+      </w:r>
+      <w:proofErr w:type="spellEnd"/>
+      <w:r>
+        <w:rPr>
+          <w:rFonts w:ascii="Helvetica" w:eastAsia="Times New Roman" w:hAnsi="Helvetica" w:cs="Helvetica"/>
+          <w:color w:val="212121"/>
+          <w:sz w:val="24"/>
+          <w:szCs w:val="24"/>
+        </w:rPr>
+        <w:t xml:space="preserve">, PostgreSQL, </w:t>
+      </w:r>
+      <w:proofErr w:type="spellStart"/>
+      <w:r>
+        <w:rPr>
+          <w:rFonts w:ascii="Helvetica" w:eastAsia="Times New Roman" w:hAnsi="Helvetica" w:cs="Helvetica"/>
+          <w:color w:val="212121"/>
+          <w:sz w:val="24"/>
+          <w:szCs w:val="24"/>
+        </w:rPr>
+        <w:t>LangChain</w:t>
+      </w:r>
+      <w:proofErr w:type="spellEnd"/>
+      <w:r>
+        <w:rPr>
+          <w:rFonts w:ascii="Helvetica" w:eastAsia="Times New Roman" w:hAnsi="Helvetica" w:cs="Helvetica"/>
+          <w:color w:val="212121"/>
+          <w:sz w:val="24"/>
+          <w:szCs w:val="24"/>
+        </w:rPr>
+        <w:t>, Chroma,</w:t>
       </w:r>
       <w:r>
         <w:rPr>
@@ -4340,7 +4460,27 @@
           <w:sz w:val="24"/>
           <w:szCs w:val="24"/>
         </w:rPr>
-        <w:t xml:space="preserve">OpenAI and Anthropic apis.   </w:t>
+        <w:t xml:space="preserve">OpenAI and Anthropic </w:t>
+      </w:r>
+      <w:proofErr w:type="spellStart"/>
+      <w:r>
+        <w:rPr>
+          <w:rFonts w:ascii="Helvetica" w:eastAsia="Times New Roman" w:hAnsi="Helvetica" w:cs="Helvetica"/>
+          <w:color w:val="212121"/>
+          <w:sz w:val="24"/>
+          <w:szCs w:val="24"/>
+        </w:rPr>
+        <w:t>apis</w:t>
+      </w:r>
+      <w:proofErr w:type="spellEnd"/>
+      <w:r>
+        <w:rPr>
+          <w:rFonts w:ascii="Helvetica" w:eastAsia="Times New Roman" w:hAnsi="Helvetica" w:cs="Helvetica"/>
+          <w:color w:val="212121"/>
+          <w:sz w:val="24"/>
+          <w:szCs w:val="24"/>
+        </w:rPr>
+        <w:t xml:space="preserve">.   </w:t>
       </w:r>
     </w:p>
     <w:p>
@@ -4657,7 +4797,47 @@
           <w:sz w:val="24"/>
           <w:szCs w:val="24"/>
         </w:rPr>
-        <w:t>Developed a searchable and filterable interface for Sunlight Foundation's "Tracking Trumps Conflicts of Interest" project. Developed a json api and designed and implemented a front end based on d3.js, dc.js, and crossfilter.js.</w:t>
+        <w:t xml:space="preserve">Developed a searchable and filterable interface for Sunlight Foundation's "Tracking Trumps Conflicts of Interest" project. Developed a </w:t>
+      </w:r>
+      <w:proofErr w:type="spellStart"/>
+      <w:r>
+        <w:rPr>
+          <w:rFonts w:ascii="Helvetica" w:eastAsia="Times New Roman" w:hAnsi="Helvetica" w:cs="Helvetica"/>
+          <w:color w:val="212121"/>
+          <w:sz w:val="24"/>
+          <w:szCs w:val="24"/>
+        </w:rPr>
+        <w:t>json</w:t>
+      </w:r>
+      <w:proofErr w:type="spellEnd"/>
+      <w:r>
+        <w:rPr>
+          <w:rFonts w:ascii="Helvetica" w:eastAsia="Times New Roman" w:hAnsi="Helvetica" w:cs="Helvetica"/>
+          <w:color w:val="212121"/>
+          <w:sz w:val="24"/>
+          <w:szCs w:val="24"/>
+        </w:rPr>
+        <w:t xml:space="preserve"> </w:t>
+      </w:r>
+      <w:proofErr w:type="spellStart"/>
+      <w:r>
+        <w:rPr>
+          <w:rFonts w:ascii="Helvetica" w:eastAsia="Times New Roman" w:hAnsi="Helvetica" w:cs="Helvetica"/>
+          <w:color w:val="212121"/>
+          <w:sz w:val="24"/>
+          <w:szCs w:val="24"/>
+        </w:rPr>
+        <w:t>api</w:t>
+      </w:r>
+      <w:proofErr w:type="spellEnd"/>
+      <w:r>
+        <w:rPr>
+          <w:rFonts w:ascii="Helvetica" w:eastAsia="Times New Roman" w:hAnsi="Helvetica" w:cs="Helvetica"/>
+          <w:color w:val="212121"/>
+          <w:sz w:val="24"/>
+          <w:szCs w:val="24"/>
+        </w:rPr>
+        <w:t xml:space="preserve"> and designed and implemented a front end based on d3.js, dc.js, and crossfilter.js.</w:t>
       </w:r>
     </w:p>
     <w:p>
@@ -4951,7 +5131,67 @@
           <w:sz w:val="24"/>
           <w:szCs w:val="24"/>
         </w:rPr>
-        <w:t xml:space="preserve">Wrote backtesting software in c# for a small hedge fund, build on a large historical dataset developed from S&amp;P Compustat and proprietary data. </w:t>
+        <w:t xml:space="preserve">Wrote </w:t>
+      </w:r>
+      <w:proofErr w:type="spellStart"/>
+      <w:r>
+        <w:rPr>
+          <w:rFonts w:ascii="Helvetica" w:eastAsia="Times New Roman" w:hAnsi="Helvetica" w:cs="Helvetica"/>
+          <w:color w:val="212121"/>
+          <w:sz w:val="24"/>
+          <w:szCs w:val="24"/>
+        </w:rPr>
+        <w:t>backtesting</w:t>
+      </w:r>
+      <w:proofErr w:type="spellEnd"/>
+      <w:r>
+        <w:rPr>
+          <w:rFonts w:ascii="Helvetica" w:eastAsia="Times New Roman" w:hAnsi="Helvetica" w:cs="Helvetica"/>
+          <w:color w:val="212121"/>
+          <w:sz w:val="24"/>
+          <w:szCs w:val="24"/>
+        </w:rPr>
+        <w:t xml:space="preserve"> software in </w:t>
+      </w:r>
+      <w:proofErr w:type="spellStart"/>
+      <w:r>
+        <w:rPr>
+          <w:rFonts w:ascii="Helvetica" w:eastAsia="Times New Roman" w:hAnsi="Helvetica" w:cs="Helvetica"/>
+          <w:color w:val="212121"/>
+          <w:sz w:val="24"/>
+          <w:szCs w:val="24"/>
+        </w:rPr>
+        <w:t>c#</w:t>
+      </w:r>
+      <w:proofErr w:type="spellEnd"/>
+      <w:r>
+        <w:rPr>
+          <w:rFonts w:ascii="Helvetica" w:eastAsia="Times New Roman" w:hAnsi="Helvetica" w:cs="Helvetica"/>
+          <w:color w:val="212121"/>
+          <w:sz w:val="24"/>
+          <w:szCs w:val="24"/>
+        </w:rPr>
+        <w:t xml:space="preserve"> for a small hedge fund, build on a large historical dataset developed from S&amp;P </w:t>
+      </w:r>
+      <w:proofErr w:type="spellStart"/>
+      <w:r>
+        <w:rPr>
+          <w:rFonts w:ascii="Helvetica" w:eastAsia="Times New Roman" w:hAnsi="Helvetica" w:cs="Helvetica"/>
+          <w:color w:val="212121"/>
+          <w:sz w:val="24"/>
+          <w:szCs w:val="24"/>
+        </w:rPr>
+        <w:t>Compustat</w:t>
+      </w:r>
+      <w:proofErr w:type="spellEnd"/>
+      <w:r>
+        <w:rPr>
+          <w:rFonts w:ascii="Helvetica" w:eastAsia="Times New Roman" w:hAnsi="Helvetica" w:cs="Helvetica"/>
+          <w:color w:val="212121"/>
+          <w:sz w:val="24"/>
+          <w:szCs w:val="24"/>
+        </w:rPr>
+        <w:t xml:space="preserve"> and proprietary data. </w:t>
       </w:r>
     </w:p>
     <w:p>
@@ -5296,7 +5536,140 @@
           <w:szCs w:val="29"/>
         </w:rPr>
         <w:lastRenderedPageBreak/>
-        <w:t>Recent Training</w:t>
+        <w:t>Professional Certifications</w:t>
+      </w:r>
+    </w:p>
+    <w:p>
+      <w:pPr>
+        <w:shd w:val="clear" w:color="auto" w:fill="FFFFFF"/>
+        <w:spacing w:after="0" w:line="240" w:lineRule="auto"/>
+        <w:rPr>
+          <w:rFonts w:ascii="Helvetica" w:eastAsia="Times New Roman" w:hAnsi="Helvetica" w:cs="Helvetica"/>
+          <w:b/>
+          <w:bCs/>
+          <w:color w:val="212121"/>
+          <w:sz w:val="29"/>
+          <w:szCs w:val="29"/>
+        </w:rPr>
+      </w:pPr>
+    </w:p>
+    <w:p>
+      <w:pPr>
+        <w:shd w:val="clear" w:color="auto" w:fill="FFFFFF"/>
+        <w:spacing w:after="0" w:line="240" w:lineRule="auto"/>
+        <w:rPr>
+          <w:rFonts w:ascii="Helvetica" w:eastAsia="Times New Roman" w:hAnsi="Helvetica" w:cs="Helvetica"/>
+          <w:b/>
+          <w:bCs/>
+          <w:color w:val="212121"/>
+          <w:sz w:val="29"/>
+          <w:szCs w:val="29"/>
+        </w:rPr>
+      </w:pPr>
+      <w:r>
+        <w:rPr>
+          <w:rFonts w:ascii="Helvetica" w:eastAsia="Times New Roman" w:hAnsi="Helvetica" w:cs="Helvetica"/>
+          <w:b/>
+          <w:bCs/>
+          <w:color w:val="212121"/>
+          <w:sz w:val="29"/>
+          <w:szCs w:val="29"/>
+        </w:rPr>
+        <w:t>Google</w:t>
+      </w:r>
+    </w:p>
+    <w:p>
+      <w:pPr>
+        <w:shd w:val="clear" w:color="auto" w:fill="FFFFFF"/>
+        <w:spacing w:after="0" w:line="240" w:lineRule="auto"/>
+        <w:rPr>
+          <w:rFonts w:ascii="Helvetica" w:eastAsia="Times New Roman" w:hAnsi="Helvetica" w:cs="Helvetica"/>
+          <w:color w:val="212121"/>
+          <w:sz w:val="29"/>
+          <w:szCs w:val="29"/>
+        </w:rPr>
+      </w:pPr>
+      <w:r>
+        <w:rPr>
+          <w:rFonts w:ascii="Helvetica" w:eastAsia="Times New Roman" w:hAnsi="Helvetica" w:cs="Helvetica"/>
+          <w:color w:val="212121"/>
+          <w:sz w:val="29"/>
+          <w:szCs w:val="29"/>
+        </w:rPr>
+        <w:t xml:space="preserve">Professional Data </w:t>
+      </w:r>
+      <w:proofErr w:type="gramStart"/>
+      <w:r>
+        <w:rPr>
+          <w:rFonts w:ascii="Helvetica" w:eastAsia="Times New Roman" w:hAnsi="Helvetica" w:cs="Helvetica"/>
+          <w:color w:val="212121"/>
+          <w:sz w:val="29"/>
+          <w:szCs w:val="29"/>
+        </w:rPr>
+        <w:t>Engineer  August</w:t>
+      </w:r>
+      <w:proofErr w:type="gramEnd"/>
+      <w:r>
+        <w:rPr>
+          <w:rFonts w:ascii="Helvetica" w:eastAsia="Times New Roman" w:hAnsi="Helvetica" w:cs="Helvetica"/>
+          <w:color w:val="212121"/>
+          <w:sz w:val="29"/>
+          <w:szCs w:val="29"/>
+        </w:rPr>
+        <w:t xml:space="preserve"> 2025</w:t>
+      </w:r>
+    </w:p>
+    <w:p>
+      <w:pPr>
+        <w:shd w:val="clear" w:color="auto" w:fill="FFFFFF"/>
+        <w:spacing w:after="0" w:line="240" w:lineRule="auto"/>
+        <w:rPr>
+          <w:rFonts w:ascii="Helvetica" w:eastAsia="Times New Roman" w:hAnsi="Helvetica" w:cs="Helvetica"/>
+          <w:b/>
+          <w:bCs/>
+          <w:color w:val="212121"/>
+          <w:sz w:val="29"/>
+          <w:szCs w:val="29"/>
+        </w:rPr>
+      </w:pPr>
+    </w:p>
+    <w:p>
+      <w:pPr>
+        <w:shd w:val="clear" w:color="auto" w:fill="FFFFFF"/>
+        <w:spacing w:after="0" w:line="240" w:lineRule="auto"/>
+        <w:rPr>
+          <w:rFonts w:ascii="Helvetica" w:eastAsia="Times New Roman" w:hAnsi="Helvetica" w:cs="Helvetica"/>
+          <w:b/>
+          <w:bCs/>
+          <w:color w:val="212121"/>
+          <w:sz w:val="29"/>
+          <w:szCs w:val="29"/>
+        </w:rPr>
+      </w:pPr>
+    </w:p>
+    <w:p>
+      <w:pPr>
+        <w:shd w:val="clear" w:color="auto" w:fill="FFFFFF"/>
+        <w:spacing w:after="0" w:line="240" w:lineRule="auto"/>
+        <w:rPr>
+          <w:rFonts w:ascii="Helvetica" w:eastAsia="Times New Roman" w:hAnsi="Helvetica" w:cs="Helvetica"/>
+          <w:b/>
+          <w:bCs/>
+          <w:color w:val="212121"/>
+          <w:sz w:val="29"/>
+          <w:szCs w:val="29"/>
+        </w:rPr>
+      </w:pPr>
+      <w:r>
+        <w:rPr>
+          <w:rFonts w:ascii="Helvetica" w:eastAsia="Times New Roman" w:hAnsi="Helvetica" w:cs="Helvetica"/>
+          <w:b/>
+          <w:bCs/>
+          <w:color w:val="212121"/>
+          <w:sz w:val="29"/>
+          <w:szCs w:val="29"/>
+        </w:rPr>
+        <w:t>Training</w:t>
       </w:r>
     </w:p>
     <w:p>
@@ -5392,37 +5765,61 @@
           <w:szCs w:val="26"/>
         </w:rPr>
       </w:pPr>
-      <w:r>
-        <w:rPr>
-          <w:rFonts w:ascii="Helvetica" w:eastAsia="Times New Roman" w:hAnsi="Helvetica" w:cs="Helvetica"/>
-          <w:b/>
-          <w:bCs/>
-          <w:color w:val="212121"/>
-          <w:sz w:val="26"/>
-          <w:szCs w:val="26"/>
-        </w:rPr>
-        <w:t>Dagster University</w:t>
-      </w:r>
-    </w:p>
-    <w:p>
-      <w:pPr>
-        <w:shd w:val="clear" w:color="auto" w:fill="FFFFFF"/>
-        <w:spacing w:after="0" w:line="240" w:lineRule="auto"/>
-        <w:rPr>
-          <w:rFonts w:ascii="Helvetica" w:eastAsia="Times New Roman" w:hAnsi="Helvetica" w:cs="Helvetica"/>
-          <w:color w:val="212121"/>
-          <w:sz w:val="26"/>
-          <w:szCs w:val="26"/>
-        </w:rPr>
-      </w:pPr>
-      <w:r>
-        <w:rPr>
-          <w:rFonts w:ascii="Helvetica" w:eastAsia="Times New Roman" w:hAnsi="Helvetica" w:cs="Helvetica"/>
-          <w:color w:val="212121"/>
-          <w:sz w:val="26"/>
-          <w:szCs w:val="26"/>
-        </w:rPr>
-        <w:t xml:space="preserve">Dagster </w:t>
+      <w:proofErr w:type="spellStart"/>
+      <w:r>
+        <w:rPr>
+          <w:rFonts w:ascii="Helvetica" w:eastAsia="Times New Roman" w:hAnsi="Helvetica" w:cs="Helvetica"/>
+          <w:b/>
+          <w:bCs/>
+          <w:color w:val="212121"/>
+          <w:sz w:val="26"/>
+          <w:szCs w:val="26"/>
+        </w:rPr>
+        <w:t>Dagster</w:t>
+      </w:r>
+      <w:proofErr w:type="spellEnd"/>
+      <w:r>
+        <w:rPr>
+          <w:rFonts w:ascii="Helvetica" w:eastAsia="Times New Roman" w:hAnsi="Helvetica" w:cs="Helvetica"/>
+          <w:b/>
+          <w:bCs/>
+          <w:color w:val="212121"/>
+          <w:sz w:val="26"/>
+          <w:szCs w:val="26"/>
+        </w:rPr>
+        <w:t xml:space="preserve"> University</w:t>
+      </w:r>
+    </w:p>
+    <w:p>
+      <w:pPr>
+        <w:shd w:val="clear" w:color="auto" w:fill="FFFFFF"/>
+        <w:spacing w:after="0" w:line="240" w:lineRule="auto"/>
+        <w:rPr>
+          <w:rFonts w:ascii="Helvetica" w:eastAsia="Times New Roman" w:hAnsi="Helvetica" w:cs="Helvetica"/>
+          <w:color w:val="212121"/>
+          <w:sz w:val="26"/>
+          <w:szCs w:val="26"/>
+        </w:rPr>
+      </w:pPr>
+      <w:proofErr w:type="spellStart"/>
+      <w:r>
+        <w:rPr>
+          <w:rFonts w:ascii="Helvetica" w:eastAsia="Times New Roman" w:hAnsi="Helvetica" w:cs="Helvetica"/>
+          <w:color w:val="212121"/>
+          <w:sz w:val="26"/>
+          <w:szCs w:val="26"/>
+        </w:rPr>
+        <w:t>Dagster</w:t>
+      </w:r>
+      <w:proofErr w:type="spellEnd"/>
+      <w:r>
+        <w:rPr>
+          <w:rFonts w:ascii="Helvetica" w:eastAsia="Times New Roman" w:hAnsi="Helvetica" w:cs="Helvetica"/>
+          <w:color w:val="212121"/>
+          <w:sz w:val="26"/>
+          <w:szCs w:val="26"/>
+        </w:rPr>
+        <w:t xml:space="preserve"> </w:t>
       </w:r>
       <w:proofErr w:type="gramStart"/>
       <w:r>
@@ -5463,7 +5860,27 @@
           <w:sz w:val="26"/>
           <w:szCs w:val="26"/>
         </w:rPr>
-        <w:t>Testing with Dagster June 2026</w:t>
+        <w:t xml:space="preserve">Testing with </w:t>
+      </w:r>
+      <w:proofErr w:type="spellStart"/>
+      <w:r>
+        <w:rPr>
+          <w:rFonts w:ascii="Helvetica" w:eastAsia="Times New Roman" w:hAnsi="Helvetica" w:cs="Helvetica"/>
+          <w:color w:val="212121"/>
+          <w:sz w:val="26"/>
+          <w:szCs w:val="26"/>
+        </w:rPr>
+        <w:t>Dagster</w:t>
+      </w:r>
+      <w:proofErr w:type="spellEnd"/>
+      <w:r>
+        <w:rPr>
+          <w:rFonts w:ascii="Helvetica" w:eastAsia="Times New Roman" w:hAnsi="Helvetica" w:cs="Helvetica"/>
+          <w:color w:val="212121"/>
+          <w:sz w:val="26"/>
+          <w:szCs w:val="26"/>
+        </w:rPr>
+        <w:t xml:space="preserve"> June 2026</w:t>
       </w:r>
       <w:r>
         <w:rPr>

--- a/cv/ScottMcKissockCV.docx
+++ b/cv/ScottMcKissockCV.docx
@@ -107,55 +107,58 @@
           <w:szCs w:val="24"/>
         </w:rPr>
       </w:pPr>
-      <w:r>
-        <w:rPr>
-          <w:rFonts w:ascii="Helvetica" w:eastAsia="Times New Roman" w:hAnsi="Helvetica" w:cs="Helvetica"/>
-          <w:color w:val="212121"/>
-          <w:sz w:val="24"/>
-          <w:szCs w:val="24"/>
-        </w:rPr>
-        <w:t>https://smckissock.github.io/work-samples/</w:t>
-      </w:r>
-    </w:p>
-    <w:p>
-      <w:pPr>
-        <w:shd w:val="clear" w:color="auto" w:fill="FFFFFF"/>
-        <w:spacing w:after="0" w:line="240" w:lineRule="auto"/>
-        <w:rPr>
-          <w:rFonts w:ascii="Helvetica" w:eastAsia="Times New Roman" w:hAnsi="Helvetica" w:cs="Helvetica"/>
-          <w:color w:val="212121"/>
-          <w:sz w:val="24"/>
-          <w:szCs w:val="24"/>
-        </w:rPr>
-      </w:pPr>
-      <w:r>
-        <w:rPr>
-          <w:rFonts w:ascii="Helvetica" w:eastAsia="Times New Roman" w:hAnsi="Helvetica" w:cs="Helvetica"/>
-          <w:color w:val="212121"/>
-          <w:sz w:val="24"/>
-          <w:szCs w:val="24"/>
-        </w:rPr>
-        <w:t xml:space="preserve">Active </w:t>
-      </w:r>
-      <w:proofErr w:type="gramStart"/>
-      <w:r>
-        <w:rPr>
-          <w:rFonts w:ascii="Helvetica" w:eastAsia="Times New Roman" w:hAnsi="Helvetica" w:cs="Helvetica"/>
-          <w:color w:val="212121"/>
-          <w:sz w:val="24"/>
-          <w:szCs w:val="24"/>
-        </w:rPr>
-        <w:t>top secret</w:t>
-      </w:r>
-      <w:proofErr w:type="gramEnd"/>
-      <w:r>
-        <w:rPr>
-          <w:rFonts w:ascii="Helvetica" w:eastAsia="Times New Roman" w:hAnsi="Helvetica" w:cs="Helvetica"/>
-          <w:color w:val="212121"/>
-          <w:sz w:val="24"/>
-          <w:szCs w:val="24"/>
-        </w:rPr>
-        <w:t xml:space="preserve"> clearance </w:t>
+      <w:hyperlink r:id="rId9" w:history="1">
+        <w:r>
+          <w:rPr>
+            <w:rStyle w:val="Hyperlink"/>
+            <w:rFonts w:ascii="Helvetica" w:eastAsia="Times New Roman" w:hAnsi="Helvetica" w:cs="Helvetica"/>
+            <w:sz w:val="24"/>
+            <w:szCs w:val="24"/>
+          </w:rPr>
+          <w:t>https://smckissock.github.io/work-samples</w:t>
+        </w:r>
+      </w:hyperlink>
+    </w:p>
+    <w:p>
+      <w:pPr>
+        <w:shd w:val="clear" w:color="auto" w:fill="FFFFFF"/>
+        <w:spacing w:after="0" w:line="240" w:lineRule="auto"/>
+        <w:rPr>
+          <w:rFonts w:ascii="Helvetica" w:eastAsia="Times New Roman" w:hAnsi="Helvetica" w:cs="Helvetica"/>
+          <w:color w:val="212121"/>
+          <w:sz w:val="24"/>
+          <w:szCs w:val="24"/>
+        </w:rPr>
+      </w:pPr>
+      <w:r>
+        <w:rPr>
+          <w:rFonts w:ascii="Helvetica" w:eastAsia="Times New Roman" w:hAnsi="Helvetica" w:cs="Helvetica"/>
+          <w:color w:val="212121"/>
+          <w:sz w:val="24"/>
+          <w:szCs w:val="24"/>
+        </w:rPr>
+        <w:t>https://www.linkedin.com/in/scott-mckissock</w:t>
+      </w:r>
+    </w:p>
+    <w:p>
+      <w:pPr>
+        <w:shd w:val="clear" w:color="auto" w:fill="FFFFFF"/>
+        <w:spacing w:after="0" w:line="240" w:lineRule="auto"/>
+        <w:rPr>
+          <w:rFonts w:ascii="Helvetica" w:eastAsia="Times New Roman" w:hAnsi="Helvetica" w:cs="Helvetica"/>
+          <w:color w:val="212121"/>
+          <w:sz w:val="24"/>
+          <w:szCs w:val="24"/>
+        </w:rPr>
+      </w:pPr>
+      <w:r>
+        <w:rPr>
+          <w:rFonts w:ascii="Helvetica" w:eastAsia="Times New Roman" w:hAnsi="Helvetica" w:cs="Helvetica"/>
+          <w:color w:val="212121"/>
+          <w:sz w:val="24"/>
+          <w:szCs w:val="24"/>
+        </w:rPr>
+        <w:t xml:space="preserve">Active top secret clearance </w:t>
       </w:r>
     </w:p>
     <w:p>
@@ -237,25 +240,34 @@
           <w:sz w:val="24"/>
           <w:szCs w:val="24"/>
         </w:rPr>
-        <w:t>Software Architect and Tech Lead</w:t>
-      </w:r>
-      <w:r>
-        <w:rPr>
-          <w:rFonts w:ascii="Helvetica" w:eastAsia="Times New Roman" w:hAnsi="Helvetica" w:cs="Helvetica"/>
-          <w:color w:val="212121"/>
-          <w:sz w:val="24"/>
-          <w:szCs w:val="24"/>
-        </w:rPr>
-        <w:t xml:space="preserve"> </w:t>
-      </w:r>
-      <w:r>
-        <w:rPr>
-          <w:rFonts w:ascii="Helvetica" w:eastAsia="Times New Roman" w:hAnsi="Helvetica" w:cs="Helvetica"/>
-          <w:color w:val="212121"/>
-          <w:sz w:val="24"/>
-          <w:szCs w:val="24"/>
-        </w:rPr>
-        <w:t>with 25+ years of experience designing, implementing, and managing mission-critical systems for international development projects. Expert in cloud-based data</w:t>
+        <w:t xml:space="preserve">Data engineer and full stack developer </w:t>
+      </w:r>
+      <w:r>
+        <w:rPr>
+          <w:rFonts w:ascii="Helvetica" w:eastAsia="Times New Roman" w:hAnsi="Helvetica" w:cs="Helvetica"/>
+          <w:color w:val="212121"/>
+          <w:sz w:val="24"/>
+          <w:szCs w:val="24"/>
+        </w:rPr>
+        <w:t xml:space="preserve">with 25+ years of experience designing, implementing, and managing mission-critical </w:t>
+      </w:r>
+      <w:r>
+        <w:rPr>
+          <w:rFonts w:ascii="Helvetica" w:eastAsia="Times New Roman" w:hAnsi="Helvetica" w:cs="Helvetica"/>
+          <w:color w:val="212121"/>
+          <w:sz w:val="24"/>
+          <w:szCs w:val="24"/>
+        </w:rPr>
+        <w:t xml:space="preserve">data </w:t>
+      </w:r>
+      <w:r>
+        <w:rPr>
+          <w:rFonts w:ascii="Helvetica" w:eastAsia="Times New Roman" w:hAnsi="Helvetica" w:cs="Helvetica"/>
+          <w:color w:val="212121"/>
+          <w:sz w:val="24"/>
+          <w:szCs w:val="24"/>
+        </w:rPr>
+        <w:t>systems for international development projects. Expert in cloud-based data</w:t>
       </w:r>
       <w:r>
         <w:rPr>
@@ -511,7 +523,16 @@
           <w:bCs/>
           <w:color w:val="212121"/>
         </w:rPr>
-        <w:t>February 2025</w:t>
+        <w:t>March</w:t>
+      </w:r>
+      <w:r>
+        <w:rPr>
+          <w:rFonts w:ascii="Helvetica" w:eastAsia="Times New Roman" w:hAnsi="Helvetica" w:cs="Helvetica"/>
+          <w:b/>
+          <w:bCs/>
+          <w:color w:val="212121"/>
+        </w:rPr>
+        <w:t xml:space="preserve"> 2025</w:t>
       </w:r>
       <w:r>
         <w:rPr>
@@ -995,7 +1016,7 @@
           <w:sz w:val="24"/>
           <w:szCs w:val="24"/>
         </w:rPr>
-        <w:t xml:space="preserve"> which USAID implementing partners report against quarterly. Developed reports, fact sheets, and dashboards (d3.js) to present this information to a </w:t>
+        <w:t xml:space="preserve"> which USAID implementing partners report against quarterly. </w:t>
       </w:r>
       <w:r>
         <w:rPr>
@@ -1005,7 +1026,7 @@
           <w:szCs w:val="24"/>
         </w:rPr>
         <w:lastRenderedPageBreak/>
-        <w:t>variety of stakeholders.</w:t>
+        <w:t>Developed reports, fact sheets, and dashboards (d3.js) to present this information to a variety of stakeholders.</w:t>
       </w:r>
       <w:r>
         <w:rPr>
@@ -2034,7 +2055,6 @@
           <w:sz w:val="24"/>
           <w:szCs w:val="24"/>
         </w:rPr>
-        <w:lastRenderedPageBreak/>
         <w:pict w14:anchorId="717662AF">
           <v:rect id="_x0000_i1025" style="width:0;height:0" o:hralign="center" o:hrstd="t" o:hrnoshade="t" o:hr="t" fillcolor="#212121" stroked="f"/>
         </w:pict>
@@ -3086,6 +3106,7 @@
           <w:sz w:val="24"/>
           <w:szCs w:val="24"/>
         </w:rPr>
+        <w:lastRenderedPageBreak/>
         <w:t>Tea</w:t>
       </w:r>
       <w:r>
@@ -3122,17 +3143,7 @@
           <w:sz w:val="24"/>
           <w:szCs w:val="24"/>
         </w:rPr>
-        <w:t xml:space="preserve"> and </w:t>
-      </w:r>
-      <w:r>
-        <w:rPr>
-          <w:rFonts w:ascii="Helvetica" w:eastAsia="Times New Roman" w:hAnsi="Helvetica" w:cs="Helvetica"/>
-          <w:color w:val="212121"/>
-          <w:sz w:val="24"/>
-          <w:szCs w:val="24"/>
-        </w:rPr>
-        <w:lastRenderedPageBreak/>
-        <w:t>plan workforce levels. </w:t>
+        <w:t xml:space="preserve"> and plan workforce levels. </w:t>
       </w:r>
       <w:r>
         <w:rPr>
@@ -4294,6 +4305,7 @@
           <w:sz w:val="24"/>
           <w:szCs w:val="24"/>
         </w:rPr>
+        <w:lastRenderedPageBreak/>
         <w:t>Developed usaidmedia.org, a website for curating and searching media coverage of USAID since February 2025 shutdown. The media search site is available to the public</w:t>
       </w:r>
       <w:r>
@@ -4303,17 +4315,7 @@
           <w:sz w:val="24"/>
           <w:szCs w:val="24"/>
         </w:rPr>
-        <w:t xml:space="preserve"> </w:t>
-      </w:r>
-      <w:r>
-        <w:rPr>
-          <w:rFonts w:ascii="Helvetica" w:eastAsia="Times New Roman" w:hAnsi="Helvetica" w:cs="Helvetica"/>
-          <w:color w:val="212121"/>
-          <w:sz w:val="24"/>
-          <w:szCs w:val="24"/>
-        </w:rPr>
-        <w:lastRenderedPageBreak/>
-        <w:t>and</w:t>
+        <w:t xml:space="preserve"> and</w:t>
       </w:r>
       <w:r>
         <w:rPr>
@@ -5535,7 +5537,6 @@
           <w:sz w:val="29"/>
           <w:szCs w:val="29"/>
         </w:rPr>
-        <w:lastRenderedPageBreak/>
         <w:t>Professional Certifications</w:t>
       </w:r>
     </w:p>
@@ -5559,6 +5560,65 @@
         <w:spacing w:after="0" w:line="240" w:lineRule="auto"/>
         <w:rPr>
           <w:rFonts w:ascii="Helvetica" w:eastAsia="Times New Roman" w:hAnsi="Helvetica" w:cs="Helvetica"/>
+          <w:color w:val="212121"/>
+          <w:sz w:val="24"/>
+          <w:szCs w:val="24"/>
+        </w:rPr>
+      </w:pPr>
+      <w:r>
+        <w:rPr>
+          <w:rFonts w:ascii="Helvetica" w:eastAsia="Times New Roman" w:hAnsi="Helvetica" w:cs="Helvetica"/>
+          <w:color w:val="212121"/>
+          <w:sz w:val="24"/>
+          <w:szCs w:val="24"/>
+        </w:rPr>
+        <w:t>Google</w:t>
+      </w:r>
+      <w:r>
+        <w:rPr>
+          <w:rFonts w:ascii="Helvetica" w:eastAsia="Times New Roman" w:hAnsi="Helvetica" w:cs="Helvetica"/>
+          <w:color w:val="212121"/>
+          <w:sz w:val="24"/>
+          <w:szCs w:val="24"/>
+        </w:rPr>
+        <w:t xml:space="preserve"> </w:t>
+      </w:r>
+      <w:r>
+        <w:rPr>
+          <w:rFonts w:ascii="Helvetica" w:eastAsia="Times New Roman" w:hAnsi="Helvetica" w:cs="Helvetica"/>
+          <w:color w:val="212121"/>
+          <w:sz w:val="24"/>
+          <w:szCs w:val="24"/>
+        </w:rPr>
+        <w:t xml:space="preserve">Professional Data </w:t>
+      </w:r>
+      <w:proofErr w:type="gramStart"/>
+      <w:r>
+        <w:rPr>
+          <w:rFonts w:ascii="Helvetica" w:eastAsia="Times New Roman" w:hAnsi="Helvetica" w:cs="Helvetica"/>
+          <w:color w:val="212121"/>
+          <w:sz w:val="24"/>
+          <w:szCs w:val="24"/>
+        </w:rPr>
+        <w:t>Engineer  August</w:t>
+      </w:r>
+      <w:proofErr w:type="gramEnd"/>
+      <w:r>
+        <w:rPr>
+          <w:rFonts w:ascii="Helvetica" w:eastAsia="Times New Roman" w:hAnsi="Helvetica" w:cs="Helvetica"/>
+          <w:color w:val="212121"/>
+          <w:sz w:val="24"/>
+          <w:szCs w:val="24"/>
+        </w:rPr>
+        <w:t xml:space="preserve"> 2025</w:t>
+      </w:r>
+    </w:p>
+    <w:p>
+      <w:pPr>
+        <w:shd w:val="clear" w:color="auto" w:fill="FFFFFF"/>
+        <w:spacing w:after="0" w:line="240" w:lineRule="auto"/>
+        <w:rPr>
+          <w:rFonts w:ascii="Helvetica" w:eastAsia="Times New Roman" w:hAnsi="Helvetica" w:cs="Helvetica"/>
           <w:b/>
           <w:bCs/>
           <w:color w:val="212121"/>
@@ -5566,7 +5626,11 @@
           <w:szCs w:val="29"/>
         </w:rPr>
       </w:pPr>
-      <w:r>
+    </w:p>
+    <w:p>
+      <w:pPr>
+        <w:shd w:val="clear" w:color="auto" w:fill="FFFFFF"/>
+        <w:spacing w:after="0" w:line="240" w:lineRule="auto"/>
         <w:rPr>
           <w:rFonts w:ascii="Helvetica" w:eastAsia="Times New Roman" w:hAnsi="Helvetica" w:cs="Helvetica"/>
           <w:b/>
@@ -5575,15 +5639,16 @@
           <w:sz w:val="29"/>
           <w:szCs w:val="29"/>
         </w:rPr>
-        <w:t>Google</w:t>
-      </w:r>
-    </w:p>
-    <w:p>
-      <w:pPr>
-        <w:shd w:val="clear" w:color="auto" w:fill="FFFFFF"/>
-        <w:spacing w:after="0" w:line="240" w:lineRule="auto"/>
-        <w:rPr>
-          <w:rFonts w:ascii="Helvetica" w:eastAsia="Times New Roman" w:hAnsi="Helvetica" w:cs="Helvetica"/>
+      </w:pPr>
+    </w:p>
+    <w:p>
+      <w:pPr>
+        <w:shd w:val="clear" w:color="auto" w:fill="FFFFFF"/>
+        <w:spacing w:after="0" w:line="240" w:lineRule="auto"/>
+        <w:rPr>
+          <w:rFonts w:ascii="Helvetica" w:eastAsia="Times New Roman" w:hAnsi="Helvetica" w:cs="Helvetica"/>
+          <w:b/>
+          <w:bCs/>
           <w:color w:val="212121"/>
           <w:sz w:val="29"/>
           <w:szCs w:val="29"/>
@@ -5592,29 +5657,93 @@
       <w:r>
         <w:rPr>
           <w:rFonts w:ascii="Helvetica" w:eastAsia="Times New Roman" w:hAnsi="Helvetica" w:cs="Helvetica"/>
+          <w:b/>
+          <w:bCs/>
           <w:color w:val="212121"/>
           <w:sz w:val="29"/>
           <w:szCs w:val="29"/>
         </w:rPr>
-        <w:t xml:space="preserve">Professional Data </w:t>
+        <w:t>Training</w:t>
+      </w:r>
+    </w:p>
+    <w:p>
+      <w:pPr>
+        <w:shd w:val="clear" w:color="auto" w:fill="FFFFFF"/>
+        <w:spacing w:after="0" w:line="240" w:lineRule="auto"/>
+        <w:rPr>
+          <w:rFonts w:ascii="Helvetica" w:eastAsia="Times New Roman" w:hAnsi="Helvetica" w:cs="Helvetica"/>
+          <w:color w:val="212121"/>
+          <w:sz w:val="26"/>
+          <w:szCs w:val="26"/>
+        </w:rPr>
+      </w:pPr>
+    </w:p>
+    <w:p>
+      <w:pPr>
+        <w:shd w:val="clear" w:color="auto" w:fill="FFFFFF"/>
+        <w:spacing w:after="0" w:line="240" w:lineRule="auto"/>
+        <w:rPr>
+          <w:rFonts w:ascii="Helvetica" w:eastAsia="Times New Roman" w:hAnsi="Helvetica" w:cs="Helvetica"/>
+          <w:color w:val="212121"/>
+          <w:sz w:val="24"/>
+          <w:szCs w:val="24"/>
+        </w:rPr>
+      </w:pPr>
+      <w:r>
+        <w:rPr>
+          <w:rFonts w:ascii="Helvetica" w:eastAsia="Times New Roman" w:hAnsi="Helvetica" w:cs="Helvetica"/>
+          <w:color w:val="212121"/>
+          <w:sz w:val="24"/>
+          <w:szCs w:val="24"/>
+        </w:rPr>
+        <w:t>Udemy LLM Engineering March 2025</w:t>
+      </w:r>
+      <w:r>
+        <w:rPr>
+          <w:rFonts w:ascii="Helvetica" w:eastAsia="Times New Roman" w:hAnsi="Helvetica" w:cs="Helvetica"/>
+          <w:color w:val="212121"/>
+          <w:sz w:val="24"/>
+          <w:szCs w:val="24"/>
+        </w:rPr>
+        <w:br/>
+      </w:r>
+      <w:proofErr w:type="spellStart"/>
+      <w:r>
+        <w:rPr>
+          <w:rFonts w:ascii="Helvetica" w:eastAsia="Times New Roman" w:hAnsi="Helvetica" w:cs="Helvetica"/>
+          <w:color w:val="212121"/>
+          <w:sz w:val="24"/>
+          <w:szCs w:val="24"/>
+        </w:rPr>
+        <w:t>Dagster</w:t>
+      </w:r>
+      <w:proofErr w:type="spellEnd"/>
+      <w:r>
+        <w:rPr>
+          <w:rFonts w:ascii="Helvetica" w:eastAsia="Times New Roman" w:hAnsi="Helvetica" w:cs="Helvetica"/>
+          <w:color w:val="212121"/>
+          <w:sz w:val="24"/>
+          <w:szCs w:val="24"/>
+        </w:rPr>
+        <w:t xml:space="preserve"> </w:t>
       </w:r>
       <w:proofErr w:type="gramStart"/>
       <w:r>
         <w:rPr>
           <w:rFonts w:ascii="Helvetica" w:eastAsia="Times New Roman" w:hAnsi="Helvetica" w:cs="Helvetica"/>
           <w:color w:val="212121"/>
-          <w:sz w:val="29"/>
-          <w:szCs w:val="29"/>
-        </w:rPr>
-        <w:t>Engineer  August</w:t>
+          <w:sz w:val="24"/>
+          <w:szCs w:val="24"/>
+        </w:rPr>
+        <w:t>Essentials  May</w:t>
       </w:r>
       <w:proofErr w:type="gramEnd"/>
       <w:r>
         <w:rPr>
           <w:rFonts w:ascii="Helvetica" w:eastAsia="Times New Roman" w:hAnsi="Helvetica" w:cs="Helvetica"/>
           <w:color w:val="212121"/>
-          <w:sz w:val="29"/>
-          <w:szCs w:val="29"/>
+          <w:sz w:val="24"/>
+          <w:szCs w:val="24"/>
         </w:rPr>
         <w:t xml:space="preserve"> 2025</w:t>
       </w:r>
@@ -5625,155 +5754,18 @@
         <w:spacing w:after="0" w:line="240" w:lineRule="auto"/>
         <w:rPr>
           <w:rFonts w:ascii="Helvetica" w:eastAsia="Times New Roman" w:hAnsi="Helvetica" w:cs="Helvetica"/>
-          <w:b/>
-          <w:bCs/>
-          <w:color w:val="212121"/>
-          <w:sz w:val="29"/>
-          <w:szCs w:val="29"/>
-        </w:rPr>
-      </w:pPr>
-    </w:p>
-    <w:p>
-      <w:pPr>
-        <w:shd w:val="clear" w:color="auto" w:fill="FFFFFF"/>
-        <w:spacing w:after="0" w:line="240" w:lineRule="auto"/>
-        <w:rPr>
-          <w:rFonts w:ascii="Helvetica" w:eastAsia="Times New Roman" w:hAnsi="Helvetica" w:cs="Helvetica"/>
-          <w:b/>
-          <w:bCs/>
-          <w:color w:val="212121"/>
-          <w:sz w:val="29"/>
-          <w:szCs w:val="29"/>
-        </w:rPr>
-      </w:pPr>
-    </w:p>
-    <w:p>
-      <w:pPr>
-        <w:shd w:val="clear" w:color="auto" w:fill="FFFFFF"/>
-        <w:spacing w:after="0" w:line="240" w:lineRule="auto"/>
-        <w:rPr>
-          <w:rFonts w:ascii="Helvetica" w:eastAsia="Times New Roman" w:hAnsi="Helvetica" w:cs="Helvetica"/>
-          <w:b/>
-          <w:bCs/>
-          <w:color w:val="212121"/>
-          <w:sz w:val="29"/>
-          <w:szCs w:val="29"/>
-        </w:rPr>
-      </w:pPr>
-      <w:r>
-        <w:rPr>
-          <w:rFonts w:ascii="Helvetica" w:eastAsia="Times New Roman" w:hAnsi="Helvetica" w:cs="Helvetica"/>
-          <w:b/>
-          <w:bCs/>
-          <w:color w:val="212121"/>
-          <w:sz w:val="29"/>
-          <w:szCs w:val="29"/>
-        </w:rPr>
-        <w:t>Training</w:t>
-      </w:r>
-    </w:p>
-    <w:p>
-      <w:pPr>
-        <w:shd w:val="clear" w:color="auto" w:fill="FFFFFF"/>
-        <w:spacing w:after="0" w:line="240" w:lineRule="auto"/>
-        <w:rPr>
-          <w:rFonts w:ascii="Helvetica" w:eastAsia="Times New Roman" w:hAnsi="Helvetica" w:cs="Helvetica"/>
-          <w:color w:val="212121"/>
-          <w:sz w:val="26"/>
-          <w:szCs w:val="26"/>
-        </w:rPr>
-      </w:pPr>
-    </w:p>
-    <w:p>
-      <w:pPr>
-        <w:shd w:val="clear" w:color="auto" w:fill="FFFFFF"/>
-        <w:spacing w:after="0" w:line="240" w:lineRule="auto"/>
-        <w:rPr>
-          <w:rFonts w:ascii="Times New Roman" w:eastAsia="Times New Roman" w:hAnsi="Times New Roman" w:cs="Times New Roman"/>
-          <w:sz w:val="24"/>
-          <w:szCs w:val="24"/>
-        </w:rPr>
-      </w:pPr>
-      <w:r>
-        <w:rPr>
-          <w:rFonts w:ascii="Helvetica" w:eastAsia="Times New Roman" w:hAnsi="Helvetica" w:cs="Helvetica"/>
-          <w:b/>
-          <w:bCs/>
-          <w:color w:val="212121"/>
-          <w:sz w:val="26"/>
-          <w:szCs w:val="26"/>
-        </w:rPr>
-        <w:t>Udemy</w:t>
-      </w:r>
-      <w:r>
-        <w:rPr>
-          <w:rFonts w:ascii="Helvetica" w:eastAsia="Times New Roman" w:hAnsi="Helvetica" w:cs="Helvetica"/>
-          <w:color w:val="212121"/>
-          <w:sz w:val="26"/>
-          <w:szCs w:val="26"/>
-        </w:rPr>
-        <w:t xml:space="preserve">  </w:t>
-      </w:r>
-      <w:r>
-        <w:rPr>
-          <w:rFonts w:ascii="Helvetica" w:eastAsia="Times New Roman" w:hAnsi="Helvetica" w:cs="Helvetica"/>
-          <w:color w:val="212121"/>
-          <w:sz w:val="26"/>
-          <w:szCs w:val="26"/>
-        </w:rPr>
-        <w:br/>
-      </w:r>
-      <w:r>
-        <w:rPr>
-          <w:rFonts w:ascii="Helvetica" w:eastAsia="Times New Roman" w:hAnsi="Helvetica" w:cs="Helvetica"/>
-          <w:color w:val="212121"/>
-          <w:sz w:val="26"/>
-          <w:szCs w:val="26"/>
-        </w:rPr>
-        <w:t>LLM Engineering March 2025</w:t>
-      </w:r>
-      <w:r>
-        <w:rPr>
-          <w:rFonts w:ascii="Helvetica" w:eastAsia="Times New Roman" w:hAnsi="Helvetica" w:cs="Helvetica"/>
-          <w:color w:val="212121"/>
-          <w:sz w:val="26"/>
-          <w:szCs w:val="26"/>
-        </w:rPr>
-        <w:br/>
-      </w:r>
-      <w:r>
-        <w:rPr>
-          <w:rFonts w:ascii="Times New Roman" w:eastAsia="Times New Roman" w:hAnsi="Times New Roman" w:cs="Times New Roman"/>
-          <w:sz w:val="24"/>
-          <w:szCs w:val="24"/>
-        </w:rPr>
-        <w:pict w14:anchorId="63B09902">
-          <v:rect id="_x0000_i1030" style="width:0;height:0" o:hralign="center" o:hrstd="t" o:hrnoshade="t" o:hr="t" fillcolor="#212121" stroked="f"/>
-        </w:pict>
-      </w:r>
-    </w:p>
-    <w:p>
-      <w:pPr>
-        <w:shd w:val="clear" w:color="auto" w:fill="FFFFFF"/>
-        <w:spacing w:after="0" w:line="240" w:lineRule="auto"/>
-        <w:rPr>
-          <w:rFonts w:ascii="Helvetica" w:eastAsia="Times New Roman" w:hAnsi="Helvetica" w:cs="Helvetica"/>
-          <w:b/>
-          <w:bCs/>
-          <w:color w:val="212121"/>
-          <w:sz w:val="26"/>
-          <w:szCs w:val="26"/>
+          <w:color w:val="212121"/>
+          <w:sz w:val="24"/>
+          <w:szCs w:val="24"/>
         </w:rPr>
       </w:pPr>
       <w:proofErr w:type="spellStart"/>
       <w:r>
         <w:rPr>
           <w:rFonts w:ascii="Helvetica" w:eastAsia="Times New Roman" w:hAnsi="Helvetica" w:cs="Helvetica"/>
-          <w:b/>
-          <w:bCs/>
-          <w:color w:val="212121"/>
-          <w:sz w:val="26"/>
-          <w:szCs w:val="26"/>
+          <w:color w:val="212121"/>
+          <w:sz w:val="24"/>
+          <w:szCs w:val="24"/>
         </w:rPr>
         <w:t>Dagster</w:t>
       </w:r>
@@ -5781,33 +5773,28 @@
       <w:r>
         <w:rPr>
           <w:rFonts w:ascii="Helvetica" w:eastAsia="Times New Roman" w:hAnsi="Helvetica" w:cs="Helvetica"/>
-          <w:b/>
-          <w:bCs/>
-          <w:color w:val="212121"/>
-          <w:sz w:val="26"/>
-          <w:szCs w:val="26"/>
-        </w:rPr>
-        <w:t xml:space="preserve"> University</w:t>
-      </w:r>
-    </w:p>
-    <w:p>
-      <w:pPr>
-        <w:shd w:val="clear" w:color="auto" w:fill="FFFFFF"/>
-        <w:spacing w:after="0" w:line="240" w:lineRule="auto"/>
-        <w:rPr>
-          <w:rFonts w:ascii="Helvetica" w:eastAsia="Times New Roman" w:hAnsi="Helvetica" w:cs="Helvetica"/>
-          <w:color w:val="212121"/>
-          <w:sz w:val="26"/>
-          <w:szCs w:val="26"/>
-        </w:rPr>
-      </w:pPr>
+          <w:color w:val="212121"/>
+          <w:sz w:val="24"/>
+          <w:szCs w:val="24"/>
+        </w:rPr>
+        <w:t xml:space="preserve"> </w:t>
+      </w:r>
+      <w:r>
+        <w:rPr>
+          <w:rFonts w:ascii="Helvetica" w:eastAsia="Times New Roman" w:hAnsi="Helvetica" w:cs="Helvetica"/>
+          <w:color w:val="212121"/>
+          <w:sz w:val="24"/>
+          <w:szCs w:val="24"/>
+        </w:rPr>
+        <w:t xml:space="preserve">Testing with </w:t>
+      </w:r>
       <w:proofErr w:type="spellStart"/>
       <w:r>
         <w:rPr>
           <w:rFonts w:ascii="Helvetica" w:eastAsia="Times New Roman" w:hAnsi="Helvetica" w:cs="Helvetica"/>
           <w:color w:val="212121"/>
-          <w:sz w:val="26"/>
-          <w:szCs w:val="26"/>
+          <w:sz w:val="24"/>
+          <w:szCs w:val="24"/>
         </w:rPr>
         <w:t>Dagster</w:t>
       </w:r>
@@ -5816,69 +5803,8 @@
         <w:rPr>
           <w:rFonts w:ascii="Helvetica" w:eastAsia="Times New Roman" w:hAnsi="Helvetica" w:cs="Helvetica"/>
           <w:color w:val="212121"/>
-          <w:sz w:val="26"/>
-          <w:szCs w:val="26"/>
-        </w:rPr>
-        <w:t xml:space="preserve"> </w:t>
-      </w:r>
-      <w:proofErr w:type="gramStart"/>
-      <w:r>
-        <w:rPr>
-          <w:rFonts w:ascii="Helvetica" w:eastAsia="Times New Roman" w:hAnsi="Helvetica" w:cs="Helvetica"/>
-          <w:color w:val="212121"/>
-          <w:sz w:val="26"/>
-          <w:szCs w:val="26"/>
-        </w:rPr>
-        <w:t>Essentials  May</w:t>
-      </w:r>
-      <w:proofErr w:type="gramEnd"/>
-      <w:r>
-        <w:rPr>
-          <w:rFonts w:ascii="Helvetica" w:eastAsia="Times New Roman" w:hAnsi="Helvetica" w:cs="Helvetica"/>
-          <w:color w:val="212121"/>
-          <w:sz w:val="26"/>
-          <w:szCs w:val="26"/>
-        </w:rPr>
-        <w:t xml:space="preserve"> 2025</w:t>
-      </w:r>
-    </w:p>
-    <w:p>
-      <w:pPr>
-        <w:shd w:val="clear" w:color="auto" w:fill="FFFFFF"/>
-        <w:spacing w:after="0" w:line="240" w:lineRule="auto"/>
-        <w:rPr>
-          <w:rFonts w:ascii="Helvetica" w:eastAsia="Times New Roman" w:hAnsi="Helvetica" w:cs="Helvetica"/>
-          <w:color w:val="212121"/>
-          <w:sz w:val="26"/>
-          <w:szCs w:val="26"/>
-        </w:rPr>
-      </w:pPr>
-      <w:r>
-        <w:rPr>
-          <w:rFonts w:ascii="Helvetica" w:eastAsia="Times New Roman" w:hAnsi="Helvetica" w:cs="Helvetica"/>
-          <w:color w:val="212121"/>
-          <w:sz w:val="26"/>
-          <w:szCs w:val="26"/>
-        </w:rPr>
-        <w:t xml:space="preserve">Testing with </w:t>
-      </w:r>
-      <w:proofErr w:type="spellStart"/>
-      <w:r>
-        <w:rPr>
-          <w:rFonts w:ascii="Helvetica" w:eastAsia="Times New Roman" w:hAnsi="Helvetica" w:cs="Helvetica"/>
-          <w:color w:val="212121"/>
-          <w:sz w:val="26"/>
-          <w:szCs w:val="26"/>
-        </w:rPr>
-        <w:t>Dagster</w:t>
-      </w:r>
-      <w:proofErr w:type="spellEnd"/>
-      <w:r>
-        <w:rPr>
-          <w:rFonts w:ascii="Helvetica" w:eastAsia="Times New Roman" w:hAnsi="Helvetica" w:cs="Helvetica"/>
-          <w:color w:val="212121"/>
-          <w:sz w:val="26"/>
-          <w:szCs w:val="26"/>
+          <w:sz w:val="24"/>
+          <w:szCs w:val="24"/>
         </w:rPr>
         <w:t xml:space="preserve"> June 2026</w:t>
       </w:r>
@@ -5886,8 +5812,8 @@
         <w:rPr>
           <w:rFonts w:ascii="Helvetica" w:eastAsia="Times New Roman" w:hAnsi="Helvetica" w:cs="Helvetica"/>
           <w:color w:val="212121"/>
-          <w:sz w:val="26"/>
-          <w:szCs w:val="26"/>
+          <w:sz w:val="24"/>
+          <w:szCs w:val="24"/>
         </w:rPr>
         <w:br/>
       </w:r>
